--- a/informe practica 01.docx
+++ b/informe practica 01.docx
@@ -814,19 +814,7 @@
                               <w:rPr>
                                 <w:lang w:val="es-PE"/>
                               </w:rPr>
-                              <w:t>___________</w:t>
-                            </w:r>
-                            <w:r>
-                              <w:rPr>
-                                <w:lang w:val="es-PE"/>
-                              </w:rPr>
-                              <w:t>Tacna</w:t>
-                            </w:r>
-                            <w:r>
-                              <w:rPr>
-                                <w:lang w:val="es-PE"/>
-                              </w:rPr>
-                              <w:t>______________</w:t>
+                              <w:t>___________Tacna______________</w:t>
                             </w:r>
                           </w:p>
                         </w:txbxContent>
@@ -884,19 +872,7 @@
                         <w:rPr>
                           <w:lang w:val="es-PE"/>
                         </w:rPr>
-                        <w:t>___________</w:t>
-                      </w:r>
-                      <w:r>
-                        <w:rPr>
-                          <w:lang w:val="es-PE"/>
-                        </w:rPr>
-                        <w:t>Tacna</w:t>
-                      </w:r>
-                      <w:r>
-                        <w:rPr>
-                          <w:lang w:val="es-PE"/>
-                        </w:rPr>
-                        <w:t>______________</w:t>
+                        <w:t>___________Tacna______________</w:t>
                       </w:r>
                     </w:p>
                   </w:txbxContent>
@@ -5315,7 +5291,7 @@
                 <w:szCs w:val="18"/>
                 <w:lang w:val="es-MX"/>
               </w:rPr>
-              <w:t>Configura correctamente un proyecto en Android Studio</w:t>
+              <w:t>Define principales conceptos de Big Data.</w:t>
             </w:r>
           </w:p>
         </w:tc>
@@ -5550,7 +5526,7 @@
                 <w:szCs w:val="18"/>
                 <w:lang w:val="es-MX"/>
               </w:rPr>
-              <w:t>Usa componentes básicos de Java (clases, objetos, herencia)</w:t>
+              <w:t>Define las fuentes de generación de datos masivos.</w:t>
             </w:r>
           </w:p>
         </w:tc>
@@ -5774,7 +5750,7 @@
                 <w:szCs w:val="18"/>
                 <w:lang w:val="es-MX"/>
               </w:rPr>
-              <w:t>Emplea el emulador y dispositivos físicos para pruebas</w:t>
+              <w:t>Investiga el impacto del Big Data en la toma de decisiones empresariales</w:t>
             </w:r>
           </w:p>
         </w:tc>
@@ -6010,7 +5986,7 @@
                 <w:sz w:val="18"/>
                 <w:szCs w:val="18"/>
               </w:rPr>
-              <w:t>Maneja errores y depura aplicaciones en Android Studio</w:t>
+              <w:t>Describe la arquitectura Big Data.</w:t>
             </w:r>
           </w:p>
         </w:tc>
@@ -6236,7 +6212,7 @@
                 <w:szCs w:val="18"/>
                 <w:lang w:val="es-MX"/>
               </w:rPr>
-              <w:t>Implementa estructuras de control y lógica condicional en Java</w:t>
+              <w:t>Define y estudia los sistemas de archivos distribuidos GFS y HDFS</w:t>
             </w:r>
           </w:p>
         </w:tc>
@@ -6473,7 +6449,7 @@
                 <w:szCs w:val="18"/>
                 <w:lang w:val="es-MX"/>
               </w:rPr>
-              <w:t xml:space="preserve">Crea </w:t>
+              <w:t xml:space="preserve">Crea bases de datos NoSQL (MongoDB, Apache </w:t>
             </w:r>
             <w:proofErr w:type="spellStart"/>
             <w:r>
@@ -6484,7 +6460,7 @@
                 <w:szCs w:val="18"/>
                 <w:lang w:val="es-MX"/>
               </w:rPr>
-              <w:t>layouts</w:t>
+              <w:t>Cassandra</w:t>
             </w:r>
             <w:proofErr w:type="spellEnd"/>
             <w:r>
@@ -6495,7 +6471,7 @@
                 <w:szCs w:val="18"/>
                 <w:lang w:val="es-MX"/>
               </w:rPr>
-              <w:t xml:space="preserve"> utilizando XML y el editor visual</w:t>
+              <w:t>, etc.)</w:t>
             </w:r>
           </w:p>
         </w:tc>
@@ -6721,7 +6697,7 @@
                 <w:szCs w:val="18"/>
                 <w:lang w:val="es-MX"/>
               </w:rPr>
-              <w:t>Aplica principios de diseño responsivo y Material3</w:t>
+              <w:t>Investiga los tipos de almacenamiento en la nube.</w:t>
             </w:r>
           </w:p>
         </w:tc>
@@ -6948,7 +6924,7 @@
                 <w:szCs w:val="18"/>
                 <w:lang w:val="es-MX"/>
               </w:rPr>
-              <w:t xml:space="preserve">Usa componentes UI como </w:t>
+              <w:t xml:space="preserve">Estudia los </w:t>
             </w:r>
             <w:proofErr w:type="spellStart"/>
             <w:r>
@@ -6959,7 +6935,7 @@
                 <w:szCs w:val="18"/>
                 <w:lang w:val="es-MX"/>
               </w:rPr>
-              <w:t>Buttons</w:t>
+              <w:t>Frameworks</w:t>
             </w:r>
             <w:proofErr w:type="spellEnd"/>
             <w:r>
@@ -6970,7 +6946,7 @@
                 <w:szCs w:val="18"/>
                 <w:lang w:val="es-MX"/>
               </w:rPr>
-              <w:t xml:space="preserve">, </w:t>
+              <w:t xml:space="preserve"> de procesamiento de datos Hadoop </w:t>
             </w:r>
             <w:proofErr w:type="spellStart"/>
             <w:r>
@@ -6981,7 +6957,7 @@
                 <w:szCs w:val="18"/>
                 <w:lang w:val="es-MX"/>
               </w:rPr>
-              <w:t>EditTexts</w:t>
+              <w:t>Spark</w:t>
             </w:r>
             <w:proofErr w:type="spellEnd"/>
             <w:r>
@@ -6992,7 +6968,7 @@
                 <w:szCs w:val="18"/>
                 <w:lang w:val="es-MX"/>
               </w:rPr>
-              <w:t xml:space="preserve">, </w:t>
+              <w:t xml:space="preserve"> y </w:t>
             </w:r>
             <w:proofErr w:type="spellStart"/>
             <w:r>
@@ -7003,9 +6979,19 @@
                 <w:szCs w:val="18"/>
                 <w:lang w:val="es-MX"/>
               </w:rPr>
-              <w:t>RecyclerView</w:t>
+              <w:t>Flink</w:t>
             </w:r>
             <w:proofErr w:type="spellEnd"/>
+            <w:r>
+              <w:rPr>
+                <w:rFonts w:cs="Arial"/>
+                <w:b w:val="0"/>
+                <w:sz w:val="18"/>
+                <w:szCs w:val="18"/>
+                <w:lang w:val="es-MX"/>
+              </w:rPr>
+              <w:t>.</w:t>
+            </w:r>
           </w:p>
         </w:tc>
         <w:tc>
@@ -7219,7 +7205,7 @@
                 <w:szCs w:val="18"/>
                 <w:lang w:val="es-MX"/>
               </w:rPr>
-              <w:t>Integra íconos, fuentes personalizadas y estilos</w:t>
+              <w:t>Describe los conceptos y principios de MapReduce.</w:t>
             </w:r>
           </w:p>
         </w:tc>
@@ -7445,29 +7431,7 @@
                 <w:szCs w:val="18"/>
                 <w:lang w:val="es-MX"/>
               </w:rPr>
-              <w:t xml:space="preserve">Maneja eventos y </w:t>
-            </w:r>
-            <w:proofErr w:type="spellStart"/>
-            <w:r>
-              <w:rPr>
-                <w:rFonts w:cs="Arial"/>
-                <w:b w:val="0"/>
-                <w:sz w:val="18"/>
-                <w:szCs w:val="18"/>
-                <w:lang w:val="es-MX"/>
-              </w:rPr>
-              <w:t>listeners</w:t>
-            </w:r>
-            <w:proofErr w:type="spellEnd"/>
-            <w:r>
-              <w:rPr>
-                <w:rFonts w:cs="Arial"/>
-                <w:b w:val="0"/>
-                <w:sz w:val="18"/>
-                <w:szCs w:val="18"/>
-                <w:lang w:val="es-MX"/>
-              </w:rPr>
-              <w:t xml:space="preserve"> asociados a los elementos de la interfaz</w:t>
+              <w:t>Investiga y describe las tendencias emergentes en Big Data.</w:t>
             </w:r>
           </w:p>
         </w:tc>
@@ -7704,20 +7668,8 @@
                 <w:szCs w:val="18"/>
                 <w:lang w:val="es-MX"/>
               </w:rPr>
-              <w:t xml:space="preserve">Crea bases de datos y tablas usando </w:t>
-            </w:r>
-            <w:proofErr w:type="spellStart"/>
-            <w:r>
-              <w:rPr>
-                <w:rFonts w:cs="Arial"/>
-                <w:b w:val="0"/>
-                <w:sz w:val="18"/>
-                <w:szCs w:val="18"/>
-                <w:lang w:val="es-MX"/>
-              </w:rPr>
-              <w:t>SQLiteOpenHelper</w:t>
-            </w:r>
-            <w:proofErr w:type="spellEnd"/>
+              <w:t>Conoce las consideraciones éticas y legales en el manejo de datos masivos.</w:t>
+            </w:r>
           </w:p>
         </w:tc>
         <w:tc>
@@ -7945,78 +7897,46 @@
                 <w:lang w:val="es-MX"/>
               </w:rPr>
             </w:pPr>
-            <w:r>
-              <w:rPr>
-                <w:rFonts w:cs="Arial"/>
-                <w:b w:val="0"/>
-                <w:sz w:val="18"/>
-                <w:szCs w:val="18"/>
-                <w:lang w:val="es-MX"/>
-              </w:rPr>
-              <w:t>Inserta, consulta, actualiza y elimina datos desde la app</w:t>
-            </w:r>
-          </w:p>
-        </w:tc>
-        <w:tc>
-          <w:tcPr>
-            <w:tcW w:w="525" w:type="dxa"/>
-            <w:vAlign w:val="center"/>
-          </w:tcPr>
-          <w:p>
-            <w:pPr>
-              <w:tabs>
-                <w:tab w:val="left" w:pos="1000"/>
-              </w:tabs>
-              <w:spacing w:line="360" w:lineRule="auto"/>
-              <w:jc w:val="center"/>
-              <w:rPr>
-                <w:sz w:val="18"/>
-                <w:szCs w:val="18"/>
-                <w:lang w:val="es-MX"/>
-              </w:rPr>
-            </w:pPr>
-            <w:r>
-              <w:rPr>
-                <w:rFonts w:eastAsiaTheme="minorHAnsi" w:cs="Arial"/>
-                <w:b w:val="0"/>
-                <w:bCs w:val="0"/>
-                <w:sz w:val="18"/>
-                <w:szCs w:val="18"/>
-                <w:lang w:val="es-PE" w:eastAsia="en-US"/>
-              </w:rPr>
-              <w:t>X</w:t>
-            </w:r>
-          </w:p>
-        </w:tc>
-        <w:tc>
-          <w:tcPr>
-            <w:tcW w:w="525" w:type="dxa"/>
-            <w:vAlign w:val="center"/>
-          </w:tcPr>
-          <w:p>
-            <w:pPr>
-              <w:tabs>
-                <w:tab w:val="left" w:pos="1000"/>
-              </w:tabs>
-              <w:spacing w:line="360" w:lineRule="auto"/>
-              <w:jc w:val="center"/>
-              <w:rPr>
-                <w:sz w:val="18"/>
-                <w:szCs w:val="18"/>
-                <w:lang w:val="es-MX"/>
-              </w:rPr>
-            </w:pPr>
-            <w:r>
-              <w:rPr>
-                <w:rFonts w:eastAsiaTheme="minorHAnsi" w:cs="Arial"/>
-                <w:b w:val="0"/>
-                <w:bCs w:val="0"/>
-                <w:sz w:val="18"/>
-                <w:szCs w:val="18"/>
-                <w:lang w:val="es-PE" w:eastAsia="en-US"/>
-              </w:rPr>
-              <w:t>X</w:t>
-            </w:r>
+          </w:p>
+        </w:tc>
+        <w:tc>
+          <w:tcPr>
+            <w:tcW w:w="525" w:type="dxa"/>
+            <w:vAlign w:val="center"/>
+          </w:tcPr>
+          <w:p>
+            <w:pPr>
+              <w:tabs>
+                <w:tab w:val="left" w:pos="1000"/>
+              </w:tabs>
+              <w:spacing w:line="360" w:lineRule="auto"/>
+              <w:jc w:val="center"/>
+              <w:rPr>
+                <w:sz w:val="18"/>
+                <w:szCs w:val="18"/>
+                <w:lang w:val="es-MX"/>
+              </w:rPr>
+            </w:pPr>
+          </w:p>
+        </w:tc>
+        <w:tc>
+          <w:tcPr>
+            <w:tcW w:w="525" w:type="dxa"/>
+            <w:vAlign w:val="center"/>
+          </w:tcPr>
+          <w:p>
+            <w:pPr>
+              <w:tabs>
+                <w:tab w:val="left" w:pos="1000"/>
+              </w:tabs>
+              <w:spacing w:line="360" w:lineRule="auto"/>
+              <w:jc w:val="center"/>
+              <w:rPr>
+                <w:sz w:val="18"/>
+                <w:szCs w:val="18"/>
+                <w:lang w:val="es-MX"/>
+              </w:rPr>
+            </w:pPr>
           </w:p>
         </w:tc>
         <w:tc>
@@ -8076,17 +7996,6 @@
                 <w:lang w:val="es-MX"/>
               </w:rPr>
             </w:pPr>
-            <w:r>
-              <w:rPr>
-                <w:rFonts w:eastAsiaTheme="minorHAnsi" w:cs="Arial"/>
-                <w:b w:val="0"/>
-                <w:bCs w:val="0"/>
-                <w:sz w:val="18"/>
-                <w:szCs w:val="18"/>
-                <w:lang w:val="es-PE" w:eastAsia="en-US"/>
-              </w:rPr>
-              <w:t>2</w:t>
-            </w:r>
           </w:p>
         </w:tc>
         <w:tc>
@@ -8106,17 +8015,6 @@
                 <w:lang w:val="es-MX"/>
               </w:rPr>
             </w:pPr>
-            <w:r>
-              <w:rPr>
-                <w:rFonts w:eastAsiaTheme="minorHAnsi" w:cs="Arial"/>
-                <w:b w:val="0"/>
-                <w:bCs w:val="0"/>
-                <w:sz w:val="18"/>
-                <w:szCs w:val="18"/>
-                <w:lang w:val="es-PE" w:eastAsia="en-US"/>
-              </w:rPr>
-              <w:t>X</w:t>
-            </w:r>
           </w:p>
         </w:tc>
       </w:tr>
@@ -8171,109 +8069,66 @@
                 <w:lang w:val="es-MX"/>
               </w:rPr>
             </w:pPr>
-            <w:r>
-              <w:rPr>
-                <w:rFonts w:cs="Arial"/>
-                <w:b w:val="0"/>
-                <w:sz w:val="18"/>
-                <w:szCs w:val="18"/>
-                <w:lang w:val="es-MX"/>
-              </w:rPr>
-              <w:t>Diseña formularios para ingresar y visualizar datos</w:t>
-            </w:r>
-          </w:p>
-        </w:tc>
-        <w:tc>
-          <w:tcPr>
-            <w:tcW w:w="525" w:type="dxa"/>
-            <w:vAlign w:val="center"/>
-          </w:tcPr>
-          <w:p>
-            <w:pPr>
-              <w:tabs>
-                <w:tab w:val="left" w:pos="1000"/>
-              </w:tabs>
-              <w:spacing w:line="360" w:lineRule="auto"/>
-              <w:jc w:val="center"/>
-              <w:rPr>
-                <w:sz w:val="18"/>
-                <w:szCs w:val="18"/>
-                <w:lang w:val="es-MX"/>
-              </w:rPr>
-            </w:pPr>
-            <w:r>
-              <w:rPr>
-                <w:rFonts w:eastAsiaTheme="minorHAnsi" w:cs="Arial"/>
-                <w:b w:val="0"/>
-                <w:bCs w:val="0"/>
-                <w:sz w:val="18"/>
-                <w:szCs w:val="18"/>
-                <w:lang w:val="es-PE" w:eastAsia="en-US"/>
-              </w:rPr>
-              <w:t>X</w:t>
-            </w:r>
-          </w:p>
-        </w:tc>
-        <w:tc>
-          <w:tcPr>
-            <w:tcW w:w="525" w:type="dxa"/>
-            <w:vAlign w:val="center"/>
-          </w:tcPr>
-          <w:p>
-            <w:pPr>
-              <w:tabs>
-                <w:tab w:val="left" w:pos="1000"/>
-              </w:tabs>
-              <w:spacing w:line="360" w:lineRule="auto"/>
-              <w:jc w:val="center"/>
-              <w:rPr>
-                <w:sz w:val="18"/>
-                <w:szCs w:val="18"/>
-                <w:lang w:val="es-MX"/>
-              </w:rPr>
-            </w:pPr>
-            <w:r>
-              <w:rPr>
-                <w:rFonts w:eastAsiaTheme="minorHAnsi" w:cs="Arial"/>
-                <w:b w:val="0"/>
-                <w:bCs w:val="0"/>
-                <w:sz w:val="18"/>
-                <w:szCs w:val="18"/>
-                <w:lang w:val="es-PE" w:eastAsia="en-US"/>
-              </w:rPr>
-              <w:t>X</w:t>
-            </w:r>
-          </w:p>
-        </w:tc>
-        <w:tc>
-          <w:tcPr>
-            <w:tcW w:w="525" w:type="dxa"/>
-            <w:vAlign w:val="center"/>
-          </w:tcPr>
-          <w:p>
-            <w:pPr>
-              <w:tabs>
-                <w:tab w:val="left" w:pos="1000"/>
-              </w:tabs>
-              <w:spacing w:line="360" w:lineRule="auto"/>
-              <w:jc w:val="center"/>
-              <w:rPr>
-                <w:sz w:val="18"/>
-                <w:szCs w:val="18"/>
-                <w:lang w:val="es-MX"/>
-              </w:rPr>
-            </w:pPr>
-            <w:r>
-              <w:rPr>
-                <w:rFonts w:eastAsiaTheme="minorHAnsi" w:cs="Arial"/>
-                <w:b w:val="0"/>
-                <w:bCs w:val="0"/>
-                <w:sz w:val="18"/>
-                <w:szCs w:val="18"/>
-                <w:lang w:val="es-PE" w:eastAsia="en-US"/>
-              </w:rPr>
-              <w:t>X</w:t>
-            </w:r>
+          </w:p>
+        </w:tc>
+        <w:tc>
+          <w:tcPr>
+            <w:tcW w:w="525" w:type="dxa"/>
+            <w:vAlign w:val="center"/>
+          </w:tcPr>
+          <w:p>
+            <w:pPr>
+              <w:tabs>
+                <w:tab w:val="left" w:pos="1000"/>
+              </w:tabs>
+              <w:spacing w:line="360" w:lineRule="auto"/>
+              <w:jc w:val="center"/>
+              <w:rPr>
+                <w:sz w:val="18"/>
+                <w:szCs w:val="18"/>
+                <w:lang w:val="es-MX"/>
+              </w:rPr>
+            </w:pPr>
+          </w:p>
+        </w:tc>
+        <w:tc>
+          <w:tcPr>
+            <w:tcW w:w="525" w:type="dxa"/>
+            <w:vAlign w:val="center"/>
+          </w:tcPr>
+          <w:p>
+            <w:pPr>
+              <w:tabs>
+                <w:tab w:val="left" w:pos="1000"/>
+              </w:tabs>
+              <w:spacing w:line="360" w:lineRule="auto"/>
+              <w:jc w:val="center"/>
+              <w:rPr>
+                <w:sz w:val="18"/>
+                <w:szCs w:val="18"/>
+                <w:lang w:val="es-MX"/>
+              </w:rPr>
+            </w:pPr>
+          </w:p>
+        </w:tc>
+        <w:tc>
+          <w:tcPr>
+            <w:tcW w:w="525" w:type="dxa"/>
+            <w:vAlign w:val="center"/>
+          </w:tcPr>
+          <w:p>
+            <w:pPr>
+              <w:tabs>
+                <w:tab w:val="left" w:pos="1000"/>
+              </w:tabs>
+              <w:spacing w:line="360" w:lineRule="auto"/>
+              <w:jc w:val="center"/>
+              <w:rPr>
+                <w:sz w:val="18"/>
+                <w:szCs w:val="18"/>
+                <w:lang w:val="es-MX"/>
+              </w:rPr>
+            </w:pPr>
           </w:p>
         </w:tc>
         <w:tc>
@@ -8313,17 +8168,6 @@
                 <w:lang w:val="es-MX"/>
               </w:rPr>
             </w:pPr>
-            <w:r>
-              <w:rPr>
-                <w:rFonts w:eastAsiaTheme="minorHAnsi" w:cs="Arial"/>
-                <w:b w:val="0"/>
-                <w:bCs w:val="0"/>
-                <w:sz w:val="18"/>
-                <w:szCs w:val="18"/>
-                <w:lang w:val="es-PE" w:eastAsia="en-US"/>
-              </w:rPr>
-              <w:t>1</w:t>
-            </w:r>
           </w:p>
         </w:tc>
         <w:tc>
@@ -8343,17 +8187,6 @@
                 <w:lang w:val="es-MX"/>
               </w:rPr>
             </w:pPr>
-            <w:r>
-              <w:rPr>
-                <w:rFonts w:eastAsiaTheme="minorHAnsi" w:cs="Arial"/>
-                <w:b w:val="0"/>
-                <w:bCs w:val="0"/>
-                <w:sz w:val="18"/>
-                <w:szCs w:val="18"/>
-                <w:lang w:val="es-PE" w:eastAsia="en-US"/>
-              </w:rPr>
-              <w:t>X</w:t>
-            </w:r>
           </w:p>
         </w:tc>
       </w:tr>
@@ -8408,78 +8241,46 @@
                 <w:lang w:val="es-MX"/>
               </w:rPr>
             </w:pPr>
-            <w:r>
-              <w:rPr>
-                <w:rFonts w:cs="Arial"/>
-                <w:b w:val="0"/>
-                <w:sz w:val="18"/>
-                <w:szCs w:val="18"/>
-                <w:lang w:val="es-MX"/>
-              </w:rPr>
-              <w:t>Implementa relaciones entre tablas si es necesario</w:t>
-            </w:r>
-          </w:p>
-        </w:tc>
-        <w:tc>
-          <w:tcPr>
-            <w:tcW w:w="525" w:type="dxa"/>
-            <w:vAlign w:val="center"/>
-          </w:tcPr>
-          <w:p>
-            <w:pPr>
-              <w:tabs>
-                <w:tab w:val="left" w:pos="1000"/>
-              </w:tabs>
-              <w:spacing w:line="360" w:lineRule="auto"/>
-              <w:jc w:val="center"/>
-              <w:rPr>
-                <w:sz w:val="18"/>
-                <w:szCs w:val="18"/>
-                <w:lang w:val="es-MX"/>
-              </w:rPr>
-            </w:pPr>
-            <w:r>
-              <w:rPr>
-                <w:rFonts w:eastAsiaTheme="minorHAnsi" w:cs="Arial"/>
-                <w:b w:val="0"/>
-                <w:bCs w:val="0"/>
-                <w:sz w:val="18"/>
-                <w:szCs w:val="18"/>
-                <w:lang w:val="es-PE" w:eastAsia="en-US"/>
-              </w:rPr>
-              <w:t>X</w:t>
-            </w:r>
-          </w:p>
-        </w:tc>
-        <w:tc>
-          <w:tcPr>
-            <w:tcW w:w="525" w:type="dxa"/>
-            <w:vAlign w:val="center"/>
-          </w:tcPr>
-          <w:p>
-            <w:pPr>
-              <w:tabs>
-                <w:tab w:val="left" w:pos="1000"/>
-              </w:tabs>
-              <w:spacing w:line="360" w:lineRule="auto"/>
-              <w:jc w:val="center"/>
-              <w:rPr>
-                <w:sz w:val="18"/>
-                <w:szCs w:val="18"/>
-                <w:lang w:val="es-MX"/>
-              </w:rPr>
-            </w:pPr>
-            <w:r>
-              <w:rPr>
-                <w:rFonts w:eastAsiaTheme="minorHAnsi" w:cs="Arial"/>
-                <w:b w:val="0"/>
-                <w:bCs w:val="0"/>
-                <w:sz w:val="18"/>
-                <w:szCs w:val="18"/>
-                <w:lang w:val="es-PE" w:eastAsia="en-US"/>
-              </w:rPr>
-              <w:t>X</w:t>
-            </w:r>
+          </w:p>
+        </w:tc>
+        <w:tc>
+          <w:tcPr>
+            <w:tcW w:w="525" w:type="dxa"/>
+            <w:vAlign w:val="center"/>
+          </w:tcPr>
+          <w:p>
+            <w:pPr>
+              <w:tabs>
+                <w:tab w:val="left" w:pos="1000"/>
+              </w:tabs>
+              <w:spacing w:line="360" w:lineRule="auto"/>
+              <w:jc w:val="center"/>
+              <w:rPr>
+                <w:sz w:val="18"/>
+                <w:szCs w:val="18"/>
+                <w:lang w:val="es-MX"/>
+              </w:rPr>
+            </w:pPr>
+          </w:p>
+        </w:tc>
+        <w:tc>
+          <w:tcPr>
+            <w:tcW w:w="525" w:type="dxa"/>
+            <w:vAlign w:val="center"/>
+          </w:tcPr>
+          <w:p>
+            <w:pPr>
+              <w:tabs>
+                <w:tab w:val="left" w:pos="1000"/>
+              </w:tabs>
+              <w:spacing w:line="360" w:lineRule="auto"/>
+              <w:jc w:val="center"/>
+              <w:rPr>
+                <w:sz w:val="18"/>
+                <w:szCs w:val="18"/>
+                <w:lang w:val="es-MX"/>
+              </w:rPr>
+            </w:pPr>
           </w:p>
         </w:tc>
         <w:tc>
@@ -8539,17 +8340,6 @@
                 <w:lang w:val="es-MX"/>
               </w:rPr>
             </w:pPr>
-            <w:r>
-              <w:rPr>
-                <w:rFonts w:eastAsiaTheme="minorHAnsi" w:cs="Arial"/>
-                <w:b w:val="0"/>
-                <w:bCs w:val="0"/>
-                <w:sz w:val="18"/>
-                <w:szCs w:val="18"/>
-                <w:lang w:val="es-PE" w:eastAsia="en-US"/>
-              </w:rPr>
-              <w:t>2</w:t>
-            </w:r>
           </w:p>
         </w:tc>
         <w:tc>
@@ -8569,17 +8359,6 @@
                 <w:lang w:val="es-MX"/>
               </w:rPr>
             </w:pPr>
-            <w:r>
-              <w:rPr>
-                <w:rFonts w:eastAsiaTheme="minorHAnsi" w:cs="Arial"/>
-                <w:b w:val="0"/>
-                <w:bCs w:val="0"/>
-                <w:sz w:val="18"/>
-                <w:szCs w:val="18"/>
-                <w:lang w:val="es-PE" w:eastAsia="en-US"/>
-              </w:rPr>
-              <w:t>X</w:t>
-            </w:r>
           </w:p>
         </w:tc>
       </w:tr>
@@ -8635,78 +8414,46 @@
                 <w:lang w:val="es-MX"/>
               </w:rPr>
             </w:pPr>
-            <w:r>
-              <w:rPr>
-                <w:rFonts w:ascii="Arial" w:hAnsi="Arial" w:cs="Arial"/>
-                <w:b w:val="0"/>
-                <w:sz w:val="18"/>
-                <w:szCs w:val="18"/>
-                <w:lang w:val="es-MX"/>
-              </w:rPr>
-              <w:t>Realiza consultas filtradas y ordenadas con SQL desde Android</w:t>
-            </w:r>
-          </w:p>
-        </w:tc>
-        <w:tc>
-          <w:tcPr>
-            <w:tcW w:w="525" w:type="dxa"/>
-            <w:vAlign w:val="center"/>
-          </w:tcPr>
-          <w:p>
-            <w:pPr>
-              <w:tabs>
-                <w:tab w:val="left" w:pos="1000"/>
-              </w:tabs>
-              <w:spacing w:line="360" w:lineRule="auto"/>
-              <w:jc w:val="center"/>
-              <w:rPr>
-                <w:sz w:val="18"/>
-                <w:szCs w:val="18"/>
-                <w:lang w:val="es-MX"/>
-              </w:rPr>
-            </w:pPr>
-            <w:r>
-              <w:rPr>
-                <w:rFonts w:eastAsiaTheme="minorHAnsi" w:cs="Arial"/>
-                <w:b w:val="0"/>
-                <w:bCs w:val="0"/>
-                <w:sz w:val="18"/>
-                <w:szCs w:val="18"/>
-                <w:lang w:val="es-PE" w:eastAsia="en-US"/>
-              </w:rPr>
-              <w:t>X</w:t>
-            </w:r>
-          </w:p>
-        </w:tc>
-        <w:tc>
-          <w:tcPr>
-            <w:tcW w:w="525" w:type="dxa"/>
-            <w:vAlign w:val="center"/>
-          </w:tcPr>
-          <w:p>
-            <w:pPr>
-              <w:tabs>
-                <w:tab w:val="left" w:pos="1000"/>
-              </w:tabs>
-              <w:spacing w:line="360" w:lineRule="auto"/>
-              <w:jc w:val="center"/>
-              <w:rPr>
-                <w:sz w:val="18"/>
-                <w:szCs w:val="18"/>
-                <w:lang w:val="es-MX"/>
-              </w:rPr>
-            </w:pPr>
-            <w:r>
-              <w:rPr>
-                <w:rFonts w:eastAsiaTheme="minorHAnsi" w:cs="Arial"/>
-                <w:b w:val="0"/>
-                <w:bCs w:val="0"/>
-                <w:sz w:val="18"/>
-                <w:szCs w:val="18"/>
-                <w:lang w:val="es-PE" w:eastAsia="en-US"/>
-              </w:rPr>
-              <w:t>X</w:t>
-            </w:r>
+          </w:p>
+        </w:tc>
+        <w:tc>
+          <w:tcPr>
+            <w:tcW w:w="525" w:type="dxa"/>
+            <w:vAlign w:val="center"/>
+          </w:tcPr>
+          <w:p>
+            <w:pPr>
+              <w:tabs>
+                <w:tab w:val="left" w:pos="1000"/>
+              </w:tabs>
+              <w:spacing w:line="360" w:lineRule="auto"/>
+              <w:jc w:val="center"/>
+              <w:rPr>
+                <w:sz w:val="18"/>
+                <w:szCs w:val="18"/>
+                <w:lang w:val="es-MX"/>
+              </w:rPr>
+            </w:pPr>
+          </w:p>
+        </w:tc>
+        <w:tc>
+          <w:tcPr>
+            <w:tcW w:w="525" w:type="dxa"/>
+            <w:vAlign w:val="center"/>
+          </w:tcPr>
+          <w:p>
+            <w:pPr>
+              <w:tabs>
+                <w:tab w:val="left" w:pos="1000"/>
+              </w:tabs>
+              <w:spacing w:line="360" w:lineRule="auto"/>
+              <w:jc w:val="center"/>
+              <w:rPr>
+                <w:sz w:val="18"/>
+                <w:szCs w:val="18"/>
+                <w:lang w:val="es-MX"/>
+              </w:rPr>
+            </w:pPr>
           </w:p>
         </w:tc>
         <w:tc>
@@ -8766,17 +8513,6 @@
                 <w:lang w:val="es-MX"/>
               </w:rPr>
             </w:pPr>
-            <w:r>
-              <w:rPr>
-                <w:rFonts w:eastAsiaTheme="minorHAnsi" w:cs="Arial"/>
-                <w:b w:val="0"/>
-                <w:bCs w:val="0"/>
-                <w:sz w:val="18"/>
-                <w:szCs w:val="18"/>
-                <w:lang w:val="es-PE" w:eastAsia="en-US"/>
-              </w:rPr>
-              <w:t>2</w:t>
-            </w:r>
           </w:p>
         </w:tc>
         <w:tc>
@@ -8796,17 +8532,6 @@
                 <w:lang w:val="es-MX"/>
               </w:rPr>
             </w:pPr>
-            <w:r>
-              <w:rPr>
-                <w:rFonts w:eastAsiaTheme="minorHAnsi" w:cs="Arial"/>
-                <w:b w:val="0"/>
-                <w:bCs w:val="0"/>
-                <w:sz w:val="18"/>
-                <w:szCs w:val="18"/>
-                <w:lang w:val="es-PE" w:eastAsia="en-US"/>
-              </w:rPr>
-              <w:t>X</w:t>
-            </w:r>
           </w:p>
         </w:tc>
       </w:tr>
@@ -8861,112 +8586,46 @@
                 <w:lang w:val="es-MX"/>
               </w:rPr>
             </w:pPr>
-            <w:r>
-              <w:rPr>
-                <w:rFonts w:ascii="Arial" w:hAnsi="Arial" w:cs="Arial"/>
-                <w:b w:val="0"/>
-                <w:sz w:val="18"/>
-                <w:szCs w:val="18"/>
-                <w:lang w:val="es-MX"/>
-              </w:rPr>
-              <w:t xml:space="preserve">Consume </w:t>
-            </w:r>
-            <w:proofErr w:type="spellStart"/>
-            <w:r>
-              <w:rPr>
-                <w:rFonts w:ascii="Arial" w:hAnsi="Arial" w:cs="Arial"/>
-                <w:b w:val="0"/>
-                <w:sz w:val="18"/>
-                <w:szCs w:val="18"/>
-                <w:lang w:val="es-MX"/>
-              </w:rPr>
-              <w:t>APIs</w:t>
-            </w:r>
-            <w:proofErr w:type="spellEnd"/>
-            <w:r>
-              <w:rPr>
-                <w:rFonts w:ascii="Arial" w:hAnsi="Arial" w:cs="Arial"/>
-                <w:b w:val="0"/>
-                <w:sz w:val="18"/>
-                <w:szCs w:val="18"/>
-                <w:lang w:val="es-MX"/>
-              </w:rPr>
-              <w:t xml:space="preserve"> REST usando bibliotecas como </w:t>
-            </w:r>
-            <w:proofErr w:type="spellStart"/>
-            <w:r>
-              <w:rPr>
-                <w:rFonts w:ascii="Arial" w:hAnsi="Arial" w:cs="Arial"/>
-                <w:b w:val="0"/>
-                <w:sz w:val="18"/>
-                <w:szCs w:val="18"/>
-                <w:lang w:val="es-MX"/>
-              </w:rPr>
-              <w:t>Retrofit</w:t>
-            </w:r>
-            <w:proofErr w:type="spellEnd"/>
-          </w:p>
-        </w:tc>
-        <w:tc>
-          <w:tcPr>
-            <w:tcW w:w="525" w:type="dxa"/>
-            <w:vAlign w:val="center"/>
-          </w:tcPr>
-          <w:p>
-            <w:pPr>
-              <w:tabs>
-                <w:tab w:val="left" w:pos="1000"/>
-              </w:tabs>
-              <w:spacing w:line="360" w:lineRule="auto"/>
-              <w:jc w:val="center"/>
-              <w:rPr>
-                <w:sz w:val="18"/>
-                <w:szCs w:val="18"/>
-                <w:lang w:val="es-MX"/>
-              </w:rPr>
-            </w:pPr>
-            <w:r>
-              <w:rPr>
-                <w:rFonts w:eastAsiaTheme="minorHAnsi" w:cs="Arial"/>
-                <w:b w:val="0"/>
-                <w:bCs w:val="0"/>
-                <w:sz w:val="18"/>
-                <w:szCs w:val="18"/>
-                <w:lang w:val="es-PE" w:eastAsia="en-US"/>
-              </w:rPr>
-              <w:t>X</w:t>
-            </w:r>
-          </w:p>
-        </w:tc>
-        <w:tc>
-          <w:tcPr>
-            <w:tcW w:w="525" w:type="dxa"/>
-            <w:vAlign w:val="center"/>
-          </w:tcPr>
-          <w:p>
-            <w:pPr>
-              <w:tabs>
-                <w:tab w:val="left" w:pos="1000"/>
-              </w:tabs>
-              <w:spacing w:line="360" w:lineRule="auto"/>
-              <w:jc w:val="center"/>
-              <w:rPr>
-                <w:sz w:val="18"/>
-                <w:szCs w:val="18"/>
-                <w:lang w:val="es-MX"/>
-              </w:rPr>
-            </w:pPr>
-            <w:r>
-              <w:rPr>
-                <w:rFonts w:eastAsiaTheme="minorHAnsi" w:cs="Arial"/>
-                <w:b w:val="0"/>
-                <w:bCs w:val="0"/>
-                <w:sz w:val="18"/>
-                <w:szCs w:val="18"/>
-                <w:lang w:val="es-PE" w:eastAsia="en-US"/>
-              </w:rPr>
-              <w:t>X</w:t>
-            </w:r>
+          </w:p>
+        </w:tc>
+        <w:tc>
+          <w:tcPr>
+            <w:tcW w:w="525" w:type="dxa"/>
+            <w:vAlign w:val="center"/>
+          </w:tcPr>
+          <w:p>
+            <w:pPr>
+              <w:tabs>
+                <w:tab w:val="left" w:pos="1000"/>
+              </w:tabs>
+              <w:spacing w:line="360" w:lineRule="auto"/>
+              <w:jc w:val="center"/>
+              <w:rPr>
+                <w:sz w:val="18"/>
+                <w:szCs w:val="18"/>
+                <w:lang w:val="es-MX"/>
+              </w:rPr>
+            </w:pPr>
+          </w:p>
+        </w:tc>
+        <w:tc>
+          <w:tcPr>
+            <w:tcW w:w="525" w:type="dxa"/>
+            <w:vAlign w:val="center"/>
+          </w:tcPr>
+          <w:p>
+            <w:pPr>
+              <w:tabs>
+                <w:tab w:val="left" w:pos="1000"/>
+              </w:tabs>
+              <w:spacing w:line="360" w:lineRule="auto"/>
+              <w:jc w:val="center"/>
+              <w:rPr>
+                <w:sz w:val="18"/>
+                <w:szCs w:val="18"/>
+                <w:lang w:val="es-MX"/>
+              </w:rPr>
+            </w:pPr>
           </w:p>
         </w:tc>
         <w:tc>
@@ -9024,17 +8683,6 @@
                 <w:lang w:val="es-MX"/>
               </w:rPr>
             </w:pPr>
-            <w:r>
-              <w:rPr>
-                <w:rFonts w:eastAsiaTheme="minorHAnsi" w:cs="Arial"/>
-                <w:b w:val="0"/>
-                <w:bCs w:val="0"/>
-                <w:sz w:val="18"/>
-                <w:szCs w:val="18"/>
-                <w:lang w:val="es-PE" w:eastAsia="en-US"/>
-              </w:rPr>
-              <w:t>2</w:t>
-            </w:r>
           </w:p>
         </w:tc>
         <w:tc>
@@ -9054,17 +8702,6 @@
                 <w:lang w:val="es-MX"/>
               </w:rPr>
             </w:pPr>
-            <w:r>
-              <w:rPr>
-                <w:rFonts w:eastAsiaTheme="minorHAnsi" w:cs="Arial"/>
-                <w:b w:val="0"/>
-                <w:bCs w:val="0"/>
-                <w:sz w:val="18"/>
-                <w:szCs w:val="18"/>
-                <w:lang w:val="es-PE" w:eastAsia="en-US"/>
-              </w:rPr>
-              <w:t>X</w:t>
-            </w:r>
           </w:p>
         </w:tc>
       </w:tr>
@@ -9118,108 +8755,65 @@
                 <w:lang w:val="es-MX"/>
               </w:rPr>
             </w:pPr>
-            <w:r>
-              <w:rPr>
-                <w:rFonts w:cs="Arial"/>
-                <w:b w:val="0"/>
-                <w:sz w:val="18"/>
-                <w:szCs w:val="18"/>
-                <w:lang w:val="es-MX"/>
-              </w:rPr>
-              <w:t>Realiza operaciones GET, POST, PUT y DELETE</w:t>
-            </w:r>
-          </w:p>
-        </w:tc>
-        <w:tc>
-          <w:tcPr>
-            <w:tcW w:w="525" w:type="dxa"/>
-            <w:vAlign w:val="center"/>
-          </w:tcPr>
-          <w:p>
-            <w:pPr>
-              <w:tabs>
-                <w:tab w:val="left" w:pos="1000"/>
-              </w:tabs>
-              <w:spacing w:line="360" w:lineRule="auto"/>
-              <w:jc w:val="center"/>
-              <w:rPr>
-                <w:sz w:val="18"/>
-                <w:szCs w:val="18"/>
-                <w:lang w:val="es-MX"/>
-              </w:rPr>
-            </w:pPr>
-            <w:r>
-              <w:rPr>
-                <w:rFonts w:eastAsiaTheme="minorHAnsi" w:cs="Arial"/>
-                <w:b w:val="0"/>
-                <w:bCs w:val="0"/>
-                <w:sz w:val="18"/>
-                <w:szCs w:val="18"/>
-                <w:lang w:val="es-PE" w:eastAsia="en-US"/>
-              </w:rPr>
-              <w:t>X</w:t>
-            </w:r>
-          </w:p>
-        </w:tc>
-        <w:tc>
-          <w:tcPr>
-            <w:tcW w:w="525" w:type="dxa"/>
-            <w:vAlign w:val="center"/>
-          </w:tcPr>
-          <w:p>
-            <w:pPr>
-              <w:tabs>
-                <w:tab w:val="left" w:pos="1000"/>
-              </w:tabs>
-              <w:spacing w:line="360" w:lineRule="auto"/>
-              <w:jc w:val="center"/>
-              <w:rPr>
-                <w:sz w:val="18"/>
-                <w:szCs w:val="18"/>
-                <w:lang w:val="es-MX"/>
-              </w:rPr>
-            </w:pPr>
-            <w:r>
-              <w:rPr>
-                <w:rFonts w:eastAsiaTheme="minorHAnsi" w:cs="Arial"/>
-                <w:b w:val="0"/>
-                <w:bCs w:val="0"/>
-                <w:sz w:val="18"/>
-                <w:szCs w:val="18"/>
-                <w:lang w:val="es-PE" w:eastAsia="en-US"/>
-              </w:rPr>
-              <w:t>X</w:t>
-            </w:r>
-          </w:p>
-        </w:tc>
-        <w:tc>
-          <w:tcPr>
-            <w:tcW w:w="525" w:type="dxa"/>
-          </w:tcPr>
-          <w:p>
-            <w:pPr>
-              <w:tabs>
-                <w:tab w:val="left" w:pos="1000"/>
-              </w:tabs>
-              <w:spacing w:line="360" w:lineRule="auto"/>
-              <w:jc w:val="center"/>
-              <w:rPr>
-                <w:sz w:val="18"/>
-                <w:szCs w:val="18"/>
-                <w:lang w:val="es-MX"/>
-              </w:rPr>
-            </w:pPr>
-            <w:r>
-              <w:rPr>
-                <w:rFonts w:eastAsiaTheme="minorHAnsi" w:cs="Arial"/>
-                <w:b w:val="0"/>
-                <w:bCs w:val="0"/>
-                <w:sz w:val="18"/>
-                <w:szCs w:val="18"/>
-                <w:lang w:val="es-PE" w:eastAsia="en-US"/>
-              </w:rPr>
-              <w:t>X</w:t>
-            </w:r>
+          </w:p>
+        </w:tc>
+        <w:tc>
+          <w:tcPr>
+            <w:tcW w:w="525" w:type="dxa"/>
+            <w:vAlign w:val="center"/>
+          </w:tcPr>
+          <w:p>
+            <w:pPr>
+              <w:tabs>
+                <w:tab w:val="left" w:pos="1000"/>
+              </w:tabs>
+              <w:spacing w:line="360" w:lineRule="auto"/>
+              <w:jc w:val="center"/>
+              <w:rPr>
+                <w:sz w:val="18"/>
+                <w:szCs w:val="18"/>
+                <w:lang w:val="es-MX"/>
+              </w:rPr>
+            </w:pPr>
+          </w:p>
+        </w:tc>
+        <w:tc>
+          <w:tcPr>
+            <w:tcW w:w="525" w:type="dxa"/>
+            <w:vAlign w:val="center"/>
+          </w:tcPr>
+          <w:p>
+            <w:pPr>
+              <w:tabs>
+                <w:tab w:val="left" w:pos="1000"/>
+              </w:tabs>
+              <w:spacing w:line="360" w:lineRule="auto"/>
+              <w:jc w:val="center"/>
+              <w:rPr>
+                <w:sz w:val="18"/>
+                <w:szCs w:val="18"/>
+                <w:lang w:val="es-MX"/>
+              </w:rPr>
+            </w:pPr>
+          </w:p>
+        </w:tc>
+        <w:tc>
+          <w:tcPr>
+            <w:tcW w:w="525" w:type="dxa"/>
+          </w:tcPr>
+          <w:p>
+            <w:pPr>
+              <w:tabs>
+                <w:tab w:val="left" w:pos="1000"/>
+              </w:tabs>
+              <w:spacing w:line="360" w:lineRule="auto"/>
+              <w:jc w:val="center"/>
+              <w:rPr>
+                <w:sz w:val="18"/>
+                <w:szCs w:val="18"/>
+                <w:lang w:val="es-MX"/>
+              </w:rPr>
+            </w:pPr>
           </w:p>
         </w:tc>
         <w:tc>
@@ -9257,17 +8851,6 @@
                 <w:lang w:val="es-MX"/>
               </w:rPr>
             </w:pPr>
-            <w:r>
-              <w:rPr>
-                <w:rFonts w:eastAsiaTheme="minorHAnsi" w:cs="Arial"/>
-                <w:b w:val="0"/>
-                <w:bCs w:val="0"/>
-                <w:sz w:val="18"/>
-                <w:szCs w:val="18"/>
-                <w:lang w:val="es-PE" w:eastAsia="en-US"/>
-              </w:rPr>
-              <w:t>1</w:t>
-            </w:r>
           </w:p>
         </w:tc>
         <w:tc>
@@ -9287,17 +8870,6 @@
                 <w:lang w:val="es-MX"/>
               </w:rPr>
             </w:pPr>
-            <w:r>
-              <w:rPr>
-                <w:rFonts w:eastAsiaTheme="minorHAnsi" w:cs="Arial"/>
-                <w:b w:val="0"/>
-                <w:bCs w:val="0"/>
-                <w:sz w:val="18"/>
-                <w:szCs w:val="18"/>
-                <w:lang w:val="es-PE" w:eastAsia="en-US"/>
-              </w:rPr>
-              <w:t>X</w:t>
-            </w:r>
           </w:p>
         </w:tc>
       </w:tr>
@@ -9351,100 +8923,46 @@
                 <w:lang w:val="es-MX"/>
               </w:rPr>
             </w:pPr>
-            <w:r>
-              <w:rPr>
-                <w:rFonts w:cs="Arial"/>
-                <w:b w:val="0"/>
-                <w:sz w:val="18"/>
-                <w:szCs w:val="18"/>
-                <w:lang w:val="es-MX"/>
-              </w:rPr>
-              <w:t xml:space="preserve">Prueba servicios REST con </w:t>
-            </w:r>
-            <w:proofErr w:type="spellStart"/>
-            <w:r>
-              <w:rPr>
-                <w:rFonts w:cs="Arial"/>
-                <w:b w:val="0"/>
-                <w:sz w:val="18"/>
-                <w:szCs w:val="18"/>
-                <w:lang w:val="es-MX"/>
-              </w:rPr>
-              <w:t>Postman</w:t>
-            </w:r>
-            <w:proofErr w:type="spellEnd"/>
-            <w:r>
-              <w:rPr>
-                <w:rFonts w:cs="Arial"/>
-                <w:b w:val="0"/>
-                <w:sz w:val="18"/>
-                <w:szCs w:val="18"/>
-                <w:lang w:val="es-MX"/>
-              </w:rPr>
-              <w:t xml:space="preserve"> para validar peticiones y respuestas</w:t>
-            </w:r>
-          </w:p>
-        </w:tc>
-        <w:tc>
-          <w:tcPr>
-            <w:tcW w:w="525" w:type="dxa"/>
-            <w:vAlign w:val="center"/>
-          </w:tcPr>
-          <w:p>
-            <w:pPr>
-              <w:tabs>
-                <w:tab w:val="left" w:pos="1000"/>
-              </w:tabs>
-              <w:spacing w:line="360" w:lineRule="auto"/>
-              <w:jc w:val="center"/>
-              <w:rPr>
-                <w:sz w:val="18"/>
-                <w:szCs w:val="18"/>
-                <w:lang w:val="es-MX"/>
-              </w:rPr>
-            </w:pPr>
-            <w:r>
-              <w:rPr>
-                <w:rFonts w:eastAsiaTheme="minorHAnsi" w:cs="Arial"/>
-                <w:b w:val="0"/>
-                <w:bCs w:val="0"/>
-                <w:sz w:val="18"/>
-                <w:szCs w:val="18"/>
-                <w:lang w:val="es-PE" w:eastAsia="en-US"/>
-              </w:rPr>
-              <w:t>X</w:t>
-            </w:r>
-          </w:p>
-        </w:tc>
-        <w:tc>
-          <w:tcPr>
-            <w:tcW w:w="525" w:type="dxa"/>
-            <w:vAlign w:val="center"/>
-          </w:tcPr>
-          <w:p>
-            <w:pPr>
-              <w:tabs>
-                <w:tab w:val="left" w:pos="1000"/>
-              </w:tabs>
-              <w:spacing w:line="360" w:lineRule="auto"/>
-              <w:jc w:val="center"/>
-              <w:rPr>
-                <w:sz w:val="18"/>
-                <w:szCs w:val="18"/>
-                <w:lang w:val="es-MX"/>
-              </w:rPr>
-            </w:pPr>
-            <w:r>
-              <w:rPr>
-                <w:rFonts w:eastAsiaTheme="minorHAnsi" w:cs="Arial"/>
-                <w:b w:val="0"/>
-                <w:bCs w:val="0"/>
-                <w:sz w:val="18"/>
-                <w:szCs w:val="18"/>
-                <w:lang w:val="es-PE" w:eastAsia="en-US"/>
-              </w:rPr>
-              <w:t>X</w:t>
-            </w:r>
+          </w:p>
+        </w:tc>
+        <w:tc>
+          <w:tcPr>
+            <w:tcW w:w="525" w:type="dxa"/>
+            <w:vAlign w:val="center"/>
+          </w:tcPr>
+          <w:p>
+            <w:pPr>
+              <w:tabs>
+                <w:tab w:val="left" w:pos="1000"/>
+              </w:tabs>
+              <w:spacing w:line="360" w:lineRule="auto"/>
+              <w:jc w:val="center"/>
+              <w:rPr>
+                <w:sz w:val="18"/>
+                <w:szCs w:val="18"/>
+                <w:lang w:val="es-MX"/>
+              </w:rPr>
+            </w:pPr>
+          </w:p>
+        </w:tc>
+        <w:tc>
+          <w:tcPr>
+            <w:tcW w:w="525" w:type="dxa"/>
+            <w:vAlign w:val="center"/>
+          </w:tcPr>
+          <w:p>
+            <w:pPr>
+              <w:tabs>
+                <w:tab w:val="left" w:pos="1000"/>
+              </w:tabs>
+              <w:spacing w:line="360" w:lineRule="auto"/>
+              <w:jc w:val="center"/>
+              <w:rPr>
+                <w:sz w:val="18"/>
+                <w:szCs w:val="18"/>
+                <w:lang w:val="es-MX"/>
+              </w:rPr>
+            </w:pPr>
           </w:p>
         </w:tc>
         <w:tc>
@@ -9500,17 +9018,6 @@
                 <w:lang w:val="es-MX"/>
               </w:rPr>
             </w:pPr>
-            <w:r>
-              <w:rPr>
-                <w:rFonts w:eastAsiaTheme="minorHAnsi" w:cs="Arial"/>
-                <w:b w:val="0"/>
-                <w:bCs w:val="0"/>
-                <w:sz w:val="18"/>
-                <w:szCs w:val="18"/>
-                <w:lang w:val="es-PE" w:eastAsia="en-US"/>
-              </w:rPr>
-              <w:t>2</w:t>
-            </w:r>
           </w:p>
         </w:tc>
         <w:tc>
@@ -9530,17 +9037,6 @@
                 <w:lang w:val="es-MX"/>
               </w:rPr>
             </w:pPr>
-            <w:r>
-              <w:rPr>
-                <w:rFonts w:eastAsiaTheme="minorHAnsi" w:cs="Arial"/>
-                <w:b w:val="0"/>
-                <w:bCs w:val="0"/>
-                <w:sz w:val="18"/>
-                <w:szCs w:val="18"/>
-                <w:lang w:val="es-PE" w:eastAsia="en-US"/>
-              </w:rPr>
-              <w:t>X</w:t>
-            </w:r>
           </w:p>
         </w:tc>
       </w:tr>
@@ -9594,78 +9090,46 @@
                 <w:lang w:val="es-MX"/>
               </w:rPr>
             </w:pPr>
-            <w:r>
-              <w:rPr>
-                <w:rFonts w:cs="Arial"/>
-                <w:b w:val="0"/>
-                <w:sz w:val="18"/>
-                <w:szCs w:val="18"/>
-                <w:lang w:val="es-MX"/>
-              </w:rPr>
-              <w:t>Procesa respuestas JSON y las vincula a la interfaz</w:t>
-            </w:r>
-          </w:p>
-        </w:tc>
-        <w:tc>
-          <w:tcPr>
-            <w:tcW w:w="525" w:type="dxa"/>
-            <w:vAlign w:val="center"/>
-          </w:tcPr>
-          <w:p>
-            <w:pPr>
-              <w:tabs>
-                <w:tab w:val="left" w:pos="1000"/>
-              </w:tabs>
-              <w:spacing w:line="360" w:lineRule="auto"/>
-              <w:jc w:val="center"/>
-              <w:rPr>
-                <w:sz w:val="18"/>
-                <w:szCs w:val="18"/>
-                <w:lang w:val="es-MX"/>
-              </w:rPr>
-            </w:pPr>
-            <w:r>
-              <w:rPr>
-                <w:rFonts w:eastAsiaTheme="minorHAnsi" w:cs="Arial"/>
-                <w:b w:val="0"/>
-                <w:bCs w:val="0"/>
-                <w:sz w:val="18"/>
-                <w:szCs w:val="18"/>
-                <w:lang w:val="es-PE" w:eastAsia="en-US"/>
-              </w:rPr>
-              <w:t>X</w:t>
-            </w:r>
-          </w:p>
-        </w:tc>
-        <w:tc>
-          <w:tcPr>
-            <w:tcW w:w="525" w:type="dxa"/>
-            <w:vAlign w:val="center"/>
-          </w:tcPr>
-          <w:p>
-            <w:pPr>
-              <w:tabs>
-                <w:tab w:val="left" w:pos="1000"/>
-              </w:tabs>
-              <w:spacing w:line="360" w:lineRule="auto"/>
-              <w:jc w:val="center"/>
-              <w:rPr>
-                <w:sz w:val="18"/>
-                <w:szCs w:val="18"/>
-                <w:lang w:val="es-MX"/>
-              </w:rPr>
-            </w:pPr>
-            <w:r>
-              <w:rPr>
-                <w:rFonts w:eastAsiaTheme="minorHAnsi" w:cs="Arial"/>
-                <w:b w:val="0"/>
-                <w:bCs w:val="0"/>
-                <w:sz w:val="18"/>
-                <w:szCs w:val="18"/>
-                <w:lang w:val="es-PE" w:eastAsia="en-US"/>
-              </w:rPr>
-              <w:t>X</w:t>
-            </w:r>
+          </w:p>
+        </w:tc>
+        <w:tc>
+          <w:tcPr>
+            <w:tcW w:w="525" w:type="dxa"/>
+            <w:vAlign w:val="center"/>
+          </w:tcPr>
+          <w:p>
+            <w:pPr>
+              <w:tabs>
+                <w:tab w:val="left" w:pos="1000"/>
+              </w:tabs>
+              <w:spacing w:line="360" w:lineRule="auto"/>
+              <w:jc w:val="center"/>
+              <w:rPr>
+                <w:sz w:val="18"/>
+                <w:szCs w:val="18"/>
+                <w:lang w:val="es-MX"/>
+              </w:rPr>
+            </w:pPr>
+          </w:p>
+        </w:tc>
+        <w:tc>
+          <w:tcPr>
+            <w:tcW w:w="525" w:type="dxa"/>
+            <w:vAlign w:val="center"/>
+          </w:tcPr>
+          <w:p>
+            <w:pPr>
+              <w:tabs>
+                <w:tab w:val="left" w:pos="1000"/>
+              </w:tabs>
+              <w:spacing w:line="360" w:lineRule="auto"/>
+              <w:jc w:val="center"/>
+              <w:rPr>
+                <w:sz w:val="18"/>
+                <w:szCs w:val="18"/>
+                <w:lang w:val="es-MX"/>
+              </w:rPr>
+            </w:pPr>
           </w:p>
         </w:tc>
         <w:tc>
@@ -9721,17 +9185,6 @@
                 <w:lang w:val="es-MX"/>
               </w:rPr>
             </w:pPr>
-            <w:r>
-              <w:rPr>
-                <w:rFonts w:eastAsiaTheme="minorHAnsi" w:cs="Arial"/>
-                <w:b w:val="0"/>
-                <w:bCs w:val="0"/>
-                <w:sz w:val="18"/>
-                <w:szCs w:val="18"/>
-                <w:lang w:val="es-PE" w:eastAsia="en-US"/>
-              </w:rPr>
-              <w:t>2</w:t>
-            </w:r>
           </w:p>
         </w:tc>
         <w:tc>
@@ -9751,17 +9204,6 @@
                 <w:lang w:val="es-MX"/>
               </w:rPr>
             </w:pPr>
-            <w:r>
-              <w:rPr>
-                <w:rFonts w:eastAsiaTheme="minorHAnsi" w:cs="Arial"/>
-                <w:b w:val="0"/>
-                <w:bCs w:val="0"/>
-                <w:sz w:val="18"/>
-                <w:szCs w:val="18"/>
-                <w:lang w:val="es-PE" w:eastAsia="en-US"/>
-              </w:rPr>
-              <w:t>X</w:t>
-            </w:r>
           </w:p>
         </w:tc>
       </w:tr>
@@ -9815,78 +9257,46 @@
                 <w:lang w:val="es-MX"/>
               </w:rPr>
             </w:pPr>
-            <w:r>
-              <w:rPr>
-                <w:rFonts w:cs="Arial"/>
-                <w:b w:val="0"/>
-                <w:sz w:val="18"/>
-                <w:szCs w:val="18"/>
-                <w:lang w:val="es-MX"/>
-              </w:rPr>
-              <w:t>Implementa autenticación o uso de tokens en servicios web</w:t>
-            </w:r>
-          </w:p>
-        </w:tc>
-        <w:tc>
-          <w:tcPr>
-            <w:tcW w:w="525" w:type="dxa"/>
-            <w:vAlign w:val="center"/>
-          </w:tcPr>
-          <w:p>
-            <w:pPr>
-              <w:tabs>
-                <w:tab w:val="left" w:pos="1000"/>
-              </w:tabs>
-              <w:spacing w:line="360" w:lineRule="auto"/>
-              <w:jc w:val="center"/>
-              <w:rPr>
-                <w:sz w:val="18"/>
-                <w:szCs w:val="18"/>
-                <w:lang w:val="es-MX"/>
-              </w:rPr>
-            </w:pPr>
-            <w:r>
-              <w:rPr>
-                <w:rFonts w:eastAsiaTheme="minorHAnsi" w:cs="Arial"/>
-                <w:b w:val="0"/>
-                <w:bCs w:val="0"/>
-                <w:sz w:val="18"/>
-                <w:szCs w:val="18"/>
-                <w:lang w:val="es-PE" w:eastAsia="en-US"/>
-              </w:rPr>
-              <w:t>X</w:t>
-            </w:r>
-          </w:p>
-        </w:tc>
-        <w:tc>
-          <w:tcPr>
-            <w:tcW w:w="525" w:type="dxa"/>
-            <w:vAlign w:val="center"/>
-          </w:tcPr>
-          <w:p>
-            <w:pPr>
-              <w:tabs>
-                <w:tab w:val="left" w:pos="1000"/>
-              </w:tabs>
-              <w:spacing w:line="360" w:lineRule="auto"/>
-              <w:jc w:val="center"/>
-              <w:rPr>
-                <w:sz w:val="18"/>
-                <w:szCs w:val="18"/>
-                <w:lang w:val="es-MX"/>
-              </w:rPr>
-            </w:pPr>
-            <w:r>
-              <w:rPr>
-                <w:rFonts w:eastAsiaTheme="minorHAnsi" w:cs="Arial"/>
-                <w:b w:val="0"/>
-                <w:bCs w:val="0"/>
-                <w:sz w:val="18"/>
-                <w:szCs w:val="18"/>
-                <w:lang w:val="es-PE" w:eastAsia="en-US"/>
-              </w:rPr>
-              <w:t>X</w:t>
-            </w:r>
+          </w:p>
+        </w:tc>
+        <w:tc>
+          <w:tcPr>
+            <w:tcW w:w="525" w:type="dxa"/>
+            <w:vAlign w:val="center"/>
+          </w:tcPr>
+          <w:p>
+            <w:pPr>
+              <w:tabs>
+                <w:tab w:val="left" w:pos="1000"/>
+              </w:tabs>
+              <w:spacing w:line="360" w:lineRule="auto"/>
+              <w:jc w:val="center"/>
+              <w:rPr>
+                <w:sz w:val="18"/>
+                <w:szCs w:val="18"/>
+                <w:lang w:val="es-MX"/>
+              </w:rPr>
+            </w:pPr>
+          </w:p>
+        </w:tc>
+        <w:tc>
+          <w:tcPr>
+            <w:tcW w:w="525" w:type="dxa"/>
+            <w:vAlign w:val="center"/>
+          </w:tcPr>
+          <w:p>
+            <w:pPr>
+              <w:tabs>
+                <w:tab w:val="left" w:pos="1000"/>
+              </w:tabs>
+              <w:spacing w:line="360" w:lineRule="auto"/>
+              <w:jc w:val="center"/>
+              <w:rPr>
+                <w:sz w:val="18"/>
+                <w:szCs w:val="18"/>
+                <w:lang w:val="es-MX"/>
+              </w:rPr>
+            </w:pPr>
           </w:p>
         </w:tc>
         <w:tc>
@@ -9942,17 +9352,6 @@
                 <w:lang w:val="es-MX"/>
               </w:rPr>
             </w:pPr>
-            <w:r>
-              <w:rPr>
-                <w:rFonts w:eastAsiaTheme="minorHAnsi" w:cs="Arial"/>
-                <w:b w:val="0"/>
-                <w:bCs w:val="0"/>
-                <w:sz w:val="18"/>
-                <w:szCs w:val="18"/>
-                <w:lang w:val="es-PE" w:eastAsia="en-US"/>
-              </w:rPr>
-              <w:t>2</w:t>
-            </w:r>
           </w:p>
         </w:tc>
         <w:tc>
@@ -9972,17 +9371,6 @@
                 <w:lang w:val="es-MX"/>
               </w:rPr>
             </w:pPr>
-            <w:r>
-              <w:rPr>
-                <w:rFonts w:eastAsiaTheme="minorHAnsi" w:cs="Arial"/>
-                <w:b w:val="0"/>
-                <w:bCs w:val="0"/>
-                <w:sz w:val="18"/>
-                <w:szCs w:val="18"/>
-                <w:lang w:val="es-PE" w:eastAsia="en-US"/>
-              </w:rPr>
-              <w:t>X</w:t>
-            </w:r>
           </w:p>
         </w:tc>
       </w:tr>
@@ -10631,410 +10019,160 @@
         </w:tc>
       </w:tr>
       <w:tr>
+        <w:trPr>
+          <w:cantSplit/>
+        </w:trPr>
         <w:tc>
           <w:tcPr>
             <w:tcW w:w="470" w:type="dxa"/>
-            <w:vMerge w:val="restart"/>
-            <w:shd w:val="pct20" w:color="000000" w:fill="FFFFFF"/>
-            <w:vAlign w:val="center"/>
-          </w:tcPr>
-          <w:p>
-            <w:pPr>
-              <w:tabs>
-                <w:tab w:val="left" w:pos="1000"/>
-              </w:tabs>
-              <w:spacing w:line="360" w:lineRule="auto"/>
-              <w:jc w:val="center"/>
-              <w:rPr>
-                <w:rFonts w:ascii="Calibri" w:hAnsi="Calibri" w:cs="Calibri"/>
-                <w:sz w:val="18"/>
-                <w:szCs w:val="18"/>
-                <w:lang w:val="es-MX"/>
-              </w:rPr>
-            </w:pPr>
-            <w:proofErr w:type="spellStart"/>
-            <w:r>
-              <w:rPr>
-                <w:rFonts w:ascii="Calibri" w:hAnsi="Calibri" w:cs="Calibri"/>
-                <w:sz w:val="18"/>
-                <w:szCs w:val="18"/>
-                <w:lang w:val="es-MX"/>
-              </w:rPr>
-              <w:lastRenderedPageBreak/>
-              <w:t>Nº</w:t>
-            </w:r>
-            <w:proofErr w:type="spellEnd"/>
+            <w:vAlign w:val="center"/>
+          </w:tcPr>
+          <w:p>
+            <w:pPr>
+              <w:tabs>
+                <w:tab w:val="left" w:pos="1000"/>
+              </w:tabs>
+              <w:spacing w:line="360" w:lineRule="auto"/>
+              <w:jc w:val="center"/>
+              <w:rPr>
+                <w:sz w:val="18"/>
+                <w:szCs w:val="18"/>
+                <w:lang w:val="es-MX"/>
+              </w:rPr>
+            </w:pPr>
+            <w:r>
+              <w:rPr>
+                <w:sz w:val="18"/>
+                <w:szCs w:val="18"/>
+                <w:lang w:val="es-MX"/>
+              </w:rPr>
+              <w:t>25</w:t>
+            </w:r>
           </w:p>
         </w:tc>
         <w:tc>
           <w:tcPr>
             <w:tcW w:w="4400" w:type="dxa"/>
-            <w:vMerge w:val="restart"/>
-            <w:shd w:val="pct20" w:color="000000" w:fill="FFFFFF"/>
-            <w:vAlign w:val="center"/>
-          </w:tcPr>
-          <w:p>
-            <w:pPr>
-              <w:tabs>
-                <w:tab w:val="left" w:pos="1000"/>
-              </w:tabs>
-              <w:spacing w:line="360" w:lineRule="auto"/>
-              <w:jc w:val="center"/>
-              <w:rPr>
-                <w:rFonts w:ascii="Calibri" w:hAnsi="Calibri" w:cs="Calibri"/>
-                <w:sz w:val="18"/>
-                <w:szCs w:val="18"/>
-                <w:lang w:val="es-MX"/>
-              </w:rPr>
-            </w:pPr>
-            <w:r>
-              <w:rPr>
-                <w:rFonts w:ascii="Calibri" w:hAnsi="Calibri" w:cs="Calibri"/>
-                <w:sz w:val="18"/>
-                <w:szCs w:val="18"/>
-                <w:lang w:val="es-MX"/>
-              </w:rPr>
-              <w:t>OPERACIONES/TAREAS</w:t>
-            </w:r>
-          </w:p>
-        </w:tc>
-        <w:tc>
-          <w:tcPr>
-            <w:tcW w:w="2100" w:type="dxa"/>
-            <w:gridSpan w:val="4"/>
-            <w:shd w:val="pct20" w:color="000000" w:fill="FFFFFF"/>
-            <w:vAlign w:val="center"/>
-          </w:tcPr>
-          <w:p>
-            <w:pPr>
-              <w:pStyle w:val="Ttulo3"/>
-              <w:tabs>
-                <w:tab w:val="left" w:pos="1000"/>
-              </w:tabs>
-              <w:spacing w:before="0" w:after="0" w:line="360" w:lineRule="auto"/>
-              <w:jc w:val="center"/>
-              <w:rPr>
-                <w:rFonts w:ascii="Calibri" w:hAnsi="Calibri" w:cs="Calibri"/>
-                <w:sz w:val="18"/>
-                <w:szCs w:val="18"/>
-                <w:lang w:val="es-MX"/>
-              </w:rPr>
-            </w:pPr>
-            <w:r>
-              <w:rPr>
-                <w:rFonts w:ascii="Calibri" w:hAnsi="Calibri" w:cs="Calibri"/>
-                <w:sz w:val="18"/>
-                <w:szCs w:val="18"/>
-                <w:lang w:val="es-MX"/>
-              </w:rPr>
-              <w:t>OPERACIONES EJECUTADAS*</w:t>
-            </w:r>
+          </w:tcPr>
+          <w:p>
+            <w:pPr>
+              <w:tabs>
+                <w:tab w:val="left" w:pos="1000"/>
+              </w:tabs>
+              <w:spacing w:line="360" w:lineRule="auto"/>
+              <w:rPr>
+                <w:rFonts w:cs="Arial"/>
+                <w:b w:val="0"/>
+                <w:sz w:val="18"/>
+                <w:szCs w:val="18"/>
+                <w:lang w:val="es-MX"/>
+              </w:rPr>
+            </w:pPr>
+          </w:p>
+        </w:tc>
+        <w:tc>
+          <w:tcPr>
+            <w:tcW w:w="525" w:type="dxa"/>
+          </w:tcPr>
+          <w:p>
+            <w:pPr>
+              <w:tabs>
+                <w:tab w:val="left" w:pos="1000"/>
+              </w:tabs>
+              <w:spacing w:line="360" w:lineRule="auto"/>
+              <w:rPr>
+                <w:sz w:val="18"/>
+                <w:szCs w:val="18"/>
+                <w:lang w:val="es-MX"/>
+              </w:rPr>
+            </w:pPr>
+          </w:p>
+        </w:tc>
+        <w:tc>
+          <w:tcPr>
+            <w:tcW w:w="525" w:type="dxa"/>
+          </w:tcPr>
+          <w:p>
+            <w:pPr>
+              <w:tabs>
+                <w:tab w:val="left" w:pos="1000"/>
+              </w:tabs>
+              <w:spacing w:line="360" w:lineRule="auto"/>
+              <w:rPr>
+                <w:sz w:val="18"/>
+                <w:szCs w:val="18"/>
+                <w:lang w:val="es-MX"/>
+              </w:rPr>
+            </w:pPr>
+          </w:p>
+        </w:tc>
+        <w:tc>
+          <w:tcPr>
+            <w:tcW w:w="525" w:type="dxa"/>
+          </w:tcPr>
+          <w:p>
+            <w:pPr>
+              <w:tabs>
+                <w:tab w:val="left" w:pos="1000"/>
+              </w:tabs>
+              <w:spacing w:line="360" w:lineRule="auto"/>
+              <w:rPr>
+                <w:sz w:val="18"/>
+                <w:szCs w:val="18"/>
+                <w:lang w:val="es-MX"/>
+              </w:rPr>
+            </w:pPr>
+          </w:p>
+        </w:tc>
+        <w:tc>
+          <w:tcPr>
+            <w:tcW w:w="525" w:type="dxa"/>
+          </w:tcPr>
+          <w:p>
+            <w:pPr>
+              <w:tabs>
+                <w:tab w:val="left" w:pos="1000"/>
+              </w:tabs>
+              <w:spacing w:line="360" w:lineRule="auto"/>
+              <w:rPr>
+                <w:sz w:val="18"/>
+                <w:szCs w:val="18"/>
+                <w:lang w:val="es-MX"/>
+              </w:rPr>
+            </w:pPr>
           </w:p>
         </w:tc>
         <w:tc>
           <w:tcPr>
             <w:tcW w:w="1247" w:type="dxa"/>
-            <w:vMerge w:val="restart"/>
-            <w:shd w:val="pct20" w:color="000000" w:fill="FFFFFF"/>
-            <w:vAlign w:val="center"/>
-          </w:tcPr>
-          <w:p>
-            <w:pPr>
-              <w:tabs>
-                <w:tab w:val="left" w:pos="1000"/>
-              </w:tabs>
-              <w:spacing w:line="360" w:lineRule="auto"/>
-              <w:jc w:val="center"/>
-              <w:rPr>
-                <w:rFonts w:ascii="Calibri" w:hAnsi="Calibri" w:cs="Calibri"/>
-                <w:sz w:val="16"/>
-                <w:szCs w:val="16"/>
-                <w:lang w:val="es-MX"/>
-              </w:rPr>
-            </w:pPr>
-            <w:r>
-              <w:rPr>
-                <w:rFonts w:ascii="Calibri" w:hAnsi="Calibri" w:cs="Calibri"/>
-                <w:sz w:val="16"/>
-                <w:szCs w:val="16"/>
-                <w:lang w:val="es-MX"/>
-              </w:rPr>
-              <w:t>OPERACIONES POR EJECUTAR</w:t>
-            </w:r>
+          </w:tcPr>
+          <w:p>
+            <w:pPr>
+              <w:tabs>
+                <w:tab w:val="left" w:pos="1000"/>
+              </w:tabs>
+              <w:spacing w:line="360" w:lineRule="auto"/>
+              <w:rPr>
+                <w:sz w:val="18"/>
+                <w:szCs w:val="18"/>
+                <w:lang w:val="es-MX"/>
+              </w:rPr>
+            </w:pPr>
           </w:p>
         </w:tc>
         <w:tc>
           <w:tcPr>
             <w:tcW w:w="1276" w:type="dxa"/>
-            <w:vMerge w:val="restart"/>
-            <w:shd w:val="pct20" w:color="000000" w:fill="FFFFFF"/>
-            <w:vAlign w:val="center"/>
-          </w:tcPr>
-          <w:p>
-            <w:pPr>
-              <w:tabs>
-                <w:tab w:val="left" w:pos="1000"/>
-              </w:tabs>
-              <w:spacing w:line="360" w:lineRule="auto"/>
-              <w:jc w:val="center"/>
-              <w:rPr>
-                <w:rFonts w:ascii="Calibri" w:hAnsi="Calibri" w:cs="Calibri"/>
-                <w:sz w:val="16"/>
-                <w:szCs w:val="16"/>
-                <w:lang w:val="es-MX"/>
-              </w:rPr>
-            </w:pPr>
-            <w:r>
-              <w:rPr>
-                <w:rFonts w:ascii="Calibri" w:hAnsi="Calibri" w:cs="Calibri"/>
-                <w:sz w:val="16"/>
-                <w:szCs w:val="16"/>
-                <w:lang w:val="es-MX"/>
-              </w:rPr>
-              <w:t>OPERACIONES PARA</w:t>
-            </w:r>
-          </w:p>
-          <w:p>
-            <w:pPr>
-              <w:tabs>
-                <w:tab w:val="left" w:pos="1000"/>
-              </w:tabs>
-              <w:spacing w:line="360" w:lineRule="auto"/>
-              <w:jc w:val="center"/>
-              <w:rPr>
-                <w:rFonts w:ascii="Calibri" w:hAnsi="Calibri" w:cs="Calibri"/>
-                <w:sz w:val="18"/>
-                <w:szCs w:val="18"/>
-                <w:lang w:val="es-MX"/>
-              </w:rPr>
-            </w:pPr>
-            <w:r>
-              <w:rPr>
-                <w:rFonts w:ascii="Calibri" w:hAnsi="Calibri" w:cs="Calibri"/>
-                <w:sz w:val="16"/>
-                <w:szCs w:val="16"/>
-                <w:lang w:val="es-MX"/>
-              </w:rPr>
-              <w:t>SEMINARIO</w:t>
-            </w:r>
-          </w:p>
-        </w:tc>
-      </w:tr>
-      <w:tr>
-        <w:tc>
-          <w:tcPr>
-            <w:tcW w:w="470" w:type="dxa"/>
-            <w:vMerge/>
-            <w:shd w:val="pct20" w:color="000000" w:fill="FFFFFF"/>
-            <w:vAlign w:val="center"/>
-          </w:tcPr>
-          <w:p>
-            <w:pPr>
-              <w:tabs>
-                <w:tab w:val="left" w:pos="1000"/>
-              </w:tabs>
-              <w:spacing w:line="360" w:lineRule="auto"/>
-              <w:rPr>
-                <w:rFonts w:ascii="Calibri" w:hAnsi="Calibri" w:cs="Calibri"/>
-                <w:sz w:val="18"/>
-                <w:szCs w:val="18"/>
-                <w:lang w:val="es-MX"/>
-              </w:rPr>
-            </w:pPr>
-          </w:p>
-        </w:tc>
-        <w:tc>
-          <w:tcPr>
-            <w:tcW w:w="4400" w:type="dxa"/>
-            <w:vMerge/>
-            <w:shd w:val="pct20" w:color="000000" w:fill="FFFFFF"/>
-            <w:vAlign w:val="center"/>
-          </w:tcPr>
-          <w:p>
-            <w:pPr>
-              <w:tabs>
-                <w:tab w:val="left" w:pos="1000"/>
-              </w:tabs>
-              <w:spacing w:line="360" w:lineRule="auto"/>
-              <w:jc w:val="center"/>
-              <w:rPr>
-                <w:rFonts w:ascii="Calibri" w:hAnsi="Calibri" w:cs="Calibri"/>
-                <w:sz w:val="18"/>
-                <w:szCs w:val="18"/>
-                <w:lang w:val="es-MX"/>
-              </w:rPr>
-            </w:pPr>
-          </w:p>
-        </w:tc>
-        <w:tc>
-          <w:tcPr>
-            <w:tcW w:w="525" w:type="dxa"/>
-            <w:shd w:val="pct20" w:color="000000" w:fill="FFFFFF"/>
-            <w:vAlign w:val="center"/>
-          </w:tcPr>
-          <w:p>
-            <w:pPr>
-              <w:pStyle w:val="Ttulo3"/>
-              <w:tabs>
-                <w:tab w:val="left" w:pos="1000"/>
-              </w:tabs>
-              <w:spacing w:before="0" w:after="0" w:line="360" w:lineRule="auto"/>
-              <w:jc w:val="center"/>
-              <w:rPr>
-                <w:rFonts w:ascii="Calibri" w:hAnsi="Calibri" w:cs="Calibri"/>
-                <w:sz w:val="18"/>
-                <w:szCs w:val="18"/>
-                <w:lang w:val="es-MX"/>
-              </w:rPr>
-            </w:pPr>
-            <w:r>
-              <w:rPr>
-                <w:rFonts w:ascii="Calibri" w:hAnsi="Calibri" w:cs="Calibri"/>
-                <w:sz w:val="18"/>
-                <w:szCs w:val="18"/>
-                <w:lang w:val="es-MX"/>
-              </w:rPr>
-              <w:t>1</w:t>
-            </w:r>
-          </w:p>
-        </w:tc>
-        <w:tc>
-          <w:tcPr>
-            <w:tcW w:w="525" w:type="dxa"/>
-            <w:shd w:val="pct20" w:color="000000" w:fill="FFFFFF"/>
-            <w:vAlign w:val="center"/>
-          </w:tcPr>
-          <w:p>
-            <w:pPr>
-              <w:pStyle w:val="Ttulo3"/>
-              <w:tabs>
-                <w:tab w:val="left" w:pos="1000"/>
-              </w:tabs>
-              <w:spacing w:before="0" w:after="0" w:line="360" w:lineRule="auto"/>
-              <w:jc w:val="center"/>
-              <w:rPr>
-                <w:rFonts w:ascii="Calibri" w:hAnsi="Calibri" w:cs="Calibri"/>
-                <w:sz w:val="18"/>
-                <w:szCs w:val="18"/>
-                <w:lang w:val="es-MX"/>
-              </w:rPr>
-            </w:pPr>
-            <w:r>
-              <w:rPr>
-                <w:rFonts w:ascii="Calibri" w:hAnsi="Calibri" w:cs="Calibri"/>
-                <w:sz w:val="18"/>
-                <w:szCs w:val="18"/>
-                <w:lang w:val="es-MX"/>
-              </w:rPr>
-              <w:t>2</w:t>
-            </w:r>
-          </w:p>
-        </w:tc>
-        <w:tc>
-          <w:tcPr>
-            <w:tcW w:w="525" w:type="dxa"/>
-            <w:shd w:val="pct20" w:color="000000" w:fill="FFFFFF"/>
-            <w:vAlign w:val="center"/>
-          </w:tcPr>
-          <w:p>
-            <w:pPr>
-              <w:pStyle w:val="Ttulo3"/>
-              <w:tabs>
-                <w:tab w:val="left" w:pos="1000"/>
-              </w:tabs>
-              <w:spacing w:before="0" w:after="0" w:line="360" w:lineRule="auto"/>
-              <w:jc w:val="center"/>
-              <w:rPr>
-                <w:rFonts w:ascii="Calibri" w:hAnsi="Calibri" w:cs="Calibri"/>
-                <w:sz w:val="18"/>
-                <w:szCs w:val="18"/>
-                <w:lang w:val="es-MX"/>
-              </w:rPr>
-            </w:pPr>
-            <w:r>
-              <w:rPr>
-                <w:rFonts w:ascii="Calibri" w:hAnsi="Calibri" w:cs="Calibri"/>
-                <w:sz w:val="18"/>
-                <w:szCs w:val="18"/>
-                <w:lang w:val="es-MX"/>
-              </w:rPr>
-              <w:t>3</w:t>
-            </w:r>
-          </w:p>
-        </w:tc>
-        <w:tc>
-          <w:tcPr>
-            <w:tcW w:w="525" w:type="dxa"/>
-            <w:shd w:val="pct20" w:color="000000" w:fill="FFFFFF"/>
-            <w:vAlign w:val="center"/>
-          </w:tcPr>
-          <w:p>
-            <w:pPr>
-              <w:pStyle w:val="Ttulo3"/>
-              <w:tabs>
-                <w:tab w:val="left" w:pos="1000"/>
-              </w:tabs>
-              <w:spacing w:before="0" w:after="0" w:line="360" w:lineRule="auto"/>
-              <w:jc w:val="center"/>
-              <w:rPr>
-                <w:rFonts w:ascii="Calibri" w:hAnsi="Calibri" w:cs="Calibri"/>
-                <w:sz w:val="18"/>
-                <w:szCs w:val="18"/>
-                <w:lang w:val="es-MX"/>
-              </w:rPr>
-            </w:pPr>
-            <w:r>
-              <w:rPr>
-                <w:rFonts w:ascii="Calibri" w:hAnsi="Calibri" w:cs="Calibri"/>
-                <w:sz w:val="18"/>
-                <w:szCs w:val="18"/>
-                <w:lang w:val="es-MX"/>
-              </w:rPr>
-              <w:t>4</w:t>
-            </w:r>
-          </w:p>
-        </w:tc>
-        <w:tc>
-          <w:tcPr>
-            <w:tcW w:w="1247" w:type="dxa"/>
-            <w:vMerge/>
-            <w:shd w:val="pct20" w:color="000000" w:fill="FFFFFF"/>
-            <w:vAlign w:val="center"/>
-          </w:tcPr>
-          <w:p>
-            <w:pPr>
-              <w:tabs>
-                <w:tab w:val="left" w:pos="1000"/>
-              </w:tabs>
-              <w:spacing w:line="360" w:lineRule="auto"/>
-              <w:jc w:val="center"/>
-              <w:rPr>
-                <w:rFonts w:ascii="Calibri" w:hAnsi="Calibri" w:cs="Calibri"/>
-                <w:sz w:val="16"/>
-                <w:szCs w:val="16"/>
-                <w:lang w:val="es-MX"/>
-              </w:rPr>
-            </w:pPr>
-          </w:p>
-        </w:tc>
-        <w:tc>
-          <w:tcPr>
-            <w:tcW w:w="1276" w:type="dxa"/>
-            <w:vMerge/>
-            <w:shd w:val="pct20" w:color="000000" w:fill="FFFFFF"/>
-            <w:vAlign w:val="center"/>
-          </w:tcPr>
-          <w:p>
-            <w:pPr>
-              <w:tabs>
-                <w:tab w:val="left" w:pos="1000"/>
-              </w:tabs>
-              <w:spacing w:line="360" w:lineRule="auto"/>
-              <w:jc w:val="center"/>
-              <w:rPr>
-                <w:rFonts w:ascii="Calibri" w:hAnsi="Calibri" w:cs="Calibri"/>
-                <w:sz w:val="16"/>
-                <w:szCs w:val="16"/>
+          </w:tcPr>
+          <w:p>
+            <w:pPr>
+              <w:tabs>
+                <w:tab w:val="left" w:pos="1000"/>
+              </w:tabs>
+              <w:spacing w:line="360" w:lineRule="auto"/>
+              <w:rPr>
+                <w:sz w:val="18"/>
+                <w:szCs w:val="18"/>
                 <w:lang w:val="es-MX"/>
               </w:rPr>
             </w:pPr>
@@ -11069,91 +10207,87 @@
                 <w:szCs w:val="18"/>
                 <w:lang w:val="es-MX"/>
               </w:rPr>
-              <w:t>25</w:t>
+              <w:t>26</w:t>
             </w:r>
           </w:p>
         </w:tc>
         <w:tc>
           <w:tcPr>
             <w:tcW w:w="4400" w:type="dxa"/>
-            <w:vAlign w:val="center"/>
-          </w:tcPr>
-          <w:p>
-            <w:pPr>
-              <w:tabs>
-                <w:tab w:val="left" w:pos="1000"/>
-              </w:tabs>
-              <w:spacing w:line="360" w:lineRule="auto"/>
-              <w:rPr>
-                <w:b w:val="0"/>
-                <w:sz w:val="18"/>
-                <w:szCs w:val="18"/>
-                <w:lang w:val="es-MX"/>
-              </w:rPr>
-            </w:pPr>
-          </w:p>
-        </w:tc>
-        <w:tc>
-          <w:tcPr>
-            <w:tcW w:w="525" w:type="dxa"/>
-            <w:vAlign w:val="center"/>
-          </w:tcPr>
-          <w:p>
-            <w:pPr>
-              <w:tabs>
-                <w:tab w:val="left" w:pos="1000"/>
-              </w:tabs>
-              <w:spacing w:line="360" w:lineRule="auto"/>
-              <w:rPr>
-                <w:sz w:val="18"/>
-                <w:szCs w:val="18"/>
-                <w:lang w:val="es-MX"/>
-              </w:rPr>
-            </w:pPr>
-          </w:p>
-        </w:tc>
-        <w:tc>
-          <w:tcPr>
-            <w:tcW w:w="525" w:type="dxa"/>
-            <w:vAlign w:val="center"/>
-          </w:tcPr>
-          <w:p>
-            <w:pPr>
-              <w:tabs>
-                <w:tab w:val="left" w:pos="1000"/>
-              </w:tabs>
-              <w:spacing w:line="360" w:lineRule="auto"/>
-              <w:rPr>
-                <w:sz w:val="18"/>
-                <w:szCs w:val="18"/>
-                <w:lang w:val="es-MX"/>
-              </w:rPr>
-            </w:pPr>
-          </w:p>
-        </w:tc>
-        <w:tc>
-          <w:tcPr>
-            <w:tcW w:w="525" w:type="dxa"/>
-            <w:vAlign w:val="center"/>
-          </w:tcPr>
-          <w:p>
-            <w:pPr>
-              <w:tabs>
-                <w:tab w:val="left" w:pos="1000"/>
-              </w:tabs>
-              <w:spacing w:line="360" w:lineRule="auto"/>
-              <w:rPr>
-                <w:sz w:val="18"/>
-                <w:szCs w:val="18"/>
-                <w:lang w:val="es-MX"/>
-              </w:rPr>
-            </w:pPr>
-          </w:p>
-        </w:tc>
-        <w:tc>
-          <w:tcPr>
-            <w:tcW w:w="525" w:type="dxa"/>
-            <w:vAlign w:val="center"/>
+          </w:tcPr>
+          <w:p>
+            <w:pPr>
+              <w:tabs>
+                <w:tab w:val="left" w:pos="1000"/>
+              </w:tabs>
+              <w:spacing w:line="360" w:lineRule="auto"/>
+              <w:rPr>
+                <w:rFonts w:cs="Arial"/>
+                <w:b w:val="0"/>
+                <w:sz w:val="18"/>
+                <w:szCs w:val="18"/>
+                <w:lang w:val="es-MX"/>
+              </w:rPr>
+            </w:pPr>
+          </w:p>
+        </w:tc>
+        <w:tc>
+          <w:tcPr>
+            <w:tcW w:w="525" w:type="dxa"/>
+          </w:tcPr>
+          <w:p>
+            <w:pPr>
+              <w:tabs>
+                <w:tab w:val="left" w:pos="1000"/>
+              </w:tabs>
+              <w:spacing w:line="360" w:lineRule="auto"/>
+              <w:rPr>
+                <w:sz w:val="18"/>
+                <w:szCs w:val="18"/>
+                <w:lang w:val="es-MX"/>
+              </w:rPr>
+            </w:pPr>
+          </w:p>
+        </w:tc>
+        <w:tc>
+          <w:tcPr>
+            <w:tcW w:w="525" w:type="dxa"/>
+          </w:tcPr>
+          <w:p>
+            <w:pPr>
+              <w:tabs>
+                <w:tab w:val="left" w:pos="1000"/>
+              </w:tabs>
+              <w:spacing w:line="360" w:lineRule="auto"/>
+              <w:rPr>
+                <w:sz w:val="18"/>
+                <w:szCs w:val="18"/>
+                <w:lang w:val="es-MX"/>
+              </w:rPr>
+            </w:pPr>
+          </w:p>
+        </w:tc>
+        <w:tc>
+          <w:tcPr>
+            <w:tcW w:w="525" w:type="dxa"/>
+          </w:tcPr>
+          <w:p>
+            <w:pPr>
+              <w:tabs>
+                <w:tab w:val="left" w:pos="1000"/>
+              </w:tabs>
+              <w:spacing w:line="360" w:lineRule="auto"/>
+              <w:rPr>
+                <w:sz w:val="18"/>
+                <w:szCs w:val="18"/>
+                <w:lang w:val="es-MX"/>
+              </w:rPr>
+            </w:pPr>
+          </w:p>
+        </w:tc>
+        <w:tc>
+          <w:tcPr>
+            <w:tcW w:w="525" w:type="dxa"/>
           </w:tcPr>
           <w:p>
             <w:pPr>
@@ -11172,7 +10306,6 @@
         <w:tc>
           <w:tcPr>
             <w:tcW w:w="1247" w:type="dxa"/>
-            <w:vAlign w:val="center"/>
           </w:tcPr>
           <w:p>
             <w:pPr>
@@ -11191,7 +10324,6 @@
         <w:tc>
           <w:tcPr>
             <w:tcW w:w="1276" w:type="dxa"/>
-            <w:vAlign w:val="center"/>
           </w:tcPr>
           <w:p>
             <w:pPr>
@@ -11236,91 +10368,87 @@
                 <w:szCs w:val="18"/>
                 <w:lang w:val="es-MX"/>
               </w:rPr>
-              <w:t>26</w:t>
+              <w:t>27</w:t>
             </w:r>
           </w:p>
         </w:tc>
         <w:tc>
           <w:tcPr>
             <w:tcW w:w="4400" w:type="dxa"/>
-            <w:vAlign w:val="center"/>
-          </w:tcPr>
-          <w:p>
-            <w:pPr>
-              <w:tabs>
-                <w:tab w:val="left" w:pos="1000"/>
-              </w:tabs>
-              <w:spacing w:line="360" w:lineRule="auto"/>
-              <w:rPr>
-                <w:b w:val="0"/>
-                <w:sz w:val="18"/>
-                <w:szCs w:val="18"/>
-                <w:lang w:val="es-MX"/>
-              </w:rPr>
-            </w:pPr>
-          </w:p>
-        </w:tc>
-        <w:tc>
-          <w:tcPr>
-            <w:tcW w:w="525" w:type="dxa"/>
-            <w:vAlign w:val="center"/>
-          </w:tcPr>
-          <w:p>
-            <w:pPr>
-              <w:tabs>
-                <w:tab w:val="left" w:pos="1000"/>
-              </w:tabs>
-              <w:spacing w:line="360" w:lineRule="auto"/>
-              <w:rPr>
-                <w:sz w:val="18"/>
-                <w:szCs w:val="18"/>
-                <w:lang w:val="es-MX"/>
-              </w:rPr>
-            </w:pPr>
-          </w:p>
-        </w:tc>
-        <w:tc>
-          <w:tcPr>
-            <w:tcW w:w="525" w:type="dxa"/>
-            <w:vAlign w:val="center"/>
-          </w:tcPr>
-          <w:p>
-            <w:pPr>
-              <w:tabs>
-                <w:tab w:val="left" w:pos="1000"/>
-              </w:tabs>
-              <w:spacing w:line="360" w:lineRule="auto"/>
-              <w:rPr>
-                <w:sz w:val="18"/>
-                <w:szCs w:val="18"/>
-                <w:lang w:val="es-MX"/>
-              </w:rPr>
-            </w:pPr>
-          </w:p>
-        </w:tc>
-        <w:tc>
-          <w:tcPr>
-            <w:tcW w:w="525" w:type="dxa"/>
-            <w:vAlign w:val="center"/>
-          </w:tcPr>
-          <w:p>
-            <w:pPr>
-              <w:tabs>
-                <w:tab w:val="left" w:pos="1000"/>
-              </w:tabs>
-              <w:spacing w:line="360" w:lineRule="auto"/>
-              <w:rPr>
-                <w:sz w:val="18"/>
-                <w:szCs w:val="18"/>
-                <w:lang w:val="es-MX"/>
-              </w:rPr>
-            </w:pPr>
-          </w:p>
-        </w:tc>
-        <w:tc>
-          <w:tcPr>
-            <w:tcW w:w="525" w:type="dxa"/>
-            <w:vAlign w:val="center"/>
+          </w:tcPr>
+          <w:p>
+            <w:pPr>
+              <w:tabs>
+                <w:tab w:val="left" w:pos="1000"/>
+              </w:tabs>
+              <w:spacing w:line="360" w:lineRule="auto"/>
+              <w:rPr>
+                <w:rFonts w:cs="Arial"/>
+                <w:b w:val="0"/>
+                <w:sz w:val="18"/>
+                <w:szCs w:val="18"/>
+                <w:lang w:val="es-MX"/>
+              </w:rPr>
+            </w:pPr>
+          </w:p>
+        </w:tc>
+        <w:tc>
+          <w:tcPr>
+            <w:tcW w:w="525" w:type="dxa"/>
+          </w:tcPr>
+          <w:p>
+            <w:pPr>
+              <w:tabs>
+                <w:tab w:val="left" w:pos="1000"/>
+              </w:tabs>
+              <w:spacing w:line="360" w:lineRule="auto"/>
+              <w:rPr>
+                <w:sz w:val="18"/>
+                <w:szCs w:val="18"/>
+                <w:lang w:val="es-MX"/>
+              </w:rPr>
+            </w:pPr>
+          </w:p>
+        </w:tc>
+        <w:tc>
+          <w:tcPr>
+            <w:tcW w:w="525" w:type="dxa"/>
+          </w:tcPr>
+          <w:p>
+            <w:pPr>
+              <w:tabs>
+                <w:tab w:val="left" w:pos="1000"/>
+              </w:tabs>
+              <w:spacing w:line="360" w:lineRule="auto"/>
+              <w:rPr>
+                <w:sz w:val="18"/>
+                <w:szCs w:val="18"/>
+                <w:lang w:val="es-MX"/>
+              </w:rPr>
+            </w:pPr>
+          </w:p>
+        </w:tc>
+        <w:tc>
+          <w:tcPr>
+            <w:tcW w:w="525" w:type="dxa"/>
+          </w:tcPr>
+          <w:p>
+            <w:pPr>
+              <w:tabs>
+                <w:tab w:val="left" w:pos="1000"/>
+              </w:tabs>
+              <w:spacing w:line="360" w:lineRule="auto"/>
+              <w:rPr>
+                <w:sz w:val="18"/>
+                <w:szCs w:val="18"/>
+                <w:lang w:val="es-MX"/>
+              </w:rPr>
+            </w:pPr>
+          </w:p>
+        </w:tc>
+        <w:tc>
+          <w:tcPr>
+            <w:tcW w:w="525" w:type="dxa"/>
           </w:tcPr>
           <w:p>
             <w:pPr>
@@ -11339,7 +10467,6 @@
         <w:tc>
           <w:tcPr>
             <w:tcW w:w="1247" w:type="dxa"/>
-            <w:vAlign w:val="center"/>
           </w:tcPr>
           <w:p>
             <w:pPr>
@@ -11358,7 +10485,6 @@
         <w:tc>
           <w:tcPr>
             <w:tcW w:w="1276" w:type="dxa"/>
-            <w:vAlign w:val="center"/>
           </w:tcPr>
           <w:p>
             <w:pPr>
@@ -11386,109 +10512,104 @@
           </w:tcPr>
           <w:p>
             <w:pPr>
-              <w:pStyle w:val="Encabezado"/>
-              <w:tabs>
-                <w:tab w:val="left" w:pos="1000"/>
-              </w:tabs>
-              <w:spacing w:line="360" w:lineRule="auto"/>
-              <w:jc w:val="center"/>
-              <w:rPr>
-                <w:sz w:val="18"/>
-                <w:szCs w:val="18"/>
-                <w:lang w:val="es-MX"/>
-              </w:rPr>
-            </w:pPr>
-            <w:r>
-              <w:rPr>
-                <w:sz w:val="18"/>
-                <w:szCs w:val="18"/>
-                <w:lang w:val="es-MX"/>
-              </w:rPr>
-              <w:t>27</w:t>
+              <w:tabs>
+                <w:tab w:val="left" w:pos="1000"/>
+              </w:tabs>
+              <w:spacing w:line="360" w:lineRule="auto"/>
+              <w:jc w:val="center"/>
+              <w:rPr>
+                <w:sz w:val="18"/>
+                <w:szCs w:val="18"/>
+                <w:lang w:val="es-MX"/>
+              </w:rPr>
+            </w:pPr>
+            <w:r>
+              <w:rPr>
+                <w:sz w:val="18"/>
+                <w:szCs w:val="18"/>
+                <w:lang w:val="es-MX"/>
+              </w:rPr>
+              <w:t>28</w:t>
             </w:r>
           </w:p>
         </w:tc>
         <w:tc>
           <w:tcPr>
             <w:tcW w:w="4400" w:type="dxa"/>
-            <w:vAlign w:val="center"/>
-          </w:tcPr>
-          <w:p>
-            <w:pPr>
-              <w:tabs>
-                <w:tab w:val="left" w:pos="1000"/>
-              </w:tabs>
-              <w:spacing w:line="360" w:lineRule="auto"/>
-              <w:rPr>
-                <w:b w:val="0"/>
-                <w:sz w:val="18"/>
-                <w:szCs w:val="18"/>
-                <w:lang w:val="es-MX"/>
-              </w:rPr>
-            </w:pPr>
-          </w:p>
-        </w:tc>
-        <w:tc>
-          <w:tcPr>
-            <w:tcW w:w="525" w:type="dxa"/>
-            <w:vAlign w:val="center"/>
-          </w:tcPr>
-          <w:p>
-            <w:pPr>
-              <w:tabs>
-                <w:tab w:val="left" w:pos="1000"/>
-              </w:tabs>
-              <w:spacing w:line="360" w:lineRule="auto"/>
-              <w:rPr>
-                <w:sz w:val="18"/>
-                <w:szCs w:val="18"/>
-                <w:lang w:val="es-MX"/>
-              </w:rPr>
-            </w:pPr>
-          </w:p>
-        </w:tc>
-        <w:tc>
-          <w:tcPr>
-            <w:tcW w:w="525" w:type="dxa"/>
-            <w:vAlign w:val="center"/>
-          </w:tcPr>
-          <w:p>
-            <w:pPr>
-              <w:tabs>
-                <w:tab w:val="left" w:pos="1000"/>
-              </w:tabs>
-              <w:spacing w:line="360" w:lineRule="auto"/>
-              <w:rPr>
-                <w:sz w:val="18"/>
-                <w:szCs w:val="18"/>
-                <w:lang w:val="es-MX"/>
-              </w:rPr>
-            </w:pPr>
-          </w:p>
-        </w:tc>
-        <w:tc>
-          <w:tcPr>
-            <w:tcW w:w="525" w:type="dxa"/>
-            <w:vAlign w:val="center"/>
-          </w:tcPr>
-          <w:p>
-            <w:pPr>
-              <w:tabs>
-                <w:tab w:val="left" w:pos="1000"/>
-              </w:tabs>
-              <w:spacing w:line="360" w:lineRule="auto"/>
-              <w:rPr>
-                <w:sz w:val="18"/>
-                <w:szCs w:val="18"/>
-                <w:lang w:val="es-MX"/>
-              </w:rPr>
-            </w:pPr>
-          </w:p>
-        </w:tc>
-        <w:tc>
-          <w:tcPr>
-            <w:tcW w:w="525" w:type="dxa"/>
-            <w:vAlign w:val="center"/>
+          </w:tcPr>
+          <w:p>
+            <w:pPr>
+              <w:tabs>
+                <w:tab w:val="left" w:pos="1000"/>
+              </w:tabs>
+              <w:spacing w:line="360" w:lineRule="auto"/>
+              <w:rPr>
+                <w:rFonts w:cs="Arial"/>
+                <w:b w:val="0"/>
+                <w:sz w:val="18"/>
+                <w:szCs w:val="18"/>
+                <w:lang w:val="es-MX"/>
+              </w:rPr>
+            </w:pPr>
+          </w:p>
+        </w:tc>
+        <w:tc>
+          <w:tcPr>
+            <w:tcW w:w="525" w:type="dxa"/>
+          </w:tcPr>
+          <w:p>
+            <w:pPr>
+              <w:tabs>
+                <w:tab w:val="left" w:pos="1000"/>
+              </w:tabs>
+              <w:spacing w:line="360" w:lineRule="auto"/>
+              <w:rPr>
+                <w:sz w:val="18"/>
+                <w:szCs w:val="18"/>
+                <w:lang w:val="es-MX"/>
+              </w:rPr>
+            </w:pPr>
+          </w:p>
+        </w:tc>
+        <w:tc>
+          <w:tcPr>
+            <w:tcW w:w="525" w:type="dxa"/>
+          </w:tcPr>
+          <w:p>
+            <w:pPr>
+              <w:tabs>
+                <w:tab w:val="left" w:pos="1000"/>
+              </w:tabs>
+              <w:spacing w:line="360" w:lineRule="auto"/>
+              <w:rPr>
+                <w:sz w:val="18"/>
+                <w:szCs w:val="18"/>
+                <w:lang w:val="es-MX"/>
+              </w:rPr>
+            </w:pPr>
+          </w:p>
+        </w:tc>
+        <w:tc>
+          <w:tcPr>
+            <w:tcW w:w="525" w:type="dxa"/>
+          </w:tcPr>
+          <w:p>
+            <w:pPr>
+              <w:tabs>
+                <w:tab w:val="left" w:pos="1000"/>
+              </w:tabs>
+              <w:spacing w:line="360" w:lineRule="auto"/>
+              <w:rPr>
+                <w:sz w:val="18"/>
+                <w:szCs w:val="18"/>
+                <w:lang w:val="es-MX"/>
+              </w:rPr>
+            </w:pPr>
+          </w:p>
+        </w:tc>
+        <w:tc>
+          <w:tcPr>
+            <w:tcW w:w="525" w:type="dxa"/>
           </w:tcPr>
           <w:p>
             <w:pPr>
@@ -11507,7 +10628,6 @@
         <w:tc>
           <w:tcPr>
             <w:tcW w:w="1247" w:type="dxa"/>
-            <w:vAlign w:val="center"/>
           </w:tcPr>
           <w:p>
             <w:pPr>
@@ -11526,7 +10646,6 @@
         <w:tc>
           <w:tcPr>
             <w:tcW w:w="1276" w:type="dxa"/>
-            <w:vAlign w:val="center"/>
           </w:tcPr>
           <w:p>
             <w:pPr>
@@ -11571,91 +10690,87 @@
                 <w:szCs w:val="18"/>
                 <w:lang w:val="es-MX"/>
               </w:rPr>
-              <w:t>28</w:t>
+              <w:t>29</w:t>
             </w:r>
           </w:p>
         </w:tc>
         <w:tc>
           <w:tcPr>
             <w:tcW w:w="4400" w:type="dxa"/>
-            <w:vAlign w:val="center"/>
-          </w:tcPr>
-          <w:p>
-            <w:pPr>
-              <w:tabs>
-                <w:tab w:val="left" w:pos="1000"/>
-              </w:tabs>
-              <w:spacing w:line="360" w:lineRule="auto"/>
-              <w:rPr>
-                <w:b w:val="0"/>
-                <w:sz w:val="18"/>
-                <w:szCs w:val="18"/>
-                <w:lang w:val="es-MX"/>
-              </w:rPr>
-            </w:pPr>
-          </w:p>
-        </w:tc>
-        <w:tc>
-          <w:tcPr>
-            <w:tcW w:w="525" w:type="dxa"/>
-            <w:vAlign w:val="center"/>
-          </w:tcPr>
-          <w:p>
-            <w:pPr>
-              <w:tabs>
-                <w:tab w:val="left" w:pos="1000"/>
-              </w:tabs>
-              <w:spacing w:line="360" w:lineRule="auto"/>
-              <w:rPr>
-                <w:sz w:val="18"/>
-                <w:szCs w:val="18"/>
-                <w:lang w:val="es-MX"/>
-              </w:rPr>
-            </w:pPr>
-          </w:p>
-        </w:tc>
-        <w:tc>
-          <w:tcPr>
-            <w:tcW w:w="525" w:type="dxa"/>
-            <w:vAlign w:val="center"/>
-          </w:tcPr>
-          <w:p>
-            <w:pPr>
-              <w:tabs>
-                <w:tab w:val="left" w:pos="1000"/>
-              </w:tabs>
-              <w:spacing w:line="360" w:lineRule="auto"/>
-              <w:rPr>
-                <w:sz w:val="18"/>
-                <w:szCs w:val="18"/>
-                <w:lang w:val="es-MX"/>
-              </w:rPr>
-            </w:pPr>
-          </w:p>
-        </w:tc>
-        <w:tc>
-          <w:tcPr>
-            <w:tcW w:w="525" w:type="dxa"/>
-            <w:vAlign w:val="center"/>
-          </w:tcPr>
-          <w:p>
-            <w:pPr>
-              <w:tabs>
-                <w:tab w:val="left" w:pos="1000"/>
-              </w:tabs>
-              <w:spacing w:line="360" w:lineRule="auto"/>
-              <w:rPr>
-                <w:sz w:val="18"/>
-                <w:szCs w:val="18"/>
-                <w:lang w:val="es-MX"/>
-              </w:rPr>
-            </w:pPr>
-          </w:p>
-        </w:tc>
-        <w:tc>
-          <w:tcPr>
-            <w:tcW w:w="525" w:type="dxa"/>
-            <w:vAlign w:val="center"/>
+          </w:tcPr>
+          <w:p>
+            <w:pPr>
+              <w:tabs>
+                <w:tab w:val="left" w:pos="1000"/>
+              </w:tabs>
+              <w:spacing w:line="360" w:lineRule="auto"/>
+              <w:rPr>
+                <w:rFonts w:cs="Arial"/>
+                <w:b w:val="0"/>
+                <w:sz w:val="18"/>
+                <w:szCs w:val="18"/>
+                <w:lang w:val="es-MX"/>
+              </w:rPr>
+            </w:pPr>
+          </w:p>
+        </w:tc>
+        <w:tc>
+          <w:tcPr>
+            <w:tcW w:w="525" w:type="dxa"/>
+          </w:tcPr>
+          <w:p>
+            <w:pPr>
+              <w:tabs>
+                <w:tab w:val="left" w:pos="1000"/>
+              </w:tabs>
+              <w:spacing w:line="360" w:lineRule="auto"/>
+              <w:rPr>
+                <w:sz w:val="18"/>
+                <w:szCs w:val="18"/>
+                <w:lang w:val="es-MX"/>
+              </w:rPr>
+            </w:pPr>
+          </w:p>
+        </w:tc>
+        <w:tc>
+          <w:tcPr>
+            <w:tcW w:w="525" w:type="dxa"/>
+          </w:tcPr>
+          <w:p>
+            <w:pPr>
+              <w:tabs>
+                <w:tab w:val="left" w:pos="1000"/>
+              </w:tabs>
+              <w:spacing w:line="360" w:lineRule="auto"/>
+              <w:rPr>
+                <w:sz w:val="18"/>
+                <w:szCs w:val="18"/>
+                <w:lang w:val="es-MX"/>
+              </w:rPr>
+            </w:pPr>
+          </w:p>
+        </w:tc>
+        <w:tc>
+          <w:tcPr>
+            <w:tcW w:w="525" w:type="dxa"/>
+          </w:tcPr>
+          <w:p>
+            <w:pPr>
+              <w:tabs>
+                <w:tab w:val="left" w:pos="1000"/>
+              </w:tabs>
+              <w:spacing w:line="360" w:lineRule="auto"/>
+              <w:rPr>
+                <w:sz w:val="18"/>
+                <w:szCs w:val="18"/>
+                <w:lang w:val="es-MX"/>
+              </w:rPr>
+            </w:pPr>
+          </w:p>
+        </w:tc>
+        <w:tc>
+          <w:tcPr>
+            <w:tcW w:w="525" w:type="dxa"/>
           </w:tcPr>
           <w:p>
             <w:pPr>
@@ -11674,7 +10789,6 @@
         <w:tc>
           <w:tcPr>
             <w:tcW w:w="1247" w:type="dxa"/>
-            <w:vAlign w:val="center"/>
           </w:tcPr>
           <w:p>
             <w:pPr>
@@ -11693,17 +10807,427 @@
         <w:tc>
           <w:tcPr>
             <w:tcW w:w="1276" w:type="dxa"/>
-            <w:vAlign w:val="center"/>
-          </w:tcPr>
-          <w:p>
-            <w:pPr>
-              <w:tabs>
-                <w:tab w:val="left" w:pos="1000"/>
-              </w:tabs>
-              <w:spacing w:line="360" w:lineRule="auto"/>
-              <w:rPr>
-                <w:sz w:val="18"/>
-                <w:szCs w:val="18"/>
+          </w:tcPr>
+          <w:p>
+            <w:pPr>
+              <w:tabs>
+                <w:tab w:val="left" w:pos="1000"/>
+              </w:tabs>
+              <w:spacing w:line="360" w:lineRule="auto"/>
+              <w:rPr>
+                <w:sz w:val="18"/>
+                <w:szCs w:val="18"/>
+                <w:lang w:val="es-MX"/>
+              </w:rPr>
+            </w:pPr>
+          </w:p>
+        </w:tc>
+      </w:tr>
+      <w:tr>
+        <w:tc>
+          <w:tcPr>
+            <w:tcW w:w="470" w:type="dxa"/>
+            <w:vMerge w:val="restart"/>
+            <w:shd w:val="pct20" w:color="000000" w:fill="FFFFFF"/>
+            <w:vAlign w:val="center"/>
+          </w:tcPr>
+          <w:p>
+            <w:pPr>
+              <w:tabs>
+                <w:tab w:val="left" w:pos="1000"/>
+              </w:tabs>
+              <w:spacing w:line="360" w:lineRule="auto"/>
+              <w:jc w:val="center"/>
+              <w:rPr>
+                <w:rFonts w:ascii="Calibri" w:hAnsi="Calibri" w:cs="Calibri"/>
+                <w:sz w:val="18"/>
+                <w:szCs w:val="18"/>
+                <w:lang w:val="es-MX"/>
+              </w:rPr>
+            </w:pPr>
+            <w:proofErr w:type="spellStart"/>
+            <w:r>
+              <w:rPr>
+                <w:rFonts w:ascii="Calibri" w:hAnsi="Calibri" w:cs="Calibri"/>
+                <w:sz w:val="18"/>
+                <w:szCs w:val="18"/>
+                <w:lang w:val="es-MX"/>
+              </w:rPr>
+              <w:lastRenderedPageBreak/>
+              <w:t>Nº</w:t>
+            </w:r>
+            <w:proofErr w:type="spellEnd"/>
+          </w:p>
+        </w:tc>
+        <w:tc>
+          <w:tcPr>
+            <w:tcW w:w="4400" w:type="dxa"/>
+            <w:vMerge w:val="restart"/>
+            <w:shd w:val="pct20" w:color="000000" w:fill="FFFFFF"/>
+            <w:vAlign w:val="center"/>
+          </w:tcPr>
+          <w:p>
+            <w:pPr>
+              <w:tabs>
+                <w:tab w:val="left" w:pos="1000"/>
+              </w:tabs>
+              <w:spacing w:line="360" w:lineRule="auto"/>
+              <w:jc w:val="center"/>
+              <w:rPr>
+                <w:rFonts w:ascii="Calibri" w:hAnsi="Calibri" w:cs="Calibri"/>
+                <w:sz w:val="18"/>
+                <w:szCs w:val="18"/>
+                <w:lang w:val="es-MX"/>
+              </w:rPr>
+            </w:pPr>
+            <w:r>
+              <w:rPr>
+                <w:rFonts w:ascii="Calibri" w:hAnsi="Calibri" w:cs="Calibri"/>
+                <w:sz w:val="18"/>
+                <w:szCs w:val="18"/>
+                <w:lang w:val="es-MX"/>
+              </w:rPr>
+              <w:t>OPERACIONES/TAREAS</w:t>
+            </w:r>
+          </w:p>
+        </w:tc>
+        <w:tc>
+          <w:tcPr>
+            <w:tcW w:w="2100" w:type="dxa"/>
+            <w:gridSpan w:val="4"/>
+            <w:shd w:val="pct20" w:color="000000" w:fill="FFFFFF"/>
+            <w:vAlign w:val="center"/>
+          </w:tcPr>
+          <w:p>
+            <w:pPr>
+              <w:pStyle w:val="Ttulo3"/>
+              <w:tabs>
+                <w:tab w:val="left" w:pos="1000"/>
+              </w:tabs>
+              <w:spacing w:before="0" w:after="0" w:line="360" w:lineRule="auto"/>
+              <w:jc w:val="center"/>
+              <w:rPr>
+                <w:rFonts w:ascii="Calibri" w:hAnsi="Calibri" w:cs="Calibri"/>
+                <w:sz w:val="18"/>
+                <w:szCs w:val="18"/>
+                <w:lang w:val="es-MX"/>
+              </w:rPr>
+            </w:pPr>
+            <w:r>
+              <w:rPr>
+                <w:rFonts w:ascii="Calibri" w:hAnsi="Calibri" w:cs="Calibri"/>
+                <w:sz w:val="18"/>
+                <w:szCs w:val="18"/>
+                <w:lang w:val="es-MX"/>
+              </w:rPr>
+              <w:t>OPERACIONES EJECUTADAS*</w:t>
+            </w:r>
+          </w:p>
+        </w:tc>
+        <w:tc>
+          <w:tcPr>
+            <w:tcW w:w="1247" w:type="dxa"/>
+            <w:vMerge w:val="restart"/>
+            <w:shd w:val="pct20" w:color="000000" w:fill="FFFFFF"/>
+            <w:vAlign w:val="center"/>
+          </w:tcPr>
+          <w:p>
+            <w:pPr>
+              <w:tabs>
+                <w:tab w:val="left" w:pos="1000"/>
+              </w:tabs>
+              <w:spacing w:line="360" w:lineRule="auto"/>
+              <w:jc w:val="center"/>
+              <w:rPr>
+                <w:rFonts w:ascii="Calibri" w:hAnsi="Calibri" w:cs="Calibri"/>
+                <w:sz w:val="16"/>
+                <w:szCs w:val="16"/>
+                <w:lang w:val="es-MX"/>
+              </w:rPr>
+            </w:pPr>
+            <w:r>
+              <w:rPr>
+                <w:rFonts w:ascii="Calibri" w:hAnsi="Calibri" w:cs="Calibri"/>
+                <w:sz w:val="16"/>
+                <w:szCs w:val="16"/>
+                <w:lang w:val="es-MX"/>
+              </w:rPr>
+              <w:t>OPERACIONES POR EJECUTAR</w:t>
+            </w:r>
+          </w:p>
+        </w:tc>
+        <w:tc>
+          <w:tcPr>
+            <w:tcW w:w="1276" w:type="dxa"/>
+            <w:vMerge w:val="restart"/>
+            <w:shd w:val="pct20" w:color="000000" w:fill="FFFFFF"/>
+            <w:vAlign w:val="center"/>
+          </w:tcPr>
+          <w:p>
+            <w:pPr>
+              <w:tabs>
+                <w:tab w:val="left" w:pos="1000"/>
+              </w:tabs>
+              <w:spacing w:line="360" w:lineRule="auto"/>
+              <w:jc w:val="center"/>
+              <w:rPr>
+                <w:rFonts w:ascii="Calibri" w:hAnsi="Calibri" w:cs="Calibri"/>
+                <w:sz w:val="16"/>
+                <w:szCs w:val="16"/>
+                <w:lang w:val="es-MX"/>
+              </w:rPr>
+            </w:pPr>
+            <w:r>
+              <w:rPr>
+                <w:rFonts w:ascii="Calibri" w:hAnsi="Calibri" w:cs="Calibri"/>
+                <w:sz w:val="16"/>
+                <w:szCs w:val="16"/>
+                <w:lang w:val="es-MX"/>
+              </w:rPr>
+              <w:t>OPERACIONES PARA</w:t>
+            </w:r>
+          </w:p>
+          <w:p>
+            <w:pPr>
+              <w:tabs>
+                <w:tab w:val="left" w:pos="1000"/>
+              </w:tabs>
+              <w:spacing w:line="360" w:lineRule="auto"/>
+              <w:jc w:val="center"/>
+              <w:rPr>
+                <w:rFonts w:ascii="Calibri" w:hAnsi="Calibri" w:cs="Calibri"/>
+                <w:sz w:val="18"/>
+                <w:szCs w:val="18"/>
+                <w:lang w:val="es-MX"/>
+              </w:rPr>
+            </w:pPr>
+            <w:r>
+              <w:rPr>
+                <w:rFonts w:ascii="Calibri" w:hAnsi="Calibri" w:cs="Calibri"/>
+                <w:sz w:val="16"/>
+                <w:szCs w:val="16"/>
+                <w:lang w:val="es-MX"/>
+              </w:rPr>
+              <w:t>SEMINARIO</w:t>
+            </w:r>
+          </w:p>
+        </w:tc>
+      </w:tr>
+      <w:tr>
+        <w:tc>
+          <w:tcPr>
+            <w:tcW w:w="470" w:type="dxa"/>
+            <w:vMerge/>
+            <w:shd w:val="pct20" w:color="000000" w:fill="FFFFFF"/>
+            <w:vAlign w:val="center"/>
+          </w:tcPr>
+          <w:p>
+            <w:pPr>
+              <w:tabs>
+                <w:tab w:val="left" w:pos="1000"/>
+              </w:tabs>
+              <w:spacing w:line="360" w:lineRule="auto"/>
+              <w:rPr>
+                <w:rFonts w:ascii="Calibri" w:hAnsi="Calibri" w:cs="Calibri"/>
+                <w:sz w:val="18"/>
+                <w:szCs w:val="18"/>
+                <w:lang w:val="es-MX"/>
+              </w:rPr>
+            </w:pPr>
+          </w:p>
+        </w:tc>
+        <w:tc>
+          <w:tcPr>
+            <w:tcW w:w="4400" w:type="dxa"/>
+            <w:vMerge/>
+            <w:shd w:val="pct20" w:color="000000" w:fill="FFFFFF"/>
+            <w:vAlign w:val="center"/>
+          </w:tcPr>
+          <w:p>
+            <w:pPr>
+              <w:tabs>
+                <w:tab w:val="left" w:pos="1000"/>
+              </w:tabs>
+              <w:spacing w:line="360" w:lineRule="auto"/>
+              <w:jc w:val="center"/>
+              <w:rPr>
+                <w:rFonts w:ascii="Calibri" w:hAnsi="Calibri" w:cs="Calibri"/>
+                <w:sz w:val="18"/>
+                <w:szCs w:val="18"/>
+                <w:lang w:val="es-MX"/>
+              </w:rPr>
+            </w:pPr>
+          </w:p>
+        </w:tc>
+        <w:tc>
+          <w:tcPr>
+            <w:tcW w:w="525" w:type="dxa"/>
+            <w:shd w:val="pct20" w:color="000000" w:fill="FFFFFF"/>
+            <w:vAlign w:val="center"/>
+          </w:tcPr>
+          <w:p>
+            <w:pPr>
+              <w:pStyle w:val="Ttulo3"/>
+              <w:tabs>
+                <w:tab w:val="left" w:pos="1000"/>
+              </w:tabs>
+              <w:spacing w:before="0" w:after="0" w:line="360" w:lineRule="auto"/>
+              <w:jc w:val="center"/>
+              <w:rPr>
+                <w:rFonts w:ascii="Calibri" w:hAnsi="Calibri" w:cs="Calibri"/>
+                <w:sz w:val="18"/>
+                <w:szCs w:val="18"/>
+                <w:lang w:val="es-MX"/>
+              </w:rPr>
+            </w:pPr>
+            <w:r>
+              <w:rPr>
+                <w:rFonts w:ascii="Calibri" w:hAnsi="Calibri" w:cs="Calibri"/>
+                <w:sz w:val="18"/>
+                <w:szCs w:val="18"/>
+                <w:lang w:val="es-MX"/>
+              </w:rPr>
+              <w:t>1</w:t>
+            </w:r>
+          </w:p>
+        </w:tc>
+        <w:tc>
+          <w:tcPr>
+            <w:tcW w:w="525" w:type="dxa"/>
+            <w:shd w:val="pct20" w:color="000000" w:fill="FFFFFF"/>
+            <w:vAlign w:val="center"/>
+          </w:tcPr>
+          <w:p>
+            <w:pPr>
+              <w:pStyle w:val="Ttulo3"/>
+              <w:tabs>
+                <w:tab w:val="left" w:pos="1000"/>
+              </w:tabs>
+              <w:spacing w:before="0" w:after="0" w:line="360" w:lineRule="auto"/>
+              <w:jc w:val="center"/>
+              <w:rPr>
+                <w:rFonts w:ascii="Calibri" w:hAnsi="Calibri" w:cs="Calibri"/>
+                <w:sz w:val="18"/>
+                <w:szCs w:val="18"/>
+                <w:lang w:val="es-MX"/>
+              </w:rPr>
+            </w:pPr>
+            <w:r>
+              <w:rPr>
+                <w:rFonts w:ascii="Calibri" w:hAnsi="Calibri" w:cs="Calibri"/>
+                <w:sz w:val="18"/>
+                <w:szCs w:val="18"/>
+                <w:lang w:val="es-MX"/>
+              </w:rPr>
+              <w:t>2</w:t>
+            </w:r>
+          </w:p>
+        </w:tc>
+        <w:tc>
+          <w:tcPr>
+            <w:tcW w:w="525" w:type="dxa"/>
+            <w:shd w:val="pct20" w:color="000000" w:fill="FFFFFF"/>
+            <w:vAlign w:val="center"/>
+          </w:tcPr>
+          <w:p>
+            <w:pPr>
+              <w:pStyle w:val="Ttulo3"/>
+              <w:tabs>
+                <w:tab w:val="left" w:pos="1000"/>
+              </w:tabs>
+              <w:spacing w:before="0" w:after="0" w:line="360" w:lineRule="auto"/>
+              <w:jc w:val="center"/>
+              <w:rPr>
+                <w:rFonts w:ascii="Calibri" w:hAnsi="Calibri" w:cs="Calibri"/>
+                <w:sz w:val="18"/>
+                <w:szCs w:val="18"/>
+                <w:lang w:val="es-MX"/>
+              </w:rPr>
+            </w:pPr>
+            <w:r>
+              <w:rPr>
+                <w:rFonts w:ascii="Calibri" w:hAnsi="Calibri" w:cs="Calibri"/>
+                <w:sz w:val="18"/>
+                <w:szCs w:val="18"/>
+                <w:lang w:val="es-MX"/>
+              </w:rPr>
+              <w:t>3</w:t>
+            </w:r>
+          </w:p>
+        </w:tc>
+        <w:tc>
+          <w:tcPr>
+            <w:tcW w:w="525" w:type="dxa"/>
+            <w:shd w:val="pct20" w:color="000000" w:fill="FFFFFF"/>
+            <w:vAlign w:val="center"/>
+          </w:tcPr>
+          <w:p>
+            <w:pPr>
+              <w:pStyle w:val="Ttulo3"/>
+              <w:tabs>
+                <w:tab w:val="left" w:pos="1000"/>
+              </w:tabs>
+              <w:spacing w:before="0" w:after="0" w:line="360" w:lineRule="auto"/>
+              <w:jc w:val="center"/>
+              <w:rPr>
+                <w:rFonts w:ascii="Calibri" w:hAnsi="Calibri" w:cs="Calibri"/>
+                <w:sz w:val="18"/>
+                <w:szCs w:val="18"/>
+                <w:lang w:val="es-MX"/>
+              </w:rPr>
+            </w:pPr>
+            <w:r>
+              <w:rPr>
+                <w:rFonts w:ascii="Calibri" w:hAnsi="Calibri" w:cs="Calibri"/>
+                <w:sz w:val="18"/>
+                <w:szCs w:val="18"/>
+                <w:lang w:val="es-MX"/>
+              </w:rPr>
+              <w:t>4</w:t>
+            </w:r>
+          </w:p>
+        </w:tc>
+        <w:tc>
+          <w:tcPr>
+            <w:tcW w:w="1247" w:type="dxa"/>
+            <w:vMerge/>
+            <w:shd w:val="pct20" w:color="000000" w:fill="FFFFFF"/>
+            <w:vAlign w:val="center"/>
+          </w:tcPr>
+          <w:p>
+            <w:pPr>
+              <w:tabs>
+                <w:tab w:val="left" w:pos="1000"/>
+              </w:tabs>
+              <w:spacing w:line="360" w:lineRule="auto"/>
+              <w:jc w:val="center"/>
+              <w:rPr>
+                <w:rFonts w:ascii="Calibri" w:hAnsi="Calibri" w:cs="Calibri"/>
+                <w:sz w:val="16"/>
+                <w:szCs w:val="16"/>
+                <w:lang w:val="es-MX"/>
+              </w:rPr>
+            </w:pPr>
+          </w:p>
+        </w:tc>
+        <w:tc>
+          <w:tcPr>
+            <w:tcW w:w="1276" w:type="dxa"/>
+            <w:vMerge/>
+            <w:shd w:val="pct20" w:color="000000" w:fill="FFFFFF"/>
+            <w:vAlign w:val="center"/>
+          </w:tcPr>
+          <w:p>
+            <w:pPr>
+              <w:tabs>
+                <w:tab w:val="left" w:pos="1000"/>
+              </w:tabs>
+              <w:spacing w:line="360" w:lineRule="auto"/>
+              <w:jc w:val="center"/>
+              <w:rPr>
+                <w:rFonts w:ascii="Calibri" w:hAnsi="Calibri" w:cs="Calibri"/>
+                <w:sz w:val="16"/>
+                <w:szCs w:val="16"/>
                 <w:lang w:val="es-MX"/>
               </w:rPr>
             </w:pPr>
@@ -11738,7 +11262,7 @@
                 <w:szCs w:val="18"/>
                 <w:lang w:val="es-MX"/>
               </w:rPr>
-              <w:t>29</w:t>
+              <w:t>30</w:t>
             </w:r>
           </w:p>
         </w:tc>
@@ -11905,7 +11429,7 @@
                 <w:szCs w:val="18"/>
                 <w:lang w:val="es-MX"/>
               </w:rPr>
-              <w:t>30</w:t>
+              <w:t>31</w:t>
             </w:r>
           </w:p>
         </w:tc>
@@ -12055,24 +11579,25 @@
           </w:tcPr>
           <w:p>
             <w:pPr>
-              <w:tabs>
-                <w:tab w:val="left" w:pos="1000"/>
-              </w:tabs>
-              <w:spacing w:line="360" w:lineRule="auto"/>
-              <w:jc w:val="center"/>
-              <w:rPr>
-                <w:sz w:val="18"/>
-                <w:szCs w:val="18"/>
-                <w:lang w:val="es-MX"/>
-              </w:rPr>
-            </w:pPr>
-            <w:r>
-              <w:rPr>
-                <w:sz w:val="18"/>
-                <w:szCs w:val="18"/>
-                <w:lang w:val="es-MX"/>
-              </w:rPr>
-              <w:t>31</w:t>
+              <w:pStyle w:val="Encabezado"/>
+              <w:tabs>
+                <w:tab w:val="left" w:pos="1000"/>
+              </w:tabs>
+              <w:spacing w:line="360" w:lineRule="auto"/>
+              <w:jc w:val="center"/>
+              <w:rPr>
+                <w:sz w:val="18"/>
+                <w:szCs w:val="18"/>
+                <w:lang w:val="es-MX"/>
+              </w:rPr>
+            </w:pPr>
+            <w:r>
+              <w:rPr>
+                <w:sz w:val="18"/>
+                <w:szCs w:val="18"/>
+                <w:lang w:val="es-MX"/>
+              </w:rPr>
+              <w:t>32</w:t>
             </w:r>
           </w:p>
         </w:tc>
@@ -12239,7 +11764,7 @@
                 <w:szCs w:val="18"/>
                 <w:lang w:val="es-MX"/>
               </w:rPr>
-              <w:t>32</w:t>
+              <w:t>33</w:t>
             </w:r>
           </w:p>
         </w:tc>
@@ -12406,7 +11931,7 @@
                 <w:szCs w:val="18"/>
                 <w:lang w:val="es-MX"/>
               </w:rPr>
-              <w:t>33</w:t>
+              <w:t>34</w:t>
             </w:r>
           </w:p>
         </w:tc>
@@ -12581,7 +12106,7 @@
                 <w:szCs w:val="18"/>
                 <w:lang w:val="es-MX"/>
               </w:rPr>
-              <w:t>4</w:t>
+              <w:t>5</w:t>
             </w:r>
           </w:p>
         </w:tc>
@@ -12592,11 +12117,10 @@
           </w:tcPr>
           <w:p>
             <w:pPr>
-              <w:pStyle w:val="Ttulo4"/>
-              <w:tabs>
-                <w:tab w:val="left" w:pos="1000"/>
-              </w:tabs>
-              <w:spacing w:before="0" w:after="0" w:line="360" w:lineRule="auto"/>
+              <w:tabs>
+                <w:tab w:val="left" w:pos="1000"/>
+              </w:tabs>
+              <w:spacing w:line="360" w:lineRule="auto"/>
               <w:rPr>
                 <w:b w:val="0"/>
                 <w:sz w:val="18"/>
@@ -12757,87 +12281,91 @@
                 <w:szCs w:val="18"/>
                 <w:lang w:val="es-MX"/>
               </w:rPr>
-              <w:t>5</w:t>
+              <w:t>6</w:t>
             </w:r>
           </w:p>
         </w:tc>
         <w:tc>
           <w:tcPr>
             <w:tcW w:w="4400" w:type="dxa"/>
-          </w:tcPr>
-          <w:p>
-            <w:pPr>
-              <w:pStyle w:val="Ttulo4"/>
-              <w:tabs>
-                <w:tab w:val="left" w:pos="1000"/>
-              </w:tabs>
-              <w:spacing w:before="0" w:after="0" w:line="360" w:lineRule="auto"/>
-              <w:rPr>
-                <w:b w:val="0"/>
-                <w:sz w:val="18"/>
-                <w:szCs w:val="18"/>
-                <w:lang w:val="es-MX"/>
-              </w:rPr>
-            </w:pPr>
-          </w:p>
-        </w:tc>
-        <w:tc>
-          <w:tcPr>
-            <w:tcW w:w="525" w:type="dxa"/>
-          </w:tcPr>
-          <w:p>
-            <w:pPr>
-              <w:tabs>
-                <w:tab w:val="left" w:pos="1000"/>
-              </w:tabs>
-              <w:spacing w:line="360" w:lineRule="auto"/>
-              <w:rPr>
-                <w:sz w:val="18"/>
-                <w:szCs w:val="18"/>
-                <w:lang w:val="es-MX"/>
-              </w:rPr>
-            </w:pPr>
-          </w:p>
-        </w:tc>
-        <w:tc>
-          <w:tcPr>
-            <w:tcW w:w="525" w:type="dxa"/>
-          </w:tcPr>
-          <w:p>
-            <w:pPr>
-              <w:tabs>
-                <w:tab w:val="left" w:pos="1000"/>
-              </w:tabs>
-              <w:spacing w:line="360" w:lineRule="auto"/>
-              <w:rPr>
-                <w:sz w:val="18"/>
-                <w:szCs w:val="18"/>
-                <w:lang w:val="es-MX"/>
-              </w:rPr>
-            </w:pPr>
-          </w:p>
-        </w:tc>
-        <w:tc>
-          <w:tcPr>
-            <w:tcW w:w="525" w:type="dxa"/>
-          </w:tcPr>
-          <w:p>
-            <w:pPr>
-              <w:tabs>
-                <w:tab w:val="left" w:pos="1000"/>
-              </w:tabs>
-              <w:spacing w:line="360" w:lineRule="auto"/>
-              <w:rPr>
-                <w:sz w:val="18"/>
-                <w:szCs w:val="18"/>
-                <w:lang w:val="es-MX"/>
-              </w:rPr>
-            </w:pPr>
-          </w:p>
-        </w:tc>
-        <w:tc>
-          <w:tcPr>
-            <w:tcW w:w="525" w:type="dxa"/>
+            <w:vAlign w:val="center"/>
+          </w:tcPr>
+          <w:p>
+            <w:pPr>
+              <w:tabs>
+                <w:tab w:val="left" w:pos="1000"/>
+              </w:tabs>
+              <w:spacing w:line="360" w:lineRule="auto"/>
+              <w:rPr>
+                <w:b w:val="0"/>
+                <w:sz w:val="18"/>
+                <w:szCs w:val="18"/>
+                <w:lang w:val="es-MX"/>
+              </w:rPr>
+            </w:pPr>
+          </w:p>
+        </w:tc>
+        <w:tc>
+          <w:tcPr>
+            <w:tcW w:w="525" w:type="dxa"/>
+            <w:vAlign w:val="center"/>
+          </w:tcPr>
+          <w:p>
+            <w:pPr>
+              <w:tabs>
+                <w:tab w:val="left" w:pos="1000"/>
+              </w:tabs>
+              <w:spacing w:line="360" w:lineRule="auto"/>
+              <w:rPr>
+                <w:sz w:val="18"/>
+                <w:szCs w:val="18"/>
+                <w:lang w:val="es-MX"/>
+              </w:rPr>
+            </w:pPr>
+          </w:p>
+        </w:tc>
+        <w:tc>
+          <w:tcPr>
+            <w:tcW w:w="525" w:type="dxa"/>
+            <w:vAlign w:val="center"/>
+          </w:tcPr>
+          <w:p>
+            <w:pPr>
+              <w:tabs>
+                <w:tab w:val="left" w:pos="1000"/>
+              </w:tabs>
+              <w:spacing w:line="360" w:lineRule="auto"/>
+              <w:rPr>
+                <w:sz w:val="18"/>
+                <w:szCs w:val="18"/>
+                <w:lang w:val="es-MX"/>
+              </w:rPr>
+            </w:pPr>
+          </w:p>
+        </w:tc>
+        <w:tc>
+          <w:tcPr>
+            <w:tcW w:w="525" w:type="dxa"/>
+            <w:vAlign w:val="center"/>
+          </w:tcPr>
+          <w:p>
+            <w:pPr>
+              <w:tabs>
+                <w:tab w:val="left" w:pos="1000"/>
+              </w:tabs>
+              <w:spacing w:line="360" w:lineRule="auto"/>
+              <w:rPr>
+                <w:sz w:val="18"/>
+                <w:szCs w:val="18"/>
+                <w:lang w:val="es-MX"/>
+              </w:rPr>
+            </w:pPr>
+          </w:p>
+        </w:tc>
+        <w:tc>
+          <w:tcPr>
+            <w:tcW w:w="525" w:type="dxa"/>
+            <w:vAlign w:val="center"/>
           </w:tcPr>
           <w:p>
             <w:pPr>
@@ -12856,6 +12384,7 @@
         <w:tc>
           <w:tcPr>
             <w:tcW w:w="1247" w:type="dxa"/>
+            <w:vAlign w:val="center"/>
           </w:tcPr>
           <w:p>
             <w:pPr>
@@ -12874,6 +12403,7 @@
         <w:tc>
           <w:tcPr>
             <w:tcW w:w="1276" w:type="dxa"/>
+            <w:vAlign w:val="center"/>
           </w:tcPr>
           <w:p>
             <w:pPr>
@@ -12918,94 +12448,91 @@
                 <w:szCs w:val="18"/>
                 <w:lang w:val="es-MX"/>
               </w:rPr>
-              <w:t>3</w:t>
-            </w:r>
-            <w:r>
-              <w:rPr>
-                <w:sz w:val="18"/>
-                <w:szCs w:val="18"/>
-                <w:lang w:val="es-MX"/>
-              </w:rPr>
-              <w:t>6</w:t>
+              <w:t>37</w:t>
             </w:r>
           </w:p>
         </w:tc>
         <w:tc>
           <w:tcPr>
             <w:tcW w:w="4400" w:type="dxa"/>
-          </w:tcPr>
-          <w:p>
-            <w:pPr>
-              <w:tabs>
-                <w:tab w:val="left" w:pos="1000"/>
-              </w:tabs>
-              <w:spacing w:line="360" w:lineRule="auto"/>
-              <w:rPr>
-                <w:b w:val="0"/>
-                <w:sz w:val="18"/>
-                <w:szCs w:val="18"/>
-                <w:lang w:val="es-MX"/>
-              </w:rPr>
-            </w:pPr>
-          </w:p>
-        </w:tc>
-        <w:tc>
-          <w:tcPr>
-            <w:tcW w:w="525" w:type="dxa"/>
-          </w:tcPr>
-          <w:p>
-            <w:pPr>
-              <w:tabs>
-                <w:tab w:val="left" w:pos="1000"/>
-              </w:tabs>
-              <w:spacing w:line="360" w:lineRule="auto"/>
-              <w:rPr>
-                <w:sz w:val="18"/>
-                <w:szCs w:val="18"/>
-                <w:lang w:val="es-MX"/>
-              </w:rPr>
-            </w:pPr>
-          </w:p>
-        </w:tc>
-        <w:tc>
-          <w:tcPr>
-            <w:tcW w:w="525" w:type="dxa"/>
-          </w:tcPr>
-          <w:p>
-            <w:pPr>
-              <w:tabs>
-                <w:tab w:val="left" w:pos="1000"/>
-              </w:tabs>
-              <w:spacing w:line="360" w:lineRule="auto"/>
-              <w:rPr>
-                <w:sz w:val="18"/>
-                <w:szCs w:val="18"/>
-                <w:lang w:val="es-MX"/>
-              </w:rPr>
-            </w:pPr>
-          </w:p>
-        </w:tc>
-        <w:tc>
-          <w:tcPr>
-            <w:tcW w:w="525" w:type="dxa"/>
-          </w:tcPr>
-          <w:p>
-            <w:pPr>
-              <w:tabs>
-                <w:tab w:val="left" w:pos="1000"/>
-              </w:tabs>
-              <w:spacing w:line="360" w:lineRule="auto"/>
-              <w:rPr>
-                <w:sz w:val="18"/>
-                <w:szCs w:val="18"/>
-                <w:lang w:val="es-MX"/>
-              </w:rPr>
-            </w:pPr>
-          </w:p>
-        </w:tc>
-        <w:tc>
-          <w:tcPr>
-            <w:tcW w:w="525" w:type="dxa"/>
+            <w:vAlign w:val="center"/>
+          </w:tcPr>
+          <w:p>
+            <w:pPr>
+              <w:tabs>
+                <w:tab w:val="left" w:pos="1000"/>
+              </w:tabs>
+              <w:spacing w:line="360" w:lineRule="auto"/>
+              <w:rPr>
+                <w:b w:val="0"/>
+                <w:sz w:val="18"/>
+                <w:szCs w:val="18"/>
+                <w:lang w:val="es-MX"/>
+              </w:rPr>
+            </w:pPr>
+          </w:p>
+        </w:tc>
+        <w:tc>
+          <w:tcPr>
+            <w:tcW w:w="525" w:type="dxa"/>
+            <w:vAlign w:val="center"/>
+          </w:tcPr>
+          <w:p>
+            <w:pPr>
+              <w:tabs>
+                <w:tab w:val="left" w:pos="1000"/>
+              </w:tabs>
+              <w:spacing w:line="360" w:lineRule="auto"/>
+              <w:rPr>
+                <w:sz w:val="18"/>
+                <w:szCs w:val="18"/>
+                <w:lang w:val="es-MX"/>
+              </w:rPr>
+            </w:pPr>
+          </w:p>
+        </w:tc>
+        <w:tc>
+          <w:tcPr>
+            <w:tcW w:w="525" w:type="dxa"/>
+            <w:vAlign w:val="center"/>
+          </w:tcPr>
+          <w:p>
+            <w:pPr>
+              <w:tabs>
+                <w:tab w:val="left" w:pos="1000"/>
+              </w:tabs>
+              <w:spacing w:line="360" w:lineRule="auto"/>
+              <w:rPr>
+                <w:sz w:val="18"/>
+                <w:szCs w:val="18"/>
+                <w:lang w:val="es-MX"/>
+              </w:rPr>
+            </w:pPr>
+          </w:p>
+        </w:tc>
+        <w:tc>
+          <w:tcPr>
+            <w:tcW w:w="525" w:type="dxa"/>
+            <w:vAlign w:val="center"/>
+          </w:tcPr>
+          <w:p>
+            <w:pPr>
+              <w:tabs>
+                <w:tab w:val="left" w:pos="1000"/>
+              </w:tabs>
+              <w:spacing w:line="360" w:lineRule="auto"/>
+              <w:rPr>
+                <w:sz w:val="18"/>
+                <w:szCs w:val="18"/>
+                <w:lang w:val="es-MX"/>
+              </w:rPr>
+            </w:pPr>
+          </w:p>
+        </w:tc>
+        <w:tc>
+          <w:tcPr>
+            <w:tcW w:w="525" w:type="dxa"/>
+            <w:vAlign w:val="center"/>
           </w:tcPr>
           <w:p>
             <w:pPr>
@@ -13024,6 +12551,7 @@
         <w:tc>
           <w:tcPr>
             <w:tcW w:w="1247" w:type="dxa"/>
+            <w:vAlign w:val="center"/>
           </w:tcPr>
           <w:p>
             <w:pPr>
@@ -13042,6 +12570,7 @@
         <w:tc>
           <w:tcPr>
             <w:tcW w:w="1276" w:type="dxa"/>
+            <w:vAlign w:val="center"/>
           </w:tcPr>
           <w:p>
             <w:pPr>
@@ -13086,86 +12615,91 @@
                 <w:szCs w:val="18"/>
                 <w:lang w:val="es-MX"/>
               </w:rPr>
-              <w:t>37</w:t>
+              <w:t>38</w:t>
             </w:r>
           </w:p>
         </w:tc>
         <w:tc>
           <w:tcPr>
             <w:tcW w:w="4400" w:type="dxa"/>
-          </w:tcPr>
-          <w:p>
-            <w:pPr>
-              <w:tabs>
-                <w:tab w:val="left" w:pos="1000"/>
-              </w:tabs>
-              <w:spacing w:line="360" w:lineRule="auto"/>
-              <w:rPr>
-                <w:b w:val="0"/>
-                <w:sz w:val="18"/>
-                <w:szCs w:val="18"/>
-                <w:lang w:val="es-MX"/>
-              </w:rPr>
-            </w:pPr>
-          </w:p>
-        </w:tc>
-        <w:tc>
-          <w:tcPr>
-            <w:tcW w:w="525" w:type="dxa"/>
-          </w:tcPr>
-          <w:p>
-            <w:pPr>
-              <w:tabs>
-                <w:tab w:val="left" w:pos="1000"/>
-              </w:tabs>
-              <w:spacing w:line="360" w:lineRule="auto"/>
-              <w:rPr>
-                <w:sz w:val="18"/>
-                <w:szCs w:val="18"/>
-                <w:lang w:val="es-MX"/>
-              </w:rPr>
-            </w:pPr>
-          </w:p>
-        </w:tc>
-        <w:tc>
-          <w:tcPr>
-            <w:tcW w:w="525" w:type="dxa"/>
-          </w:tcPr>
-          <w:p>
-            <w:pPr>
-              <w:tabs>
-                <w:tab w:val="left" w:pos="1000"/>
-              </w:tabs>
-              <w:spacing w:line="360" w:lineRule="auto"/>
-              <w:rPr>
-                <w:sz w:val="18"/>
-                <w:szCs w:val="18"/>
-                <w:lang w:val="es-MX"/>
-              </w:rPr>
-            </w:pPr>
-          </w:p>
-        </w:tc>
-        <w:tc>
-          <w:tcPr>
-            <w:tcW w:w="525" w:type="dxa"/>
-          </w:tcPr>
-          <w:p>
-            <w:pPr>
-              <w:tabs>
-                <w:tab w:val="left" w:pos="1000"/>
-              </w:tabs>
-              <w:spacing w:line="360" w:lineRule="auto"/>
-              <w:rPr>
-                <w:sz w:val="18"/>
-                <w:szCs w:val="18"/>
-                <w:lang w:val="es-MX"/>
-              </w:rPr>
-            </w:pPr>
-          </w:p>
-        </w:tc>
-        <w:tc>
-          <w:tcPr>
-            <w:tcW w:w="525" w:type="dxa"/>
+            <w:vAlign w:val="center"/>
+          </w:tcPr>
+          <w:p>
+            <w:pPr>
+              <w:tabs>
+                <w:tab w:val="left" w:pos="1000"/>
+              </w:tabs>
+              <w:spacing w:line="360" w:lineRule="auto"/>
+              <w:rPr>
+                <w:b w:val="0"/>
+                <w:sz w:val="18"/>
+                <w:szCs w:val="18"/>
+                <w:lang w:val="es-MX"/>
+              </w:rPr>
+            </w:pPr>
+          </w:p>
+        </w:tc>
+        <w:tc>
+          <w:tcPr>
+            <w:tcW w:w="525" w:type="dxa"/>
+            <w:vAlign w:val="center"/>
+          </w:tcPr>
+          <w:p>
+            <w:pPr>
+              <w:tabs>
+                <w:tab w:val="left" w:pos="1000"/>
+              </w:tabs>
+              <w:spacing w:line="360" w:lineRule="auto"/>
+              <w:rPr>
+                <w:sz w:val="18"/>
+                <w:szCs w:val="18"/>
+                <w:lang w:val="es-MX"/>
+              </w:rPr>
+            </w:pPr>
+          </w:p>
+        </w:tc>
+        <w:tc>
+          <w:tcPr>
+            <w:tcW w:w="525" w:type="dxa"/>
+            <w:vAlign w:val="center"/>
+          </w:tcPr>
+          <w:p>
+            <w:pPr>
+              <w:tabs>
+                <w:tab w:val="left" w:pos="1000"/>
+              </w:tabs>
+              <w:spacing w:line="360" w:lineRule="auto"/>
+              <w:rPr>
+                <w:sz w:val="18"/>
+                <w:szCs w:val="18"/>
+                <w:lang w:val="es-MX"/>
+              </w:rPr>
+            </w:pPr>
+          </w:p>
+        </w:tc>
+        <w:tc>
+          <w:tcPr>
+            <w:tcW w:w="525" w:type="dxa"/>
+            <w:vAlign w:val="center"/>
+          </w:tcPr>
+          <w:p>
+            <w:pPr>
+              <w:tabs>
+                <w:tab w:val="left" w:pos="1000"/>
+              </w:tabs>
+              <w:spacing w:line="360" w:lineRule="auto"/>
+              <w:rPr>
+                <w:sz w:val="18"/>
+                <w:szCs w:val="18"/>
+                <w:lang w:val="es-MX"/>
+              </w:rPr>
+            </w:pPr>
+          </w:p>
+        </w:tc>
+        <w:tc>
+          <w:tcPr>
+            <w:tcW w:w="525" w:type="dxa"/>
+            <w:vAlign w:val="center"/>
           </w:tcPr>
           <w:p>
             <w:pPr>
@@ -13184,6 +12718,7 @@
         <w:tc>
           <w:tcPr>
             <w:tcW w:w="1247" w:type="dxa"/>
+            <w:vAlign w:val="center"/>
           </w:tcPr>
           <w:p>
             <w:pPr>
@@ -13202,6 +12737,7 @@
         <w:tc>
           <w:tcPr>
             <w:tcW w:w="1276" w:type="dxa"/>
+            <w:vAlign w:val="center"/>
           </w:tcPr>
           <w:p>
             <w:pPr>
@@ -13246,86 +12782,92 @@
                 <w:szCs w:val="18"/>
                 <w:lang w:val="es-MX"/>
               </w:rPr>
-              <w:t>38</w:t>
+              <w:t>39</w:t>
             </w:r>
           </w:p>
         </w:tc>
         <w:tc>
           <w:tcPr>
             <w:tcW w:w="4400" w:type="dxa"/>
-          </w:tcPr>
-          <w:p>
-            <w:pPr>
-              <w:tabs>
-                <w:tab w:val="left" w:pos="1000"/>
-              </w:tabs>
-              <w:spacing w:line="360" w:lineRule="auto"/>
-              <w:rPr>
-                <w:b w:val="0"/>
-                <w:sz w:val="18"/>
-                <w:szCs w:val="18"/>
-                <w:lang w:val="es-MX"/>
-              </w:rPr>
-            </w:pPr>
-          </w:p>
-        </w:tc>
-        <w:tc>
-          <w:tcPr>
-            <w:tcW w:w="525" w:type="dxa"/>
-          </w:tcPr>
-          <w:p>
-            <w:pPr>
-              <w:tabs>
-                <w:tab w:val="left" w:pos="1000"/>
-              </w:tabs>
-              <w:spacing w:line="360" w:lineRule="auto"/>
-              <w:rPr>
-                <w:sz w:val="18"/>
-                <w:szCs w:val="18"/>
-                <w:lang w:val="es-MX"/>
-              </w:rPr>
-            </w:pPr>
-          </w:p>
-        </w:tc>
-        <w:tc>
-          <w:tcPr>
-            <w:tcW w:w="525" w:type="dxa"/>
-          </w:tcPr>
-          <w:p>
-            <w:pPr>
-              <w:tabs>
-                <w:tab w:val="left" w:pos="1000"/>
-              </w:tabs>
-              <w:spacing w:line="360" w:lineRule="auto"/>
-              <w:rPr>
-                <w:sz w:val="18"/>
-                <w:szCs w:val="18"/>
-                <w:lang w:val="es-MX"/>
-              </w:rPr>
-            </w:pPr>
-          </w:p>
-        </w:tc>
-        <w:tc>
-          <w:tcPr>
-            <w:tcW w:w="525" w:type="dxa"/>
-          </w:tcPr>
-          <w:p>
-            <w:pPr>
-              <w:tabs>
-                <w:tab w:val="left" w:pos="1000"/>
-              </w:tabs>
-              <w:spacing w:line="360" w:lineRule="auto"/>
-              <w:rPr>
-                <w:sz w:val="18"/>
-                <w:szCs w:val="18"/>
-                <w:lang w:val="es-MX"/>
-              </w:rPr>
-            </w:pPr>
-          </w:p>
-        </w:tc>
-        <w:tc>
-          <w:tcPr>
-            <w:tcW w:w="525" w:type="dxa"/>
+            <w:vAlign w:val="center"/>
+          </w:tcPr>
+          <w:p>
+            <w:pPr>
+              <w:pStyle w:val="Ttulo4"/>
+              <w:tabs>
+                <w:tab w:val="left" w:pos="1000"/>
+              </w:tabs>
+              <w:spacing w:before="0" w:after="0" w:line="360" w:lineRule="auto"/>
+              <w:rPr>
+                <w:b w:val="0"/>
+                <w:sz w:val="18"/>
+                <w:szCs w:val="18"/>
+                <w:lang w:val="es-MX"/>
+              </w:rPr>
+            </w:pPr>
+          </w:p>
+        </w:tc>
+        <w:tc>
+          <w:tcPr>
+            <w:tcW w:w="525" w:type="dxa"/>
+            <w:vAlign w:val="center"/>
+          </w:tcPr>
+          <w:p>
+            <w:pPr>
+              <w:tabs>
+                <w:tab w:val="left" w:pos="1000"/>
+              </w:tabs>
+              <w:spacing w:line="360" w:lineRule="auto"/>
+              <w:rPr>
+                <w:sz w:val="18"/>
+                <w:szCs w:val="18"/>
+                <w:lang w:val="es-MX"/>
+              </w:rPr>
+            </w:pPr>
+          </w:p>
+        </w:tc>
+        <w:tc>
+          <w:tcPr>
+            <w:tcW w:w="525" w:type="dxa"/>
+            <w:vAlign w:val="center"/>
+          </w:tcPr>
+          <w:p>
+            <w:pPr>
+              <w:tabs>
+                <w:tab w:val="left" w:pos="1000"/>
+              </w:tabs>
+              <w:spacing w:line="360" w:lineRule="auto"/>
+              <w:rPr>
+                <w:sz w:val="18"/>
+                <w:szCs w:val="18"/>
+                <w:lang w:val="es-MX"/>
+              </w:rPr>
+            </w:pPr>
+          </w:p>
+        </w:tc>
+        <w:tc>
+          <w:tcPr>
+            <w:tcW w:w="525" w:type="dxa"/>
+            <w:vAlign w:val="center"/>
+          </w:tcPr>
+          <w:p>
+            <w:pPr>
+              <w:tabs>
+                <w:tab w:val="left" w:pos="1000"/>
+              </w:tabs>
+              <w:spacing w:line="360" w:lineRule="auto"/>
+              <w:rPr>
+                <w:sz w:val="18"/>
+                <w:szCs w:val="18"/>
+                <w:lang w:val="es-MX"/>
+              </w:rPr>
+            </w:pPr>
+          </w:p>
+        </w:tc>
+        <w:tc>
+          <w:tcPr>
+            <w:tcW w:w="525" w:type="dxa"/>
+            <w:vAlign w:val="center"/>
           </w:tcPr>
           <w:p>
             <w:pPr>
@@ -13344,6 +12886,7 @@
         <w:tc>
           <w:tcPr>
             <w:tcW w:w="1247" w:type="dxa"/>
+            <w:vAlign w:val="center"/>
           </w:tcPr>
           <w:p>
             <w:pPr>
@@ -13362,6 +12905,7 @@
         <w:tc>
           <w:tcPr>
             <w:tcW w:w="1276" w:type="dxa"/>
+            <w:vAlign w:val="center"/>
           </w:tcPr>
           <w:p>
             <w:pPr>
@@ -13406,7 +12950,7 @@
                 <w:szCs w:val="18"/>
                 <w:lang w:val="es-MX"/>
               </w:rPr>
-              <w:t>39</w:t>
+              <w:t>40</w:t>
             </w:r>
           </w:p>
         </w:tc>
@@ -13416,10 +12960,11 @@
           </w:tcPr>
           <w:p>
             <w:pPr>
-              <w:tabs>
-                <w:tab w:val="left" w:pos="1000"/>
-              </w:tabs>
-              <w:spacing w:line="360" w:lineRule="auto"/>
+              <w:pStyle w:val="Ttulo4"/>
+              <w:tabs>
+                <w:tab w:val="left" w:pos="1000"/>
+              </w:tabs>
+              <w:spacing w:before="0" w:after="0" w:line="360" w:lineRule="auto"/>
               <w:rPr>
                 <w:b w:val="0"/>
                 <w:sz w:val="18"/>
@@ -13566,7 +13111,7 @@
                 <w:szCs w:val="18"/>
                 <w:lang w:val="es-MX"/>
               </w:rPr>
-              <w:t>40</w:t>
+              <w:t>41</w:t>
             </w:r>
           </w:p>
         </w:tc>
@@ -13726,7 +13271,7 @@
                 <w:szCs w:val="18"/>
                 <w:lang w:val="es-MX"/>
               </w:rPr>
-              <w:t>41</w:t>
+              <w:t>42</w:t>
             </w:r>
           </w:p>
         </w:tc>
@@ -13886,7 +13431,7 @@
                 <w:szCs w:val="18"/>
                 <w:lang w:val="es-MX"/>
               </w:rPr>
-              <w:t>42</w:t>
+              <w:t>43</w:t>
             </w:r>
           </w:p>
         </w:tc>
@@ -14046,7 +13591,7 @@
                 <w:szCs w:val="18"/>
                 <w:lang w:val="es-MX"/>
               </w:rPr>
-              <w:t>43</w:t>
+              <w:t>44</w:t>
             </w:r>
           </w:p>
         </w:tc>
@@ -14206,7 +13751,7 @@
                 <w:szCs w:val="18"/>
                 <w:lang w:val="es-MX"/>
               </w:rPr>
-              <w:t>44</w:t>
+              <w:t>45</w:t>
             </w:r>
           </w:p>
         </w:tc>
@@ -14366,7 +13911,7 @@
                 <w:szCs w:val="18"/>
                 <w:lang w:val="es-MX"/>
               </w:rPr>
-              <w:t>45</w:t>
+              <w:t>46</w:t>
             </w:r>
           </w:p>
         </w:tc>
@@ -14526,7 +14071,7 @@
                 <w:szCs w:val="18"/>
                 <w:lang w:val="es-MX"/>
               </w:rPr>
-              <w:t>46</w:t>
+              <w:t>47</w:t>
             </w:r>
           </w:p>
         </w:tc>
@@ -14686,7 +14231,7 @@
                 <w:szCs w:val="18"/>
                 <w:lang w:val="es-MX"/>
               </w:rPr>
-              <w:t>47</w:t>
+              <w:t>48</w:t>
             </w:r>
           </w:p>
         </w:tc>
@@ -14846,7 +14391,7 @@
                 <w:szCs w:val="18"/>
                 <w:lang w:val="es-MX"/>
               </w:rPr>
-              <w:t>48</w:t>
+              <w:t>49</w:t>
             </w:r>
           </w:p>
         </w:tc>
@@ -15006,7 +14551,7 @@
                 <w:szCs w:val="18"/>
                 <w:lang w:val="es-MX"/>
               </w:rPr>
-              <w:t>49</w:t>
+              <w:t>50</w:t>
             </w:r>
           </w:p>
         </w:tc>
@@ -15166,7 +14711,7 @@
                 <w:szCs w:val="18"/>
                 <w:lang w:val="es-MX"/>
               </w:rPr>
-              <w:t>50</w:t>
+              <w:t>51</w:t>
             </w:r>
           </w:p>
         </w:tc>
@@ -15326,7 +14871,7 @@
                 <w:szCs w:val="18"/>
                 <w:lang w:val="es-MX"/>
               </w:rPr>
-              <w:t>51</w:t>
+              <w:t>52</w:t>
             </w:r>
           </w:p>
         </w:tc>
@@ -15486,7 +15031,7 @@
                 <w:szCs w:val="18"/>
                 <w:lang w:val="es-MX"/>
               </w:rPr>
-              <w:t>52</w:t>
+              <w:t>53</w:t>
             </w:r>
           </w:p>
         </w:tc>
@@ -15646,7 +15191,7 @@
                 <w:szCs w:val="18"/>
                 <w:lang w:val="es-MX"/>
               </w:rPr>
-              <w:t>53</w:t>
+              <w:t>54</w:t>
             </w:r>
           </w:p>
         </w:tc>
@@ -15806,7 +15351,7 @@
                 <w:szCs w:val="18"/>
                 <w:lang w:val="es-MX"/>
               </w:rPr>
-              <w:t>54</w:t>
+              <w:t>55</w:t>
             </w:r>
           </w:p>
         </w:tc>
@@ -15966,7 +15511,7 @@
                 <w:szCs w:val="18"/>
                 <w:lang w:val="es-MX"/>
               </w:rPr>
-              <w:t>55</w:t>
+              <w:t>56</w:t>
             </w:r>
           </w:p>
         </w:tc>
@@ -16126,7 +15671,7 @@
                 <w:szCs w:val="18"/>
                 <w:lang w:val="es-MX"/>
               </w:rPr>
-              <w:t>56</w:t>
+              <w:t>57</w:t>
             </w:r>
           </w:p>
         </w:tc>
@@ -16286,7 +15831,7 @@
                 <w:szCs w:val="18"/>
                 <w:lang w:val="es-MX"/>
               </w:rPr>
-              <w:t>57</w:t>
+              <w:t>58</w:t>
             </w:r>
           </w:p>
         </w:tc>
@@ -16446,7 +15991,7 @@
                 <w:szCs w:val="18"/>
                 <w:lang w:val="es-MX"/>
               </w:rPr>
-              <w:t>58</w:t>
+              <w:t>59</w:t>
             </w:r>
           </w:p>
         </w:tc>
@@ -16606,7 +16151,7 @@
                 <w:szCs w:val="18"/>
                 <w:lang w:val="es-MX"/>
               </w:rPr>
-              <w:t>59</w:t>
+              <w:t>60</w:t>
             </w:r>
           </w:p>
         </w:tc>
@@ -16766,7 +16311,7 @@
                 <w:szCs w:val="18"/>
                 <w:lang w:val="es-MX"/>
               </w:rPr>
-              <w:t>60</w:t>
+              <w:t>61</w:t>
             </w:r>
           </w:p>
         </w:tc>
@@ -16926,7 +16471,7 @@
                 <w:szCs w:val="18"/>
                 <w:lang w:val="es-MX"/>
               </w:rPr>
-              <w:t>61</w:t>
+              <w:t>62</w:t>
             </w:r>
           </w:p>
         </w:tc>
@@ -17086,7 +16631,7 @@
                 <w:szCs w:val="18"/>
                 <w:lang w:val="es-MX"/>
               </w:rPr>
-              <w:t>62</w:t>
+              <w:t>63</w:t>
             </w:r>
           </w:p>
         </w:tc>
@@ -17246,7 +16791,679 @@
                 <w:szCs w:val="18"/>
                 <w:lang w:val="es-MX"/>
               </w:rPr>
-              <w:t>63</w:t>
+              <w:t>64</w:t>
+            </w:r>
+          </w:p>
+        </w:tc>
+        <w:tc>
+          <w:tcPr>
+            <w:tcW w:w="4400" w:type="dxa"/>
+          </w:tcPr>
+          <w:p>
+            <w:pPr>
+              <w:tabs>
+                <w:tab w:val="left" w:pos="1000"/>
+              </w:tabs>
+              <w:spacing w:line="360" w:lineRule="auto"/>
+              <w:rPr>
+                <w:b w:val="0"/>
+                <w:sz w:val="18"/>
+                <w:szCs w:val="18"/>
+                <w:lang w:val="es-MX"/>
+              </w:rPr>
+            </w:pPr>
+          </w:p>
+        </w:tc>
+        <w:tc>
+          <w:tcPr>
+            <w:tcW w:w="525" w:type="dxa"/>
+          </w:tcPr>
+          <w:p>
+            <w:pPr>
+              <w:tabs>
+                <w:tab w:val="left" w:pos="1000"/>
+              </w:tabs>
+              <w:spacing w:line="360" w:lineRule="auto"/>
+              <w:rPr>
+                <w:sz w:val="18"/>
+                <w:szCs w:val="18"/>
+                <w:lang w:val="es-MX"/>
+              </w:rPr>
+            </w:pPr>
+          </w:p>
+        </w:tc>
+        <w:tc>
+          <w:tcPr>
+            <w:tcW w:w="525" w:type="dxa"/>
+          </w:tcPr>
+          <w:p>
+            <w:pPr>
+              <w:tabs>
+                <w:tab w:val="left" w:pos="1000"/>
+              </w:tabs>
+              <w:spacing w:line="360" w:lineRule="auto"/>
+              <w:rPr>
+                <w:sz w:val="18"/>
+                <w:szCs w:val="18"/>
+                <w:lang w:val="es-MX"/>
+              </w:rPr>
+            </w:pPr>
+          </w:p>
+        </w:tc>
+        <w:tc>
+          <w:tcPr>
+            <w:tcW w:w="525" w:type="dxa"/>
+          </w:tcPr>
+          <w:p>
+            <w:pPr>
+              <w:tabs>
+                <w:tab w:val="left" w:pos="1000"/>
+              </w:tabs>
+              <w:spacing w:line="360" w:lineRule="auto"/>
+              <w:rPr>
+                <w:sz w:val="18"/>
+                <w:szCs w:val="18"/>
+                <w:lang w:val="es-MX"/>
+              </w:rPr>
+            </w:pPr>
+          </w:p>
+        </w:tc>
+        <w:tc>
+          <w:tcPr>
+            <w:tcW w:w="525" w:type="dxa"/>
+          </w:tcPr>
+          <w:p>
+            <w:pPr>
+              <w:tabs>
+                <w:tab w:val="left" w:pos="1000"/>
+              </w:tabs>
+              <w:spacing w:line="360" w:lineRule="auto"/>
+              <w:rPr>
+                <w:sz w:val="18"/>
+                <w:szCs w:val="18"/>
+                <w:lang w:val="es-MX"/>
+              </w:rPr>
+            </w:pPr>
+          </w:p>
+        </w:tc>
+        <w:tc>
+          <w:tcPr>
+            <w:tcW w:w="1247" w:type="dxa"/>
+          </w:tcPr>
+          <w:p>
+            <w:pPr>
+              <w:tabs>
+                <w:tab w:val="left" w:pos="1000"/>
+              </w:tabs>
+              <w:spacing w:line="360" w:lineRule="auto"/>
+              <w:rPr>
+                <w:sz w:val="18"/>
+                <w:szCs w:val="18"/>
+                <w:lang w:val="es-MX"/>
+              </w:rPr>
+            </w:pPr>
+          </w:p>
+        </w:tc>
+        <w:tc>
+          <w:tcPr>
+            <w:tcW w:w="1276" w:type="dxa"/>
+          </w:tcPr>
+          <w:p>
+            <w:pPr>
+              <w:tabs>
+                <w:tab w:val="left" w:pos="1000"/>
+              </w:tabs>
+              <w:spacing w:line="360" w:lineRule="auto"/>
+              <w:rPr>
+                <w:sz w:val="18"/>
+                <w:szCs w:val="18"/>
+                <w:lang w:val="es-MX"/>
+              </w:rPr>
+            </w:pPr>
+          </w:p>
+        </w:tc>
+      </w:tr>
+      <w:tr>
+        <w:trPr>
+          <w:cantSplit/>
+        </w:trPr>
+        <w:tc>
+          <w:tcPr>
+            <w:tcW w:w="470" w:type="dxa"/>
+            <w:vAlign w:val="center"/>
+          </w:tcPr>
+          <w:p>
+            <w:pPr>
+              <w:tabs>
+                <w:tab w:val="left" w:pos="1000"/>
+              </w:tabs>
+              <w:spacing w:line="360" w:lineRule="auto"/>
+              <w:jc w:val="center"/>
+              <w:rPr>
+                <w:sz w:val="18"/>
+                <w:szCs w:val="18"/>
+                <w:lang w:val="es-MX"/>
+              </w:rPr>
+            </w:pPr>
+            <w:r>
+              <w:rPr>
+                <w:sz w:val="18"/>
+                <w:szCs w:val="18"/>
+                <w:lang w:val="es-MX"/>
+              </w:rPr>
+              <w:t>6</w:t>
+            </w:r>
+            <w:r>
+              <w:rPr>
+                <w:sz w:val="18"/>
+                <w:szCs w:val="18"/>
+                <w:lang w:val="es-MX"/>
+              </w:rPr>
+              <w:t>5</w:t>
+            </w:r>
+          </w:p>
+        </w:tc>
+        <w:tc>
+          <w:tcPr>
+            <w:tcW w:w="4400" w:type="dxa"/>
+          </w:tcPr>
+          <w:p>
+            <w:pPr>
+              <w:tabs>
+                <w:tab w:val="left" w:pos="1000"/>
+              </w:tabs>
+              <w:spacing w:line="360" w:lineRule="auto"/>
+              <w:rPr>
+                <w:b w:val="0"/>
+                <w:sz w:val="18"/>
+                <w:szCs w:val="18"/>
+                <w:lang w:val="es-MX"/>
+              </w:rPr>
+            </w:pPr>
+          </w:p>
+        </w:tc>
+        <w:tc>
+          <w:tcPr>
+            <w:tcW w:w="525" w:type="dxa"/>
+          </w:tcPr>
+          <w:p>
+            <w:pPr>
+              <w:tabs>
+                <w:tab w:val="left" w:pos="1000"/>
+              </w:tabs>
+              <w:spacing w:line="360" w:lineRule="auto"/>
+              <w:rPr>
+                <w:sz w:val="18"/>
+                <w:szCs w:val="18"/>
+                <w:lang w:val="es-MX"/>
+              </w:rPr>
+            </w:pPr>
+          </w:p>
+        </w:tc>
+        <w:tc>
+          <w:tcPr>
+            <w:tcW w:w="525" w:type="dxa"/>
+          </w:tcPr>
+          <w:p>
+            <w:pPr>
+              <w:tabs>
+                <w:tab w:val="left" w:pos="1000"/>
+              </w:tabs>
+              <w:spacing w:line="360" w:lineRule="auto"/>
+              <w:rPr>
+                <w:sz w:val="18"/>
+                <w:szCs w:val="18"/>
+                <w:lang w:val="es-MX"/>
+              </w:rPr>
+            </w:pPr>
+          </w:p>
+        </w:tc>
+        <w:tc>
+          <w:tcPr>
+            <w:tcW w:w="525" w:type="dxa"/>
+          </w:tcPr>
+          <w:p>
+            <w:pPr>
+              <w:tabs>
+                <w:tab w:val="left" w:pos="1000"/>
+              </w:tabs>
+              <w:spacing w:line="360" w:lineRule="auto"/>
+              <w:rPr>
+                <w:sz w:val="18"/>
+                <w:szCs w:val="18"/>
+                <w:lang w:val="es-MX"/>
+              </w:rPr>
+            </w:pPr>
+          </w:p>
+        </w:tc>
+        <w:tc>
+          <w:tcPr>
+            <w:tcW w:w="525" w:type="dxa"/>
+          </w:tcPr>
+          <w:p>
+            <w:pPr>
+              <w:tabs>
+                <w:tab w:val="left" w:pos="1000"/>
+              </w:tabs>
+              <w:spacing w:line="360" w:lineRule="auto"/>
+              <w:rPr>
+                <w:sz w:val="18"/>
+                <w:szCs w:val="18"/>
+                <w:lang w:val="es-MX"/>
+              </w:rPr>
+            </w:pPr>
+          </w:p>
+        </w:tc>
+        <w:tc>
+          <w:tcPr>
+            <w:tcW w:w="1247" w:type="dxa"/>
+          </w:tcPr>
+          <w:p>
+            <w:pPr>
+              <w:tabs>
+                <w:tab w:val="left" w:pos="1000"/>
+              </w:tabs>
+              <w:spacing w:line="360" w:lineRule="auto"/>
+              <w:rPr>
+                <w:sz w:val="18"/>
+                <w:szCs w:val="18"/>
+                <w:lang w:val="es-MX"/>
+              </w:rPr>
+            </w:pPr>
+          </w:p>
+        </w:tc>
+        <w:tc>
+          <w:tcPr>
+            <w:tcW w:w="1276" w:type="dxa"/>
+          </w:tcPr>
+          <w:p>
+            <w:pPr>
+              <w:tabs>
+                <w:tab w:val="left" w:pos="1000"/>
+              </w:tabs>
+              <w:spacing w:line="360" w:lineRule="auto"/>
+              <w:rPr>
+                <w:sz w:val="18"/>
+                <w:szCs w:val="18"/>
+                <w:lang w:val="es-MX"/>
+              </w:rPr>
+            </w:pPr>
+          </w:p>
+        </w:tc>
+      </w:tr>
+      <w:tr>
+        <w:trPr>
+          <w:cantSplit/>
+        </w:trPr>
+        <w:tc>
+          <w:tcPr>
+            <w:tcW w:w="470" w:type="dxa"/>
+            <w:vAlign w:val="center"/>
+          </w:tcPr>
+          <w:p>
+            <w:pPr>
+              <w:tabs>
+                <w:tab w:val="left" w:pos="1000"/>
+              </w:tabs>
+              <w:spacing w:line="360" w:lineRule="auto"/>
+              <w:jc w:val="center"/>
+              <w:rPr>
+                <w:sz w:val="18"/>
+                <w:szCs w:val="18"/>
+                <w:lang w:val="es-MX"/>
+              </w:rPr>
+            </w:pPr>
+            <w:r>
+              <w:rPr>
+                <w:sz w:val="18"/>
+                <w:szCs w:val="18"/>
+                <w:lang w:val="es-MX"/>
+              </w:rPr>
+              <w:t>6</w:t>
+            </w:r>
+            <w:r>
+              <w:rPr>
+                <w:sz w:val="18"/>
+                <w:szCs w:val="18"/>
+                <w:lang w:val="es-MX"/>
+              </w:rPr>
+              <w:t>6</w:t>
+            </w:r>
+          </w:p>
+        </w:tc>
+        <w:tc>
+          <w:tcPr>
+            <w:tcW w:w="4400" w:type="dxa"/>
+          </w:tcPr>
+          <w:p>
+            <w:pPr>
+              <w:tabs>
+                <w:tab w:val="left" w:pos="1000"/>
+              </w:tabs>
+              <w:spacing w:line="360" w:lineRule="auto"/>
+              <w:rPr>
+                <w:b w:val="0"/>
+                <w:sz w:val="18"/>
+                <w:szCs w:val="18"/>
+                <w:lang w:val="es-MX"/>
+              </w:rPr>
+            </w:pPr>
+          </w:p>
+        </w:tc>
+        <w:tc>
+          <w:tcPr>
+            <w:tcW w:w="525" w:type="dxa"/>
+          </w:tcPr>
+          <w:p>
+            <w:pPr>
+              <w:tabs>
+                <w:tab w:val="left" w:pos="1000"/>
+              </w:tabs>
+              <w:spacing w:line="360" w:lineRule="auto"/>
+              <w:rPr>
+                <w:sz w:val="18"/>
+                <w:szCs w:val="18"/>
+                <w:lang w:val="es-MX"/>
+              </w:rPr>
+            </w:pPr>
+          </w:p>
+        </w:tc>
+        <w:tc>
+          <w:tcPr>
+            <w:tcW w:w="525" w:type="dxa"/>
+          </w:tcPr>
+          <w:p>
+            <w:pPr>
+              <w:tabs>
+                <w:tab w:val="left" w:pos="1000"/>
+              </w:tabs>
+              <w:spacing w:line="360" w:lineRule="auto"/>
+              <w:rPr>
+                <w:sz w:val="18"/>
+                <w:szCs w:val="18"/>
+                <w:lang w:val="es-MX"/>
+              </w:rPr>
+            </w:pPr>
+          </w:p>
+        </w:tc>
+        <w:tc>
+          <w:tcPr>
+            <w:tcW w:w="525" w:type="dxa"/>
+          </w:tcPr>
+          <w:p>
+            <w:pPr>
+              <w:tabs>
+                <w:tab w:val="left" w:pos="1000"/>
+              </w:tabs>
+              <w:spacing w:line="360" w:lineRule="auto"/>
+              <w:rPr>
+                <w:sz w:val="18"/>
+                <w:szCs w:val="18"/>
+                <w:lang w:val="es-MX"/>
+              </w:rPr>
+            </w:pPr>
+          </w:p>
+        </w:tc>
+        <w:tc>
+          <w:tcPr>
+            <w:tcW w:w="525" w:type="dxa"/>
+          </w:tcPr>
+          <w:p>
+            <w:pPr>
+              <w:tabs>
+                <w:tab w:val="left" w:pos="1000"/>
+              </w:tabs>
+              <w:spacing w:line="360" w:lineRule="auto"/>
+              <w:rPr>
+                <w:sz w:val="18"/>
+                <w:szCs w:val="18"/>
+                <w:lang w:val="es-MX"/>
+              </w:rPr>
+            </w:pPr>
+          </w:p>
+        </w:tc>
+        <w:tc>
+          <w:tcPr>
+            <w:tcW w:w="1247" w:type="dxa"/>
+          </w:tcPr>
+          <w:p>
+            <w:pPr>
+              <w:tabs>
+                <w:tab w:val="left" w:pos="1000"/>
+              </w:tabs>
+              <w:spacing w:line="360" w:lineRule="auto"/>
+              <w:rPr>
+                <w:sz w:val="18"/>
+                <w:szCs w:val="18"/>
+                <w:lang w:val="es-MX"/>
+              </w:rPr>
+            </w:pPr>
+          </w:p>
+        </w:tc>
+        <w:tc>
+          <w:tcPr>
+            <w:tcW w:w="1276" w:type="dxa"/>
+          </w:tcPr>
+          <w:p>
+            <w:pPr>
+              <w:tabs>
+                <w:tab w:val="left" w:pos="1000"/>
+              </w:tabs>
+              <w:spacing w:line="360" w:lineRule="auto"/>
+              <w:rPr>
+                <w:sz w:val="18"/>
+                <w:szCs w:val="18"/>
+                <w:lang w:val="es-MX"/>
+              </w:rPr>
+            </w:pPr>
+          </w:p>
+        </w:tc>
+      </w:tr>
+      <w:tr>
+        <w:trPr>
+          <w:cantSplit/>
+        </w:trPr>
+        <w:tc>
+          <w:tcPr>
+            <w:tcW w:w="470" w:type="dxa"/>
+            <w:vAlign w:val="center"/>
+          </w:tcPr>
+          <w:p>
+            <w:pPr>
+              <w:tabs>
+                <w:tab w:val="left" w:pos="1000"/>
+              </w:tabs>
+              <w:spacing w:line="360" w:lineRule="auto"/>
+              <w:jc w:val="center"/>
+              <w:rPr>
+                <w:sz w:val="18"/>
+                <w:szCs w:val="18"/>
+                <w:lang w:val="es-MX"/>
+              </w:rPr>
+            </w:pPr>
+            <w:r>
+              <w:rPr>
+                <w:sz w:val="18"/>
+                <w:szCs w:val="18"/>
+                <w:lang w:val="es-MX"/>
+              </w:rPr>
+              <w:t>6</w:t>
+            </w:r>
+            <w:r>
+              <w:rPr>
+                <w:sz w:val="18"/>
+                <w:szCs w:val="18"/>
+                <w:lang w:val="es-MX"/>
+              </w:rPr>
+              <w:t>7</w:t>
+            </w:r>
+          </w:p>
+        </w:tc>
+        <w:tc>
+          <w:tcPr>
+            <w:tcW w:w="4400" w:type="dxa"/>
+          </w:tcPr>
+          <w:p>
+            <w:pPr>
+              <w:tabs>
+                <w:tab w:val="left" w:pos="1000"/>
+              </w:tabs>
+              <w:spacing w:line="360" w:lineRule="auto"/>
+              <w:rPr>
+                <w:b w:val="0"/>
+                <w:sz w:val="18"/>
+                <w:szCs w:val="18"/>
+                <w:lang w:val="es-MX"/>
+              </w:rPr>
+            </w:pPr>
+          </w:p>
+        </w:tc>
+        <w:tc>
+          <w:tcPr>
+            <w:tcW w:w="525" w:type="dxa"/>
+          </w:tcPr>
+          <w:p>
+            <w:pPr>
+              <w:tabs>
+                <w:tab w:val="left" w:pos="1000"/>
+              </w:tabs>
+              <w:spacing w:line="360" w:lineRule="auto"/>
+              <w:rPr>
+                <w:sz w:val="18"/>
+                <w:szCs w:val="18"/>
+                <w:lang w:val="es-MX"/>
+              </w:rPr>
+            </w:pPr>
+          </w:p>
+        </w:tc>
+        <w:tc>
+          <w:tcPr>
+            <w:tcW w:w="525" w:type="dxa"/>
+          </w:tcPr>
+          <w:p>
+            <w:pPr>
+              <w:tabs>
+                <w:tab w:val="left" w:pos="1000"/>
+              </w:tabs>
+              <w:spacing w:line="360" w:lineRule="auto"/>
+              <w:rPr>
+                <w:sz w:val="18"/>
+                <w:szCs w:val="18"/>
+                <w:lang w:val="es-MX"/>
+              </w:rPr>
+            </w:pPr>
+          </w:p>
+        </w:tc>
+        <w:tc>
+          <w:tcPr>
+            <w:tcW w:w="525" w:type="dxa"/>
+          </w:tcPr>
+          <w:p>
+            <w:pPr>
+              <w:tabs>
+                <w:tab w:val="left" w:pos="1000"/>
+              </w:tabs>
+              <w:spacing w:line="360" w:lineRule="auto"/>
+              <w:rPr>
+                <w:sz w:val="18"/>
+                <w:szCs w:val="18"/>
+                <w:lang w:val="es-MX"/>
+              </w:rPr>
+            </w:pPr>
+          </w:p>
+        </w:tc>
+        <w:tc>
+          <w:tcPr>
+            <w:tcW w:w="525" w:type="dxa"/>
+          </w:tcPr>
+          <w:p>
+            <w:pPr>
+              <w:tabs>
+                <w:tab w:val="left" w:pos="1000"/>
+              </w:tabs>
+              <w:spacing w:line="360" w:lineRule="auto"/>
+              <w:rPr>
+                <w:sz w:val="18"/>
+                <w:szCs w:val="18"/>
+                <w:lang w:val="es-MX"/>
+              </w:rPr>
+            </w:pPr>
+          </w:p>
+        </w:tc>
+        <w:tc>
+          <w:tcPr>
+            <w:tcW w:w="1247" w:type="dxa"/>
+          </w:tcPr>
+          <w:p>
+            <w:pPr>
+              <w:tabs>
+                <w:tab w:val="left" w:pos="1000"/>
+              </w:tabs>
+              <w:spacing w:line="360" w:lineRule="auto"/>
+              <w:rPr>
+                <w:sz w:val="18"/>
+                <w:szCs w:val="18"/>
+                <w:lang w:val="es-MX"/>
+              </w:rPr>
+            </w:pPr>
+          </w:p>
+        </w:tc>
+        <w:tc>
+          <w:tcPr>
+            <w:tcW w:w="1276" w:type="dxa"/>
+          </w:tcPr>
+          <w:p>
+            <w:pPr>
+              <w:tabs>
+                <w:tab w:val="left" w:pos="1000"/>
+              </w:tabs>
+              <w:spacing w:line="360" w:lineRule="auto"/>
+              <w:rPr>
+                <w:sz w:val="18"/>
+                <w:szCs w:val="18"/>
+                <w:lang w:val="es-MX"/>
+              </w:rPr>
+            </w:pPr>
+          </w:p>
+        </w:tc>
+      </w:tr>
+      <w:tr>
+        <w:trPr>
+          <w:cantSplit/>
+        </w:trPr>
+        <w:tc>
+          <w:tcPr>
+            <w:tcW w:w="470" w:type="dxa"/>
+            <w:vAlign w:val="center"/>
+          </w:tcPr>
+          <w:p>
+            <w:pPr>
+              <w:tabs>
+                <w:tab w:val="left" w:pos="1000"/>
+              </w:tabs>
+              <w:spacing w:line="360" w:lineRule="auto"/>
+              <w:jc w:val="center"/>
+              <w:rPr>
+                <w:sz w:val="18"/>
+                <w:szCs w:val="18"/>
+                <w:lang w:val="es-MX"/>
+              </w:rPr>
+            </w:pPr>
+            <w:r>
+              <w:rPr>
+                <w:sz w:val="18"/>
+                <w:szCs w:val="18"/>
+                <w:lang w:val="es-MX"/>
+              </w:rPr>
+              <w:t>6</w:t>
+            </w:r>
+            <w:r>
+              <w:rPr>
+                <w:sz w:val="18"/>
+                <w:szCs w:val="18"/>
+                <w:lang w:val="es-MX"/>
+              </w:rPr>
+              <w:t>8</w:t>
             </w:r>
           </w:p>
         </w:tc>
@@ -17687,14 +17904,6 @@
                 <w:lang w:val="es-MX"/>
               </w:rPr>
             </w:pPr>
-            <w:r>
-              <w:rPr>
-                <w:b w:val="0"/>
-                <w:sz w:val="22"/>
-                <w:lang w:val="es-MX"/>
-              </w:rPr>
-              <w:t>2.5</w:t>
-            </w:r>
           </w:p>
         </w:tc>
       </w:tr>
@@ -17811,14 +18020,6 @@
                 <w:lang w:val="es-MX"/>
               </w:rPr>
             </w:pPr>
-            <w:r>
-              <w:rPr>
-                <w:b w:val="0"/>
-                <w:sz w:val="22"/>
-                <w:lang w:val="es-MX"/>
-              </w:rPr>
-              <w:t>2.5</w:t>
-            </w:r>
           </w:p>
         </w:tc>
       </w:tr>
@@ -17943,14 +18144,6 @@
                 <w:lang w:val="es-MX"/>
               </w:rPr>
             </w:pPr>
-            <w:r>
-              <w:rPr>
-                <w:b w:val="0"/>
-                <w:sz w:val="22"/>
-                <w:lang w:val="es-MX"/>
-              </w:rPr>
-              <w:t>1.5</w:t>
-            </w:r>
           </w:p>
         </w:tc>
       </w:tr>
@@ -18075,14 +18268,6 @@
                 <w:lang w:val="es-MX"/>
               </w:rPr>
             </w:pPr>
-            <w:r>
-              <w:rPr>
-                <w:b w:val="0"/>
-                <w:sz w:val="22"/>
-                <w:lang w:val="es-MX"/>
-              </w:rPr>
-              <w:t>1.5</w:t>
-            </w:r>
           </w:p>
         </w:tc>
       </w:tr>
@@ -18110,31 +18295,15 @@
                 <w:sz w:val="22"/>
                 <w:lang w:val="es-MX"/>
               </w:rPr>
-              <w:t>VIERNES</w:t>
-            </w:r>
-            <w:r>
-              <w:rPr>
-                <w:bCs w:val="0"/>
-                <w:sz w:val="22"/>
-                <w:lang w:val="es-MX"/>
-              </w:rPr>
-              <w:t xml:space="preserve"> </w:t>
-            </w:r>
-            <w:r>
-              <w:rPr>
-                <w:bCs w:val="0"/>
-                <w:sz w:val="22"/>
-                <w:lang w:val="es-MX"/>
-              </w:rPr>
-              <w:t>1</w:t>
-            </w:r>
-            <w:r>
-              <w:rPr>
-                <w:bCs w:val="0"/>
-                <w:sz w:val="22"/>
-                <w:lang w:val="es-MX"/>
-              </w:rPr>
-              <w:t>5</w:t>
+              <w:t xml:space="preserve">SÁBADO </w:t>
+            </w:r>
+            <w:r>
+              <w:rPr>
+                <w:bCs w:val="0"/>
+                <w:sz w:val="22"/>
+                <w:lang w:val="es-MX"/>
+              </w:rPr>
+              <w:t>16</w:t>
             </w:r>
             <w:r>
               <w:rPr>
@@ -18150,15 +18319,7 @@
                 <w:sz w:val="22"/>
                 <w:lang w:val="es-MX"/>
               </w:rPr>
-              <w:t>0</w:t>
-            </w:r>
-            <w:r>
-              <w:rPr>
-                <w:bCs w:val="0"/>
-                <w:sz w:val="22"/>
-                <w:lang w:val="es-MX"/>
-              </w:rPr>
-              <w:t>8</w:t>
+              <w:t>08</w:t>
             </w:r>
             <w:r>
               <w:rPr>
@@ -18181,16 +18342,30 @@
         <w:tc>
           <w:tcPr>
             <w:tcW w:w="6520" w:type="dxa"/>
-          </w:tcPr>
-          <w:p>
-            <w:pPr>
-              <w:spacing w:line="360" w:lineRule="auto"/>
-              <w:rPr>
-                <w:b w:val="0"/>
-                <w:sz w:val="22"/>
-                <w:lang w:val="es-MX"/>
-              </w:rPr>
-            </w:pPr>
+            <w:vAlign w:val="center"/>
+          </w:tcPr>
+          <w:p>
+            <w:pPr>
+              <w:tabs>
+                <w:tab w:val="left" w:pos="1000"/>
+              </w:tabs>
+              <w:spacing w:line="360" w:lineRule="auto"/>
+              <w:rPr>
+                <w:b w:val="0"/>
+                <w:sz w:val="22"/>
+                <w:szCs w:val="22"/>
+                <w:lang w:val="es-MX"/>
+              </w:rPr>
+            </w:pPr>
+            <w:r>
+              <w:rPr>
+                <w:b w:val="0"/>
+                <w:sz w:val="22"/>
+                <w:szCs w:val="22"/>
+                <w:lang w:val="es-MX"/>
+              </w:rPr>
+              <w:t>Define principales conceptos de Big Data.</w:t>
+            </w:r>
           </w:p>
         </w:tc>
         <w:tc>
@@ -18213,7 +18388,7 @@
                 <w:sz w:val="22"/>
                 <w:lang w:val="es-MX"/>
               </w:rPr>
-              <w:t>4.0</w:t>
+              <w:t>6.5</w:t>
             </w:r>
           </w:p>
         </w:tc>
@@ -18245,7 +18420,7 @@
                 <w:sz w:val="22"/>
                 <w:lang w:val="es-MX"/>
               </w:rPr>
-              <w:t>SÁBADO</w:t>
+              <w:t>DOMINGO</w:t>
             </w:r>
             <w:r>
               <w:rPr>
@@ -18261,15 +18436,7 @@
                 <w:sz w:val="22"/>
                 <w:lang w:val="es-MX"/>
               </w:rPr>
-              <w:t>1</w:t>
-            </w:r>
-            <w:r>
-              <w:rPr>
-                <w:bCs w:val="0"/>
-                <w:sz w:val="22"/>
-                <w:lang w:val="es-MX"/>
-              </w:rPr>
-              <w:t>6</w:t>
+              <w:t>17</w:t>
             </w:r>
             <w:r>
               <w:rPr>
@@ -18285,15 +18452,7 @@
                 <w:sz w:val="22"/>
                 <w:lang w:val="es-MX"/>
               </w:rPr>
-              <w:t>0</w:t>
-            </w:r>
-            <w:r>
-              <w:rPr>
-                <w:bCs w:val="0"/>
-                <w:sz w:val="22"/>
-                <w:lang w:val="es-MX"/>
-              </w:rPr>
-              <w:t>8</w:t>
+              <w:t>08</w:t>
             </w:r>
             <w:r>
               <w:rPr>
@@ -18319,27 +18478,27 @@
             <w:tcBorders>
               <w:bottom w:val="nil"/>
             </w:tcBorders>
-          </w:tcPr>
-          <w:p>
-            <w:pPr>
-              <w:spacing w:line="360" w:lineRule="auto"/>
-              <w:rPr>
-                <w:b w:val="0"/>
-                <w:sz w:val="22"/>
-                <w:lang w:val="es-MX"/>
-              </w:rPr>
-            </w:pPr>
-          </w:p>
-          <w:p>
-            <w:pPr>
-              <w:spacing w:line="360" w:lineRule="auto"/>
-              <w:jc w:val="center"/>
-              <w:rPr>
-                <w:b w:val="0"/>
-                <w:sz w:val="22"/>
-                <w:lang w:val="es-MX"/>
-              </w:rPr>
-            </w:pPr>
+            <w:vAlign w:val="center"/>
+          </w:tcPr>
+          <w:p>
+            <w:pPr>
+              <w:spacing w:line="360" w:lineRule="auto"/>
+              <w:rPr>
+                <w:b w:val="0"/>
+                <w:sz w:val="22"/>
+                <w:szCs w:val="22"/>
+                <w:lang w:val="es-MX"/>
+              </w:rPr>
+            </w:pPr>
+            <w:r>
+              <w:rPr>
+                <w:b w:val="0"/>
+                <w:sz w:val="22"/>
+                <w:szCs w:val="22"/>
+                <w:lang w:val="es-MX"/>
+              </w:rPr>
+              <w:t>Define los fundamentos e importancia del Big Data.</w:t>
+            </w:r>
           </w:p>
         </w:tc>
         <w:tc>
@@ -18362,7 +18521,7 @@
                 <w:sz w:val="22"/>
                 <w:lang w:val="es-MX"/>
               </w:rPr>
-              <w:t>-</w:t>
+              <w:t>4.5</w:t>
             </w:r>
           </w:p>
         </w:tc>
@@ -18439,7 +18598,7 @@
                 <w:sz w:val="22"/>
                 <w:lang w:val="es-MX"/>
               </w:rPr>
-              <w:t>12</w:t>
+              <w:t>11</w:t>
             </w:r>
           </w:p>
         </w:tc>
@@ -18685,14 +18844,6 @@
                 <w:lang w:val="es-MX"/>
               </w:rPr>
             </w:pPr>
-            <w:r>
-              <w:rPr>
-                <w:b w:val="0"/>
-                <w:sz w:val="22"/>
-                <w:lang w:val="es-MX"/>
-              </w:rPr>
-              <w:t>2.5</w:t>
-            </w:r>
           </w:p>
         </w:tc>
       </w:tr>
@@ -18809,14 +18960,6 @@
                 <w:lang w:val="es-MX"/>
               </w:rPr>
             </w:pPr>
-            <w:r>
-              <w:rPr>
-                <w:b w:val="0"/>
-                <w:sz w:val="22"/>
-                <w:lang w:val="es-MX"/>
-              </w:rPr>
-              <w:t>2.5</w:t>
-            </w:r>
           </w:p>
         </w:tc>
       </w:tr>
@@ -18925,14 +19068,6 @@
                 <w:lang w:val="es-MX"/>
               </w:rPr>
             </w:pPr>
-            <w:r>
-              <w:rPr>
-                <w:b w:val="0"/>
-                <w:sz w:val="22"/>
-                <w:lang w:val="es-MX"/>
-              </w:rPr>
-              <w:t>1.5</w:t>
-            </w:r>
           </w:p>
         </w:tc>
       </w:tr>
@@ -19049,14 +19184,6 @@
                 <w:lang w:val="es-MX"/>
               </w:rPr>
             </w:pPr>
-            <w:r>
-              <w:rPr>
-                <w:b w:val="0"/>
-                <w:sz w:val="22"/>
-                <w:lang w:val="es-MX"/>
-              </w:rPr>
-              <w:t>1.5</w:t>
-            </w:r>
           </w:p>
         </w:tc>
       </w:tr>
@@ -19084,7 +19211,7 @@
                 <w:sz w:val="22"/>
                 <w:lang w:val="es-MX"/>
               </w:rPr>
-              <w:t xml:space="preserve">VIERNES </w:t>
+              <w:t xml:space="preserve">SÁBADO </w:t>
             </w:r>
             <w:r>
               <w:rPr>
@@ -19100,7 +19227,7 @@
                 <w:sz w:val="22"/>
                 <w:lang w:val="es-MX"/>
               </w:rPr>
-              <w:t>2</w:t>
+              <w:t>3</w:t>
             </w:r>
             <w:r>
               <w:rPr>
@@ -19154,9 +19281,19 @@
               <w:rPr>
                 <w:b w:val="0"/>
                 <w:sz w:val="22"/>
-                <w:lang w:val="es-MX"/>
-              </w:rPr>
-            </w:pPr>
+                <w:szCs w:val="22"/>
+                <w:lang w:val="es-MX"/>
+              </w:rPr>
+            </w:pPr>
+            <w:r>
+              <w:rPr>
+                <w:b w:val="0"/>
+                <w:sz w:val="22"/>
+                <w:szCs w:val="22"/>
+                <w:lang w:val="es-MX"/>
+              </w:rPr>
+              <w:t>Aplicación del BIG DATA en la implementación de un supermercado</w:t>
+            </w:r>
           </w:p>
         </w:tc>
         <w:tc>
@@ -19179,7 +19316,7 @@
                 <w:sz w:val="22"/>
                 <w:lang w:val="es-MX"/>
               </w:rPr>
-              <w:t>4.0</w:t>
+              <w:t>6.5</w:t>
             </w:r>
           </w:p>
         </w:tc>
@@ -19211,23 +19348,23 @@
                 <w:sz w:val="22"/>
                 <w:lang w:val="es-MX"/>
               </w:rPr>
-              <w:t xml:space="preserve">SÁBADO </w:t>
-            </w:r>
-            <w:r>
-              <w:rPr>
-                <w:bCs w:val="0"/>
-                <w:sz w:val="22"/>
-                <w:lang w:val="es-MX"/>
-              </w:rPr>
-              <w:t>2</w:t>
-            </w:r>
-            <w:r>
-              <w:rPr>
-                <w:bCs w:val="0"/>
-                <w:sz w:val="22"/>
-                <w:lang w:val="es-MX"/>
-              </w:rPr>
-              <w:t>3</w:t>
+              <w:t>DOMINGO</w:t>
+            </w:r>
+            <w:r>
+              <w:rPr>
+                <w:bCs w:val="0"/>
+                <w:sz w:val="22"/>
+                <w:lang w:val="es-MX"/>
+              </w:rPr>
+              <w:t xml:space="preserve"> </w:t>
+            </w:r>
+            <w:r>
+              <w:rPr>
+                <w:bCs w:val="0"/>
+                <w:sz w:val="22"/>
+                <w:lang w:val="es-MX"/>
+              </w:rPr>
+              <w:t>24</w:t>
             </w:r>
             <w:r>
               <w:rPr>
@@ -19243,15 +19380,7 @@
                 <w:sz w:val="22"/>
                 <w:lang w:val="es-MX"/>
               </w:rPr>
-              <w:t>0</w:t>
-            </w:r>
-            <w:r>
-              <w:rPr>
-                <w:bCs w:val="0"/>
-                <w:sz w:val="22"/>
-                <w:lang w:val="es-MX"/>
-              </w:rPr>
-              <w:t>8</w:t>
+              <w:t>08</w:t>
             </w:r>
             <w:r>
               <w:rPr>
@@ -19284,20 +19413,37 @@
               <w:rPr>
                 <w:b w:val="0"/>
                 <w:sz w:val="22"/>
-                <w:lang w:val="es-MX"/>
-              </w:rPr>
-            </w:pPr>
-          </w:p>
-          <w:p>
-            <w:pPr>
-              <w:spacing w:line="360" w:lineRule="auto"/>
-              <w:jc w:val="center"/>
-              <w:rPr>
-                <w:b w:val="0"/>
-                <w:sz w:val="22"/>
-                <w:lang w:val="es-MX"/>
-              </w:rPr>
-            </w:pPr>
+                <w:szCs w:val="22"/>
+                <w:lang w:val="es-MX"/>
+              </w:rPr>
+            </w:pPr>
+            <w:r>
+              <w:rPr>
+                <w:b w:val="0"/>
+                <w:sz w:val="22"/>
+                <w:szCs w:val="22"/>
+                <w:lang w:val="es-MX"/>
+              </w:rPr>
+              <w:t>Define los fundamentos e importancia del Big Data</w:t>
+            </w:r>
+            <w:r>
+              <w:rPr>
+                <w:b w:val="0"/>
+                <w:sz w:val="22"/>
+                <w:szCs w:val="22"/>
+                <w:lang w:val="es-MX"/>
+              </w:rPr>
+              <w:t xml:space="preserve"> en la vida real</w:t>
+            </w:r>
+            <w:r>
+              <w:rPr>
+                <w:b w:val="0"/>
+                <w:sz w:val="22"/>
+                <w:szCs w:val="22"/>
+                <w:lang w:val="es-MX"/>
+              </w:rPr>
+              <w:t>.</w:t>
+            </w:r>
           </w:p>
         </w:tc>
         <w:tc>
@@ -19320,7 +19466,7 @@
                 <w:sz w:val="22"/>
                 <w:lang w:val="es-MX"/>
               </w:rPr>
-              <w:t>-</w:t>
+              <w:t>4.5</w:t>
             </w:r>
           </w:p>
         </w:tc>
@@ -19408,7 +19554,7 @@
                 <w:sz w:val="22"/>
                 <w:lang w:val="es-MX"/>
               </w:rPr>
-              <w:t>12</w:t>
+              <w:t>11</w:t>
             </w:r>
           </w:p>
         </w:tc>
@@ -19647,14 +19793,6 @@
                 <w:lang w:val="es-MX"/>
               </w:rPr>
             </w:pPr>
-            <w:r>
-              <w:rPr>
-                <w:b w:val="0"/>
-                <w:sz w:val="22"/>
-                <w:lang w:val="es-MX"/>
-              </w:rPr>
-              <w:t>2.5</w:t>
-            </w:r>
           </w:p>
         </w:tc>
       </w:tr>
@@ -19771,14 +19909,6 @@
                 <w:lang w:val="es-MX"/>
               </w:rPr>
             </w:pPr>
-            <w:r>
-              <w:rPr>
-                <w:b w:val="0"/>
-                <w:sz w:val="22"/>
-                <w:lang w:val="es-MX"/>
-              </w:rPr>
-              <w:t>2.5</w:t>
-            </w:r>
           </w:p>
         </w:tc>
       </w:tr>
@@ -19895,14 +20025,6 @@
                 <w:lang w:val="es-MX"/>
               </w:rPr>
             </w:pPr>
-            <w:r>
-              <w:rPr>
-                <w:b w:val="0"/>
-                <w:sz w:val="22"/>
-                <w:lang w:val="es-MX"/>
-              </w:rPr>
-              <w:t>1.5</w:t>
-            </w:r>
           </w:p>
         </w:tc>
       </w:tr>
@@ -20019,14 +20141,6 @@
                 <w:lang w:val="es-MX"/>
               </w:rPr>
             </w:pPr>
-            <w:r>
-              <w:rPr>
-                <w:b w:val="0"/>
-                <w:sz w:val="22"/>
-                <w:lang w:val="es-MX"/>
-              </w:rPr>
-              <w:t>1.5</w:t>
-            </w:r>
           </w:p>
         </w:tc>
       </w:tr>
@@ -20054,23 +20168,15 @@
                 <w:sz w:val="22"/>
                 <w:lang w:val="es-MX"/>
               </w:rPr>
-              <w:t xml:space="preserve">VIERNES </w:t>
-            </w:r>
-            <w:r>
-              <w:rPr>
-                <w:bCs w:val="0"/>
-                <w:sz w:val="22"/>
-                <w:lang w:val="es-MX"/>
-              </w:rPr>
-              <w:t>2</w:t>
-            </w:r>
-            <w:r>
-              <w:rPr>
-                <w:bCs w:val="0"/>
-                <w:sz w:val="22"/>
-                <w:lang w:val="es-MX"/>
-              </w:rPr>
-              <w:t>9</w:t>
+              <w:t xml:space="preserve">SÁBADO </w:t>
+            </w:r>
+            <w:r>
+              <w:rPr>
+                <w:bCs w:val="0"/>
+                <w:sz w:val="22"/>
+                <w:lang w:val="es-MX"/>
+              </w:rPr>
+              <w:t>30</w:t>
             </w:r>
             <w:r>
               <w:rPr>
@@ -20127,6 +20233,14 @@
                 <w:lang w:val="es-MX"/>
               </w:rPr>
             </w:pPr>
+            <w:r>
+              <w:rPr>
+                <w:b w:val="0"/>
+                <w:sz w:val="22"/>
+                <w:lang w:val="es-MX"/>
+              </w:rPr>
+              <w:t>Define y estudia los sistemas de archivos distribuidos GFS y HDFS</w:t>
+            </w:r>
           </w:p>
         </w:tc>
         <w:tc>
@@ -20149,7 +20263,7 @@
                 <w:sz w:val="22"/>
                 <w:lang w:val="es-MX"/>
               </w:rPr>
-              <w:t>4.0</w:t>
+              <w:t>6.5</w:t>
             </w:r>
           </w:p>
         </w:tc>
@@ -20181,15 +20295,23 @@
                 <w:sz w:val="22"/>
                 <w:lang w:val="es-MX"/>
               </w:rPr>
-              <w:t xml:space="preserve">SÁBADO </w:t>
-            </w:r>
-            <w:r>
-              <w:rPr>
-                <w:bCs w:val="0"/>
-                <w:sz w:val="22"/>
-                <w:lang w:val="es-MX"/>
-              </w:rPr>
-              <w:t>30</w:t>
+              <w:t>DOMINGO</w:t>
+            </w:r>
+            <w:r>
+              <w:rPr>
+                <w:bCs w:val="0"/>
+                <w:sz w:val="22"/>
+                <w:lang w:val="es-MX"/>
+              </w:rPr>
+              <w:t xml:space="preserve"> </w:t>
+            </w:r>
+            <w:r>
+              <w:rPr>
+                <w:bCs w:val="0"/>
+                <w:sz w:val="22"/>
+                <w:lang w:val="es-MX"/>
+              </w:rPr>
+              <w:t>31</w:t>
             </w:r>
             <w:r>
               <w:rPr>
@@ -20249,17 +20371,14 @@
                 <w:lang w:val="es-MX"/>
               </w:rPr>
             </w:pPr>
-          </w:p>
-          <w:p>
-            <w:pPr>
-              <w:spacing w:line="360" w:lineRule="auto"/>
-              <w:jc w:val="center"/>
-              <w:rPr>
-                <w:b w:val="0"/>
-                <w:sz w:val="22"/>
-                <w:lang w:val="es-MX"/>
-              </w:rPr>
-            </w:pPr>
+            <w:r>
+              <w:rPr>
+                <w:b w:val="0"/>
+                <w:sz w:val="22"/>
+                <w:lang w:val="es-MX"/>
+              </w:rPr>
+              <w:t>Análisis de Aplicación del BIG DATA en la implementación de un supermercado</w:t>
+            </w:r>
           </w:p>
         </w:tc>
         <w:tc>
@@ -20282,7 +20401,7 @@
                 <w:sz w:val="22"/>
                 <w:lang w:val="es-MX"/>
               </w:rPr>
-              <w:t>-</w:t>
+              <w:t>4.5</w:t>
             </w:r>
           </w:p>
         </w:tc>
@@ -20370,7 +20489,7 @@
                 <w:sz w:val="22"/>
                 <w:lang w:val="es-MX"/>
               </w:rPr>
-              <w:t>12</w:t>
+              <w:t>11</w:t>
             </w:r>
           </w:p>
         </w:tc>
@@ -20608,14 +20727,6 @@
                 <w:lang w:val="es-MX"/>
               </w:rPr>
             </w:pPr>
-            <w:r>
-              <w:rPr>
-                <w:b w:val="0"/>
-                <w:sz w:val="22"/>
-                <w:lang w:val="es-MX"/>
-              </w:rPr>
-              <w:t>2.5</w:t>
-            </w:r>
           </w:p>
         </w:tc>
       </w:tr>
@@ -20732,14 +20843,6 @@
                 <w:lang w:val="es-MX"/>
               </w:rPr>
             </w:pPr>
-            <w:r>
-              <w:rPr>
-                <w:b w:val="0"/>
-                <w:sz w:val="22"/>
-                <w:lang w:val="es-MX"/>
-              </w:rPr>
-              <w:t>2.5</w:t>
-            </w:r>
           </w:p>
         </w:tc>
       </w:tr>
@@ -20856,14 +20959,6 @@
                 <w:lang w:val="es-MX"/>
               </w:rPr>
             </w:pPr>
-            <w:r>
-              <w:rPr>
-                <w:b w:val="0"/>
-                <w:sz w:val="22"/>
-                <w:lang w:val="es-MX"/>
-              </w:rPr>
-              <w:t>1.5</w:t>
-            </w:r>
           </w:p>
         </w:tc>
       </w:tr>
@@ -20980,14 +21075,6 @@
                 <w:lang w:val="es-MX"/>
               </w:rPr>
             </w:pPr>
-            <w:r>
-              <w:rPr>
-                <w:b w:val="0"/>
-                <w:sz w:val="22"/>
-                <w:lang w:val="es-MX"/>
-              </w:rPr>
-              <w:t>1.5</w:t>
-            </w:r>
           </w:p>
         </w:tc>
       </w:tr>
@@ -21015,7 +21102,7 @@
                 <w:sz w:val="22"/>
                 <w:lang w:val="es-MX"/>
               </w:rPr>
-              <w:t xml:space="preserve">VIERNES </w:t>
+              <w:t xml:space="preserve">SÁBADO </w:t>
             </w:r>
             <w:r>
               <w:rPr>
@@ -21031,7 +21118,7 @@
                 <w:sz w:val="22"/>
                 <w:lang w:val="es-MX"/>
               </w:rPr>
-              <w:t>5</w:t>
+              <w:t>6</w:t>
             </w:r>
             <w:r>
               <w:rPr>
@@ -21085,9 +21172,30 @@
               <w:rPr>
                 <w:b w:val="0"/>
                 <w:sz w:val="22"/>
-                <w:lang w:val="es-MX"/>
-              </w:rPr>
-            </w:pPr>
+                <w:szCs w:val="22"/>
+                <w:lang w:val="es-MX"/>
+              </w:rPr>
+            </w:pPr>
+            <w:r>
+              <w:rPr>
+                <w:b w:val="0"/>
+                <w:sz w:val="22"/>
+                <w:szCs w:val="22"/>
+                <w:lang w:val="es-MX"/>
+              </w:rPr>
+              <w:t xml:space="preserve">Introducción en plataforma unificada de análisis y ciencia de datos en la nube como </w:t>
+            </w:r>
+            <w:proofErr w:type="spellStart"/>
+            <w:r>
+              <w:rPr>
+                <w:b w:val="0"/>
+                <w:sz w:val="22"/>
+                <w:szCs w:val="22"/>
+                <w:lang w:val="es-MX"/>
+              </w:rPr>
+              <w:t>Databricks</w:t>
+            </w:r>
+            <w:proofErr w:type="spellEnd"/>
           </w:p>
         </w:tc>
         <w:tc>
@@ -21110,7 +21218,7 @@
                 <w:sz w:val="22"/>
                 <w:lang w:val="es-MX"/>
               </w:rPr>
-              <w:t>4.0</w:t>
+              <w:t>6.5</w:t>
             </w:r>
           </w:p>
         </w:tc>
@@ -21142,26 +21250,24 @@
                 <w:sz w:val="22"/>
                 <w:lang w:val="es-MX"/>
               </w:rPr>
-              <w:t xml:space="preserve">SÁBADO </w:t>
-            </w:r>
-            <w:r>
-              <w:rPr>
-                <w:bCs w:val="0"/>
-                <w:sz w:val="22"/>
-                <w:lang w:val="es-MX"/>
-              </w:rPr>
-              <w:t>0</w:t>
-            </w:r>
-            <w:r>
-              <w:rPr>
-                <w:bCs w:val="0"/>
-                <w:sz w:val="22"/>
-                <w:lang w:val="es-MX"/>
-              </w:rPr>
-              <w:t>6</w:t>
-            </w:r>
-            <w:bookmarkStart w:id="0" w:name="_GoBack"/>
-            <w:bookmarkEnd w:id="0"/>
+              <w:t>DOMINGO</w:t>
+            </w:r>
+            <w:r>
+              <w:rPr>
+                <w:bCs w:val="0"/>
+                <w:sz w:val="22"/>
+                <w:lang w:val="es-MX"/>
+              </w:rPr>
+              <w:t xml:space="preserve"> </w:t>
+            </w:r>
+            <w:r>
+              <w:rPr>
+                <w:bCs w:val="0"/>
+                <w:sz w:val="22"/>
+                <w:lang w:val="es-MX"/>
+              </w:rPr>
+              <w:t>07</w:t>
+            </w:r>
             <w:r>
               <w:rPr>
                 <w:bCs w:val="0"/>
@@ -21176,15 +21282,7 @@
                 <w:sz w:val="22"/>
                 <w:lang w:val="es-MX"/>
               </w:rPr>
-              <w:t>0</w:t>
-            </w:r>
-            <w:r>
-              <w:rPr>
-                <w:bCs w:val="0"/>
-                <w:sz w:val="22"/>
-                <w:lang w:val="es-MX"/>
-              </w:rPr>
-              <w:t>9</w:t>
+              <w:t>09</w:t>
             </w:r>
             <w:r>
               <w:rPr>
@@ -21217,20 +21315,70 @@
               <w:rPr>
                 <w:b w:val="0"/>
                 <w:sz w:val="22"/>
-                <w:lang w:val="es-MX"/>
-              </w:rPr>
-            </w:pPr>
-          </w:p>
-          <w:p>
-            <w:pPr>
-              <w:spacing w:line="360" w:lineRule="auto"/>
-              <w:jc w:val="center"/>
-              <w:rPr>
-                <w:b w:val="0"/>
-                <w:sz w:val="22"/>
-                <w:lang w:val="es-MX"/>
-              </w:rPr>
-            </w:pPr>
+                <w:szCs w:val="22"/>
+                <w:lang w:val="es-MX"/>
+              </w:rPr>
+            </w:pPr>
+            <w:r>
+              <w:rPr>
+                <w:b w:val="0"/>
+                <w:sz w:val="22"/>
+                <w:szCs w:val="22"/>
+                <w:lang w:val="es-MX"/>
+              </w:rPr>
+              <w:t xml:space="preserve">Practica de </w:t>
+            </w:r>
+            <w:proofErr w:type="spellStart"/>
+            <w:r>
+              <w:rPr>
+                <w:b w:val="0"/>
+                <w:sz w:val="22"/>
+                <w:szCs w:val="22"/>
+                <w:lang w:val="es-MX"/>
+              </w:rPr>
+              <w:t>Databricks</w:t>
+            </w:r>
+            <w:proofErr w:type="spellEnd"/>
+            <w:r>
+              <w:rPr>
+                <w:b w:val="0"/>
+                <w:sz w:val="22"/>
+                <w:szCs w:val="22"/>
+                <w:lang w:val="es-MX"/>
+              </w:rPr>
+              <w:t xml:space="preserve"> acerca del caso de Big Data (Supermercado) acerca de </w:t>
+            </w:r>
+            <w:proofErr w:type="spellStart"/>
+            <w:r>
+              <w:rPr>
+                <w:b w:val="0"/>
+                <w:sz w:val="22"/>
+                <w:szCs w:val="22"/>
+                <w:lang w:val="es-MX"/>
+              </w:rPr>
+              <w:t>creacion</w:t>
+            </w:r>
+            <w:proofErr w:type="spellEnd"/>
+            <w:r>
+              <w:rPr>
+                <w:b w:val="0"/>
+                <w:sz w:val="22"/>
+                <w:szCs w:val="22"/>
+                <w:lang w:val="es-MX"/>
+              </w:rPr>
+              <w:t xml:space="preserve"> de tablas, volumen, </w:t>
+            </w:r>
+            <w:proofErr w:type="spellStart"/>
+            <w:r>
+              <w:rPr>
+                <w:b w:val="0"/>
+                <w:sz w:val="22"/>
+                <w:szCs w:val="22"/>
+                <w:lang w:val="es-MX"/>
+              </w:rPr>
+              <w:t>etc</w:t>
+            </w:r>
+            <w:proofErr w:type="spellEnd"/>
           </w:p>
         </w:tc>
         <w:tc>
@@ -21253,7 +21401,7 @@
                 <w:sz w:val="22"/>
                 <w:lang w:val="es-MX"/>
               </w:rPr>
-              <w:t>-</w:t>
+              <w:t>4.5</w:t>
             </w:r>
           </w:p>
         </w:tc>
@@ -21329,7 +21477,7 @@
                 <w:sz w:val="22"/>
                 <w:lang w:val="es-MX"/>
               </w:rPr>
-              <w:t>12</w:t>
+              <w:t>11</w:t>
             </w:r>
           </w:p>
         </w:tc>
@@ -21444,6 +21592,7 @@
         </w:tabs>
         <w:spacing w:line="360" w:lineRule="auto"/>
         <w:rPr>
+          <w:b w:val="0"/>
           <w:sz w:val="22"/>
           <w:lang w:val="es-MX"/>
         </w:rPr>
@@ -21454,23 +21603,7 @@
           <w:sz w:val="22"/>
           <w:lang w:val="es-MX"/>
         </w:rPr>
-        <w:t>Escogí esta tarea porque fue de mi agrado, ya que no se me hizo muy complicada de realiza</w:t>
-      </w:r>
-      <w:r>
-        <w:rPr>
-          <w:b w:val="0"/>
-          <w:sz w:val="22"/>
-          <w:lang w:val="es-MX"/>
-        </w:rPr>
-        <w:t xml:space="preserve">r, </w:t>
-      </w:r>
-      <w:r>
-        <w:rPr>
-          <w:b w:val="0"/>
-          <w:sz w:val="22"/>
-          <w:lang w:val="es-MX"/>
-        </w:rPr>
-        <w:t>por el simple hecho de que no es muy compleja. Además, me permitió comprender de forma práctica cómo se manejan los campos de entrada y las validaciones dentro de una aplicación Android, lo que me pareció interesante y útil para futuros proyectos.</w:t>
+        <w:t>Escogí esta tarea porque fue de mi agrado y no se me hizo muy complicada de realizar, ya que los conceptos principales de Big Data resultan claros y fáciles de entender. Además, me permitió comprender de forma práctica cómo se aplican las dimensiones clave de este campo (como el volumen, la variedad, la velocidad, la veracidad y el valor), lo que me pareció interesante y útil para relacionarlo con proyectos futuros.</w:t>
       </w:r>
     </w:p>
     <w:p>
@@ -21525,127 +21658,10 @@
         </w:tabs>
         <w:spacing w:line="360" w:lineRule="auto"/>
         <w:rPr>
-          <w:b w:val="0"/>
-          <w:sz w:val="22"/>
-          <w:lang w:val="es-MX"/>
-        </w:rPr>
-      </w:pPr>
-      <w:r>
-        <w:rPr>
-          <w:b w:val="0"/>
-          <w:sz w:val="22"/>
-          <w:lang w:val="es-MX"/>
-        </w:rPr>
-        <w:t xml:space="preserve">Para desarrollar la pantalla de inicio de sesión del estudiante, comencé creando una nueva función </w:t>
-      </w:r>
-      <w:proofErr w:type="spellStart"/>
-      <w:r>
-        <w:rPr>
-          <w:b w:val="0"/>
-          <w:sz w:val="22"/>
-          <w:lang w:val="es-MX"/>
-        </w:rPr>
-        <w:t>composable</w:t>
-      </w:r>
-      <w:proofErr w:type="spellEnd"/>
-      <w:r>
-        <w:rPr>
-          <w:b w:val="0"/>
-          <w:sz w:val="22"/>
-          <w:lang w:val="es-MX"/>
-        </w:rPr>
-        <w:t xml:space="preserve"> llamada </w:t>
-      </w:r>
-      <w:proofErr w:type="spellStart"/>
-      <w:r>
-        <w:rPr>
-          <w:b w:val="0"/>
-          <w:sz w:val="22"/>
-          <w:lang w:val="es-MX"/>
-        </w:rPr>
-        <w:t>LoginScreen</w:t>
-      </w:r>
-      <w:proofErr w:type="spellEnd"/>
-      <w:r>
-        <w:rPr>
-          <w:b w:val="0"/>
-          <w:sz w:val="22"/>
-          <w:lang w:val="es-MX"/>
-        </w:rPr>
-        <w:t xml:space="preserve">, dentro del paquete correspondiente. Ya tenía claro que debía incluir campos para usuario y contraseña, así que lo primero que hice fue declarar las variables </w:t>
-      </w:r>
-      <w:proofErr w:type="spellStart"/>
-      <w:r>
-        <w:rPr>
-          <w:b w:val="0"/>
-          <w:sz w:val="22"/>
-          <w:lang w:val="es-MX"/>
-        </w:rPr>
-        <w:t>username</w:t>
-      </w:r>
-      <w:proofErr w:type="spellEnd"/>
-      <w:r>
-        <w:rPr>
-          <w:b w:val="0"/>
-          <w:sz w:val="22"/>
-          <w:lang w:val="es-MX"/>
-        </w:rPr>
-        <w:t xml:space="preserve"> y </w:t>
-      </w:r>
-      <w:proofErr w:type="spellStart"/>
-      <w:r>
-        <w:rPr>
-          <w:b w:val="0"/>
-          <w:sz w:val="22"/>
-          <w:lang w:val="es-MX"/>
-        </w:rPr>
-        <w:t>password</w:t>
-      </w:r>
-      <w:proofErr w:type="spellEnd"/>
-      <w:r>
-        <w:rPr>
-          <w:b w:val="0"/>
-          <w:sz w:val="22"/>
-          <w:lang w:val="es-MX"/>
-        </w:rPr>
-        <w:t xml:space="preserve"> usando </w:t>
-      </w:r>
-      <w:proofErr w:type="spellStart"/>
-      <w:r>
-        <w:rPr>
-          <w:b w:val="0"/>
-          <w:sz w:val="22"/>
-          <w:lang w:val="es-MX"/>
-        </w:rPr>
-        <w:t>remember</w:t>
-      </w:r>
-      <w:proofErr w:type="spellEnd"/>
-      <w:r>
-        <w:rPr>
-          <w:b w:val="0"/>
-          <w:sz w:val="22"/>
-          <w:lang w:val="es-MX"/>
-        </w:rPr>
-        <w:t xml:space="preserve"> y </w:t>
-      </w:r>
-      <w:proofErr w:type="spellStart"/>
-      <w:r>
-        <w:rPr>
-          <w:b w:val="0"/>
-          <w:sz w:val="22"/>
-          <w:lang w:val="es-MX"/>
-        </w:rPr>
-        <w:t>mutableStateOf</w:t>
-      </w:r>
-      <w:proofErr w:type="spellEnd"/>
-      <w:r>
-        <w:rPr>
-          <w:b w:val="0"/>
-          <w:sz w:val="22"/>
-          <w:lang w:val="es-MX"/>
-        </w:rPr>
-        <w:t>, para que pudieran reaccionar a los cambios del usuario en tiempo real. También agregué dos variables más para almacenar los mensajes de error, una para cada campo.</w:t>
-      </w:r>
+          <w:sz w:val="22"/>
+          <w:lang w:val="es-MX"/>
+        </w:rPr>
+      </w:pPr>
     </w:p>
     <w:p>
       <w:pPr>
@@ -21659,6 +21675,14 @@
           <w:lang w:val="es-MX"/>
         </w:rPr>
       </w:pPr>
+      <w:r>
+        <w:rPr>
+          <w:b w:val="0"/>
+          <w:sz w:val="22"/>
+          <w:lang w:val="es-MX"/>
+        </w:rPr>
+        <w:t>Para desarrollar la tarea de “Definir los principales conceptos de Big Data”, comencé investigando en diversas fuentes académicas y confiables de internet, con el fin de obtener una base clara y precisa sobre el tema. El primer paso fue recopilar información general acerca de qué es Big Data y por qué resulta tan relevante en la actualidad.</w:t>
+      </w:r>
     </w:p>
     <w:p>
       <w:pPr>
@@ -21672,32 +21696,6 @@
           <w:lang w:val="es-MX"/>
         </w:rPr>
       </w:pPr>
-      <w:r>
-        <w:rPr>
-          <w:b w:val="0"/>
-          <w:sz w:val="22"/>
-          <w:lang w:val="es-MX"/>
-        </w:rPr>
-        <w:t xml:space="preserve">Luego, utilicé el componente </w:t>
-      </w:r>
-      <w:proofErr w:type="spellStart"/>
-      <w:r>
-        <w:rPr>
-          <w:b w:val="0"/>
-          <w:sz w:val="22"/>
-          <w:lang w:val="es-MX"/>
-        </w:rPr>
-        <w:t>AuthenticationScreenTemplate</w:t>
-      </w:r>
-      <w:proofErr w:type="spellEnd"/>
-      <w:r>
-        <w:rPr>
-          <w:b w:val="0"/>
-          <w:sz w:val="22"/>
-          <w:lang w:val="es-MX"/>
-        </w:rPr>
-        <w:t xml:space="preserve"> como estructura base, ya que este me facilitaba el diseño general de la pantalla, como el fondo con degradado, los botones y el título. Personalicé el color del botón principal con un tono rosado oscuro y el botón secundario con uno más claro, además de cargar una imagen representativa del estudiante.</w:t>
-      </w:r>
     </w:p>
     <w:p>
       <w:pPr>
@@ -21711,6 +21709,32 @@
           <w:lang w:val="es-MX"/>
         </w:rPr>
       </w:pPr>
+      <w:r>
+        <w:rPr>
+          <w:b w:val="0"/>
+          <w:sz w:val="22"/>
+          <w:lang w:val="es-MX"/>
+        </w:rPr>
+        <w:t xml:space="preserve">Posteriormente, organicé los conceptos clave en torno a las conocidas “5 </w:t>
+      </w:r>
+      <w:proofErr w:type="spellStart"/>
+      <w:r>
+        <w:rPr>
+          <w:b w:val="0"/>
+          <w:sz w:val="22"/>
+          <w:lang w:val="es-MX"/>
+        </w:rPr>
+        <w:t>V’s</w:t>
+      </w:r>
+      <w:proofErr w:type="spellEnd"/>
+      <w:r>
+        <w:rPr>
+          <w:b w:val="0"/>
+          <w:sz w:val="22"/>
+          <w:lang w:val="es-MX"/>
+        </w:rPr>
+        <w:t>” de Big Data: Volumen, Velocidad, Variedad, Veracidad y Valor. Para cada uno, redacté una definición sencilla pero completa, que me permitiera comprender no solo el término, sino también su aplicación práctica en distintos contextos.</w:t>
+      </w:r>
     </w:p>
     <w:p>
       <w:pPr>
@@ -21724,68 +21748,6 @@
           <w:lang w:val="es-MX"/>
         </w:rPr>
       </w:pPr>
-      <w:r>
-        <w:rPr>
-          <w:b w:val="0"/>
-          <w:sz w:val="22"/>
-          <w:lang w:val="es-MX"/>
-        </w:rPr>
-        <w:t xml:space="preserve">Después pasé a construir el formulario usando un </w:t>
-      </w:r>
-      <w:proofErr w:type="spellStart"/>
-      <w:r>
-        <w:rPr>
-          <w:b w:val="0"/>
-          <w:sz w:val="22"/>
-          <w:lang w:val="es-MX"/>
-        </w:rPr>
-        <w:t>Column</w:t>
-      </w:r>
-      <w:proofErr w:type="spellEnd"/>
-      <w:r>
-        <w:rPr>
-          <w:b w:val="0"/>
-          <w:sz w:val="22"/>
-          <w:lang w:val="es-MX"/>
-        </w:rPr>
-        <w:t xml:space="preserve">, en donde coloqué los </w:t>
-      </w:r>
-      <w:proofErr w:type="spellStart"/>
-      <w:r>
-        <w:rPr>
-          <w:b w:val="0"/>
-          <w:sz w:val="22"/>
-          <w:lang w:val="es-MX"/>
-        </w:rPr>
-        <w:t>OutlinedTextField</w:t>
-      </w:r>
-      <w:proofErr w:type="spellEnd"/>
-      <w:r>
-        <w:rPr>
-          <w:b w:val="0"/>
-          <w:sz w:val="22"/>
-          <w:lang w:val="es-MX"/>
-        </w:rPr>
-        <w:t xml:space="preserve"> para el usuario y la contraseña. Me aseguré de que el campo de la contraseña tuviera ocultamiento del texto con </w:t>
-      </w:r>
-      <w:proofErr w:type="spellStart"/>
-      <w:r>
-        <w:rPr>
-          <w:b w:val="0"/>
-          <w:sz w:val="22"/>
-          <w:lang w:val="es-MX"/>
-        </w:rPr>
-        <w:t>PasswordVisualTransformation</w:t>
-      </w:r>
-      <w:proofErr w:type="spellEnd"/>
-      <w:r>
-        <w:rPr>
-          <w:b w:val="0"/>
-          <w:sz w:val="22"/>
-          <w:lang w:val="es-MX"/>
-        </w:rPr>
-        <w:t>().</w:t>
-      </w:r>
     </w:p>
     <w:p>
       <w:pPr>
@@ -21799,6 +21761,50 @@
           <w:lang w:val="es-MX"/>
         </w:rPr>
       </w:pPr>
+      <w:r>
+        <w:rPr>
+          <w:b w:val="0"/>
+          <w:sz w:val="22"/>
+          <w:lang w:val="es-MX"/>
+        </w:rPr>
+        <w:t xml:space="preserve">Como </w:t>
+      </w:r>
+      <w:proofErr w:type="spellStart"/>
+      <w:r>
+        <w:rPr>
+          <w:b w:val="0"/>
+          <w:sz w:val="22"/>
+          <w:lang w:val="es-MX"/>
+        </w:rPr>
+        <w:t>sub-paso</w:t>
+      </w:r>
+      <w:proofErr w:type="spellEnd"/>
+      <w:r>
+        <w:rPr>
+          <w:b w:val="0"/>
+          <w:sz w:val="22"/>
+          <w:lang w:val="es-MX"/>
+        </w:rPr>
+        <w:t xml:space="preserve">, realicé comparaciones entre ejemplos reales (como el manejo de datos en redes sociales, transacciones bancarias o registros de sensores) y cada una de las </w:t>
+      </w:r>
+      <w:proofErr w:type="spellStart"/>
+      <w:r>
+        <w:rPr>
+          <w:b w:val="0"/>
+          <w:sz w:val="22"/>
+          <w:lang w:val="es-MX"/>
+        </w:rPr>
+        <w:t>V’s</w:t>
+      </w:r>
+      <w:proofErr w:type="spellEnd"/>
+      <w:r>
+        <w:rPr>
+          <w:b w:val="0"/>
+          <w:sz w:val="22"/>
+          <w:lang w:val="es-MX"/>
+        </w:rPr>
+        <w:t>, lo que me facilitó aterrizar los conceptos en situaciones cotidianas y entender mejor su alcance.</w:t>
+      </w:r>
     </w:p>
     <w:p>
       <w:pPr>
@@ -21812,30 +21818,6 @@
           <w:lang w:val="es-MX"/>
         </w:rPr>
       </w:pPr>
-      <w:r>
-        <w:rPr>
-          <w:b w:val="0"/>
-          <w:sz w:val="22"/>
-          <w:lang w:val="es-MX"/>
-        </w:rPr>
-        <w:t xml:space="preserve">Una parte clave fue implementar las validaciones. Para esto, configuré que al hacer clic en el botón “ACCEDER”, primero se validara si los campos estaban vacíos. Si alguno no tenía datos, asignaba un mensaje de error específico que luego se mostraba justo debajo del campo con estilo y color rojo. Solo si ambos campos estaban correctamente llenos, permitía que se ejecutara la acción de </w:t>
-      </w:r>
-      <w:r>
-        <w:rPr>
-          <w:b w:val="0"/>
-          <w:sz w:val="22"/>
-          <w:lang w:val="es-MX"/>
-        </w:rPr>
-        <w:t>Login</w:t>
-      </w:r>
-      <w:r>
-        <w:rPr>
-          <w:b w:val="0"/>
-          <w:sz w:val="22"/>
-          <w:lang w:val="es-MX"/>
-        </w:rPr>
-        <w:t>.</w:t>
-      </w:r>
     </w:p>
     <w:p>
       <w:pPr>
@@ -21849,6 +21831,14 @@
           <w:lang w:val="es-MX"/>
         </w:rPr>
       </w:pPr>
+      <w:r>
+        <w:rPr>
+          <w:b w:val="0"/>
+          <w:sz w:val="22"/>
+          <w:lang w:val="es-MX"/>
+        </w:rPr>
+        <w:t>Después, estructuré el contenido en un orden lógico: primero la definición general de Big Data, luego la explicación de las dimensiones y finalmente una conclusión donde rescaté la importancia de este campo en la toma de decisiones dentro de empresas y organizaciones.</w:t>
+      </w:r>
     </w:p>
     <w:p>
       <w:pPr>
@@ -21862,14 +21852,6 @@
           <w:lang w:val="es-MX"/>
         </w:rPr>
       </w:pPr>
-      <w:r>
-        <w:rPr>
-          <w:b w:val="0"/>
-          <w:sz w:val="22"/>
-          <w:lang w:val="es-MX"/>
-        </w:rPr>
-        <w:t>También añadí lógica para limpiar el error automáticamente en cuanto el usuario comenzara a escribir nuevamente en el campo, haciendo la experiencia más fluida y amigable.</w:t>
-      </w:r>
     </w:p>
     <w:p>
       <w:pPr>
@@ -21878,11 +21860,35 @@
         </w:tabs>
         <w:spacing w:line="360" w:lineRule="auto"/>
         <w:rPr>
-          <w:b w:val="0"/>
-          <w:sz w:val="22"/>
-          <w:lang w:val="es-MX"/>
-        </w:rPr>
-      </w:pPr>
+          <w:bCs w:val="0"/>
+          <w:sz w:val="22"/>
+          <w:lang w:val="es-MX"/>
+        </w:rPr>
+      </w:pPr>
+      <w:r>
+        <w:rPr>
+          <w:b w:val="0"/>
+          <w:sz w:val="22"/>
+          <w:lang w:val="es-MX"/>
+        </w:rPr>
+        <w:t>Finalmente, revisé</w:t>
+      </w:r>
+      <w:r>
+        <w:rPr>
+          <w:b w:val="0"/>
+          <w:sz w:val="22"/>
+          <w:lang w:val="es-MX"/>
+        </w:rPr>
+        <w:t xml:space="preserve"> mi ortografía</w:t>
+      </w:r>
+      <w:r>
+        <w:rPr>
+          <w:b w:val="0"/>
+          <w:sz w:val="22"/>
+          <w:lang w:val="es-MX"/>
+        </w:rPr>
+        <w:t xml:space="preserve"> para asegurarme de que el texto fuera claro, coherente y sin repeticiones innecesarias. Este proceso me permitió afianzar los conceptos y, al mismo tiempo, mejorar mi capacidad de análisis y síntesis de información técnica.</w:t>
+      </w:r>
     </w:p>
     <w:p>
       <w:pPr>
@@ -21891,73 +21897,11 @@
         </w:tabs>
         <w:spacing w:line="360" w:lineRule="auto"/>
         <w:rPr>
-          <w:b w:val="0"/>
-          <w:sz w:val="22"/>
-          <w:lang w:val="es-MX"/>
-        </w:rPr>
-      </w:pPr>
-      <w:r>
-        <w:rPr>
-          <w:b w:val="0"/>
-          <w:sz w:val="22"/>
-          <w:lang w:val="es-MX"/>
-        </w:rPr>
-        <w:t xml:space="preserve">Finalmente, probé la pantalla tanto en el emulador como en el </w:t>
-      </w:r>
-      <w:proofErr w:type="spellStart"/>
-      <w:r>
-        <w:rPr>
-          <w:b w:val="0"/>
-          <w:sz w:val="22"/>
-          <w:lang w:val="es-MX"/>
-        </w:rPr>
-        <w:t>preview</w:t>
-      </w:r>
-      <w:proofErr w:type="spellEnd"/>
-      <w:r>
-        <w:rPr>
-          <w:b w:val="0"/>
-          <w:sz w:val="22"/>
-          <w:lang w:val="es-MX"/>
-        </w:rPr>
-        <w:t xml:space="preserve"> de </w:t>
-      </w:r>
-      <w:proofErr w:type="spellStart"/>
-      <w:r>
-        <w:rPr>
-          <w:b w:val="0"/>
-          <w:sz w:val="22"/>
-          <w:lang w:val="es-MX"/>
-        </w:rPr>
-        <w:t>Compose</w:t>
-      </w:r>
-      <w:proofErr w:type="spellEnd"/>
-      <w:r>
-        <w:rPr>
-          <w:b w:val="0"/>
-          <w:sz w:val="22"/>
-          <w:lang w:val="es-MX"/>
-        </w:rPr>
-        <w:t xml:space="preserve">. Verifiqué que las validaciones funcionaran como debía, y que los mensajes se mostraran correctamente. Me aseguré de que al completar ambos campos, el botón activara correctamente la función </w:t>
-      </w:r>
-      <w:proofErr w:type="spellStart"/>
-      <w:r>
-        <w:rPr>
-          <w:b w:val="0"/>
-          <w:sz w:val="22"/>
-          <w:lang w:val="es-MX"/>
-        </w:rPr>
-        <w:t>onLoginClicked</w:t>
-      </w:r>
-      <w:proofErr w:type="spellEnd"/>
-      <w:r>
-        <w:rPr>
-          <w:b w:val="0"/>
-          <w:sz w:val="22"/>
-          <w:lang w:val="es-MX"/>
-        </w:rPr>
-        <w:t>.</w:t>
-      </w:r>
+          <w:bCs w:val="0"/>
+          <w:sz w:val="22"/>
+          <w:lang w:val="es-MX"/>
+        </w:rPr>
+      </w:pPr>
     </w:p>
     <w:p>
       <w:pPr>
@@ -21966,7 +21910,7 @@
         </w:tabs>
         <w:spacing w:line="360" w:lineRule="auto"/>
         <w:rPr>
-          <w:b w:val="0"/>
+          <w:bCs w:val="0"/>
           <w:sz w:val="22"/>
           <w:lang w:val="es-MX"/>
         </w:rPr>
@@ -21979,64 +21923,7 @@
         </w:tabs>
         <w:spacing w:line="360" w:lineRule="auto"/>
         <w:rPr>
-          <w:b w:val="0"/>
-          <w:sz w:val="22"/>
-          <w:lang w:val="es-MX"/>
-        </w:rPr>
-      </w:pPr>
-      <w:r>
-        <w:rPr>
-          <w:b w:val="0"/>
-          <w:sz w:val="22"/>
-          <w:lang w:val="es-MX"/>
-        </w:rPr>
-        <w:t xml:space="preserve">Este proceso me ayudó bastante a entender cómo aplicar validaciones básicas en una interfaz usando </w:t>
-      </w:r>
-      <w:proofErr w:type="spellStart"/>
-      <w:r>
-        <w:rPr>
-          <w:b w:val="0"/>
-          <w:sz w:val="22"/>
-          <w:lang w:val="es-MX"/>
-        </w:rPr>
-        <w:t>Jetpack</w:t>
-      </w:r>
-      <w:proofErr w:type="spellEnd"/>
-      <w:r>
-        <w:rPr>
-          <w:b w:val="0"/>
-          <w:sz w:val="22"/>
-          <w:lang w:val="es-MX"/>
-        </w:rPr>
-        <w:t xml:space="preserve"> </w:t>
-      </w:r>
-      <w:proofErr w:type="spellStart"/>
-      <w:r>
-        <w:rPr>
-          <w:b w:val="0"/>
-          <w:sz w:val="22"/>
-          <w:lang w:val="es-MX"/>
-        </w:rPr>
-        <w:t>Compose</w:t>
-      </w:r>
-      <w:proofErr w:type="spellEnd"/>
-      <w:r>
-        <w:rPr>
-          <w:b w:val="0"/>
-          <w:sz w:val="22"/>
-          <w:lang w:val="es-MX"/>
-        </w:rPr>
-        <w:t>, y a organizar mejor el flujo de entrada del usuario.</w:t>
-      </w:r>
-    </w:p>
-    <w:p>
-      <w:pPr>
-        <w:tabs>
-          <w:tab w:val="left" w:leader="underscore" w:pos="9700"/>
-        </w:tabs>
-        <w:spacing w:line="360" w:lineRule="auto"/>
-        <w:rPr>
-          <w:b w:val="0"/>
+          <w:bCs w:val="0"/>
           <w:sz w:val="22"/>
           <w:lang w:val="es-MX"/>
         </w:rPr>
@@ -22583,12 +22470,27 @@
         </w:tabs>
         <w:spacing w:line="360" w:lineRule="auto"/>
         <w:rPr>
-          <w:b w:val="0"/>
           <w:bCs w:val="0"/>
           <w:sz w:val="22"/>
           <w:lang w:val="es-MX"/>
         </w:rPr>
       </w:pPr>
+      <w:r>
+        <w:rPr>
+          <w:bCs w:val="0"/>
+          <w:sz w:val="22"/>
+          <w:lang w:val="es-MX"/>
+        </w:rPr>
+        <w:t>Seguridad e higiene industrial/ambiental</w:t>
+      </w:r>
+      <w:r>
+        <w:rPr>
+          <w:bCs w:val="0"/>
+          <w:sz w:val="22"/>
+          <w:lang w:val="es-MX"/>
+        </w:rPr>
+        <w:t xml:space="preserve"> (ATS, Charla de cinco minutos: SST/SGA)</w:t>
+      </w:r>
     </w:p>
     <w:p>
       <w:pPr>
@@ -22597,7 +22499,6 @@
         </w:tabs>
         <w:spacing w:line="360" w:lineRule="auto"/>
         <w:rPr>
-          <w:b w:val="0"/>
           <w:bCs w:val="0"/>
           <w:sz w:val="22"/>
           <w:lang w:val="es-MX"/>
@@ -22611,6 +22512,7 @@
         </w:tabs>
         <w:spacing w:line="360" w:lineRule="auto"/>
         <w:rPr>
+          <w:b w:val="0"/>
           <w:bCs w:val="0"/>
           <w:sz w:val="22"/>
           <w:lang w:val="es-MX"/>
@@ -22618,19 +22520,12 @@
       </w:pPr>
       <w:r>
         <w:rPr>
+          <w:b w:val="0"/>
           <w:bCs w:val="0"/>
           <w:sz w:val="22"/>
           <w:lang w:val="es-MX"/>
         </w:rPr>
-        <w:t>Seguridad e higiene industrial/ambiental</w:t>
-      </w:r>
-      <w:r>
-        <w:rPr>
-          <w:bCs w:val="0"/>
-          <w:sz w:val="22"/>
-          <w:lang w:val="es-MX"/>
-        </w:rPr>
-        <w:t xml:space="preserve"> (ATS, Charla de cinco minutos: SST/SGA)</w:t>
+        <w:t>Durante la jornada se aplicaron medidas de seguridad e higiene orientadas a la prevención de riesgos laborales y ambientales. Se realizó una charla breve donde se recordó la importancia de identificar peligros antes de iniciar actividades (ATS) y se reforzó el uso correcto de equipos de protección personal.</w:t>
       </w:r>
     </w:p>
     <w:p>
@@ -22640,6 +22535,7 @@
         </w:tabs>
         <w:spacing w:line="360" w:lineRule="auto"/>
         <w:rPr>
+          <w:b w:val="0"/>
           <w:bCs w:val="0"/>
           <w:sz w:val="22"/>
           <w:lang w:val="es-MX"/>
@@ -22659,15 +22555,6 @@
           <w:lang w:val="es-MX"/>
         </w:rPr>
       </w:pPr>
-      <w:r>
-        <w:rPr>
-          <w:b w:val="0"/>
-          <w:bCs w:val="0"/>
-          <w:sz w:val="22"/>
-          <w:lang w:val="es-MX"/>
-        </w:rPr>
-        <w:t>Durante la jornada se aplicaron medidas básicas de seguridad y salud en el trabajo (SST), como el uso de lentes con filtro azul para proteger la vista y pausas activas para prevenir fatiga. Se mantuvo el espacio ventilado y ordenado, reduciendo riesgos ergonómicos y ambientales. Se evitaron líquidos cerca del equipo electrónico. Además, se recordó la importancia de la hidratación y postura correcta frente al monitor.</w:t>
-      </w:r>
     </w:p>
     <w:p>
       <w:pPr>
@@ -22690,6 +22577,92 @@
         </w:tabs>
         <w:spacing w:line="360" w:lineRule="auto"/>
         <w:rPr>
+          <w:b w:val="0"/>
+          <w:bCs w:val="0"/>
+          <w:sz w:val="22"/>
+          <w:lang w:val="es-MX"/>
+        </w:rPr>
+      </w:pPr>
+      <w:r>
+        <w:rPr>
+          <w:b w:val="0"/>
+          <w:bCs w:val="0"/>
+          <w:sz w:val="22"/>
+          <w:lang w:val="es-MX"/>
+        </w:rPr>
+        <w:t>Asimismo, se promovió la limpieza y el orden en el área de trabajo para reducir riesgos de accidentes, junto con la adecuada disposición de residuos según el Sistema de Gestión Ambiental (SGA). Se mantuvo la zona con buena ventilación y se recomendó el uso de posturas ergonómicas durante las labores.</w:t>
+      </w:r>
+    </w:p>
+    <w:p>
+      <w:pPr>
+        <w:tabs>
+          <w:tab w:val="left" w:leader="underscore" w:pos="9700"/>
+        </w:tabs>
+        <w:spacing w:line="360" w:lineRule="auto"/>
+        <w:rPr>
+          <w:b w:val="0"/>
+          <w:bCs w:val="0"/>
+          <w:sz w:val="22"/>
+          <w:lang w:val="es-MX"/>
+        </w:rPr>
+      </w:pPr>
+    </w:p>
+    <w:p>
+      <w:pPr>
+        <w:tabs>
+          <w:tab w:val="left" w:leader="underscore" w:pos="9700"/>
+        </w:tabs>
+        <w:spacing w:line="360" w:lineRule="auto"/>
+        <w:rPr>
+          <w:b w:val="0"/>
+          <w:bCs w:val="0"/>
+          <w:sz w:val="22"/>
+          <w:lang w:val="es-MX"/>
+        </w:rPr>
+      </w:pPr>
+      <w:r>
+        <w:rPr>
+          <w:b w:val="0"/>
+          <w:bCs w:val="0"/>
+          <w:sz w:val="22"/>
+          <w:lang w:val="es-MX"/>
+        </w:rPr>
+        <w:t>Finalmente, se resaltó la importancia de la cultura preventiva, fomentando pausas activas, hidratación constante y comunicación efectiva entre los miembros del equipo para garantizar un ambiente laboral seguro y saludable.</w:t>
+      </w:r>
+    </w:p>
+    <w:p>
+      <w:pPr>
+        <w:tabs>
+          <w:tab w:val="left" w:leader="underscore" w:pos="9700"/>
+        </w:tabs>
+        <w:spacing w:line="360" w:lineRule="auto"/>
+        <w:rPr>
+          <w:bCs w:val="0"/>
+          <w:sz w:val="22"/>
+          <w:lang w:val="es-MX"/>
+        </w:rPr>
+      </w:pPr>
+    </w:p>
+    <w:p>
+      <w:pPr>
+        <w:tabs>
+          <w:tab w:val="left" w:leader="underscore" w:pos="9700"/>
+        </w:tabs>
+        <w:spacing w:line="360" w:lineRule="auto"/>
+        <w:rPr>
+          <w:bCs w:val="0"/>
+          <w:sz w:val="22"/>
+          <w:lang w:val="es-MX"/>
+        </w:rPr>
+      </w:pPr>
+    </w:p>
+    <w:p>
+      <w:pPr>
+        <w:tabs>
+          <w:tab w:val="left" w:leader="underscore" w:pos="9700"/>
+        </w:tabs>
+        <w:spacing w:line="360" w:lineRule="auto"/>
+        <w:rPr>
           <w:bCs w:val="0"/>
           <w:sz w:val="22"/>
           <w:lang w:val="es-MX"/>
@@ -22989,74 +22962,36 @@
           <w:lang w:val="es-MX"/>
         </w:rPr>
       </w:pPr>
-      <w:r>
-        <w:rPr>
-          <w:noProof/>
-        </w:rPr>
-        <w:lastRenderedPageBreak/>
-        <w:drawing>
-          <wp:anchor distT="0" distB="0" distL="114300" distR="114300" simplePos="0" relativeHeight="251676672" behindDoc="0" locked="0" layoutInCell="1" allowOverlap="1" wp14:anchorId="3BD92389" wp14:editId="3DE3BB1D">
-            <wp:simplePos x="0" y="0"/>
-            <wp:positionH relativeFrom="margin">
-              <wp:posOffset>-262255</wp:posOffset>
-            </wp:positionH>
-            <wp:positionV relativeFrom="margin">
-              <wp:posOffset>795020</wp:posOffset>
-            </wp:positionV>
-            <wp:extent cx="3260090" cy="4924425"/>
-            <wp:effectExtent l="0" t="0" r="0" b="9525"/>
-            <wp:wrapSquare wrapText="bothSides"/>
-            <wp:docPr id="3" name="Imagen 3"/>
-            <wp:cNvGraphicFramePr>
-              <a:graphicFrameLocks xmlns:a="http://schemas.openxmlformats.org/drawingml/2006/main" noChangeAspect="1"/>
-            </wp:cNvGraphicFramePr>
-            <a:graphic xmlns:a="http://schemas.openxmlformats.org/drawingml/2006/main">
-              <a:graphicData uri="http://schemas.openxmlformats.org/drawingml/2006/picture">
-                <pic:pic xmlns:pic="http://schemas.openxmlformats.org/drawingml/2006/picture">
-                  <pic:nvPicPr>
-                    <pic:cNvPr id="0" name="Picture 3"/>
-                    <pic:cNvPicPr>
-                      <a:picLocks noChangeAspect="1" noChangeArrowheads="1"/>
-                    </pic:cNvPicPr>
-                  </pic:nvPicPr>
-                  <pic:blipFill>
-                    <a:blip r:embed="rId11">
-                      <a:extLst>
-                        <a:ext uri="{28A0092B-C50C-407E-A947-70E740481C1C}">
-                          <a14:useLocalDpi xmlns:a14="http://schemas.microsoft.com/office/drawing/2010/main" val="0"/>
-                        </a:ext>
-                      </a:extLst>
-                    </a:blip>
-                    <a:srcRect/>
-                    <a:stretch>
-                      <a:fillRect/>
-                    </a:stretch>
-                  </pic:blipFill>
-                  <pic:spPr bwMode="auto">
-                    <a:xfrm>
-                      <a:off x="0" y="0"/>
-                      <a:ext cx="3260090" cy="4924425"/>
-                    </a:xfrm>
-                    <a:prstGeom prst="rect">
-                      <a:avLst/>
-                    </a:prstGeom>
-                    <a:noFill/>
-                    <a:ln>
-                      <a:noFill/>
-                    </a:ln>
-                  </pic:spPr>
-                </pic:pic>
-              </a:graphicData>
-            </a:graphic>
-            <wp14:sizeRelH relativeFrom="margin">
-              <wp14:pctWidth>0</wp14:pctWidth>
-            </wp14:sizeRelH>
-            <wp14:sizeRelV relativeFrom="margin">
-              <wp14:pctHeight>0</wp14:pctHeight>
-            </wp14:sizeRelV>
-          </wp:anchor>
-        </w:drawing>
-      </w:r>
+    </w:p>
+    <w:p>
+      <w:pPr>
+        <w:spacing w:line="360" w:lineRule="auto"/>
+        <w:ind w:right="-1135"/>
+        <w:rPr>
+          <w:sz w:val="22"/>
+          <w:lang w:val="es-MX"/>
+        </w:rPr>
+      </w:pPr>
+    </w:p>
+    <w:p>
+      <w:pPr>
+        <w:spacing w:line="360" w:lineRule="auto"/>
+        <w:ind w:right="-1135"/>
+        <w:rPr>
+          <w:sz w:val="22"/>
+          <w:lang w:val="es-MX"/>
+        </w:rPr>
+      </w:pPr>
+    </w:p>
+    <w:p>
+      <w:pPr>
+        <w:spacing w:line="360" w:lineRule="auto"/>
+        <w:ind w:right="-1135"/>
+        <w:rPr>
+          <w:sz w:val="22"/>
+          <w:lang w:val="es-MX"/>
+        </w:rPr>
+      </w:pPr>
     </w:p>
     <w:tbl>
       <w:tblPr>
@@ -23109,6 +23044,7 @@
                 <w:rFonts w:ascii="Arial" w:hAnsi="Arial" w:cs="Arial"/>
                 <w:lang w:val="es-MX"/>
               </w:rPr>
+              <w:lastRenderedPageBreak/>
               <w:t>HACER ESQUEMA, DIBUJO O DIAGRAMA</w:t>
             </w:r>
           </w:p>
@@ -23134,28 +23070,28 @@
               <w:rPr>
                 <w:b w:val="0"/>
                 <w:sz w:val="22"/>
-                <w:lang w:val="es-MX"/>
-              </w:rPr>
-            </w:pPr>
-            <w:r>
-              <w:rPr>
+              </w:rPr>
+            </w:pPr>
+            <w:bookmarkStart w:id="0" w:name="_GoBack"/>
+            <w:r>
+              <w:rPr>
+                <w:b w:val="0"/>
                 <w:noProof/>
                 <w:sz w:val="22"/>
-                <w:lang w:val="es-MX"/>
               </w:rPr>
               <w:drawing>
-                <wp:anchor distT="0" distB="0" distL="114300" distR="114300" simplePos="0" relativeHeight="251677696" behindDoc="0" locked="0" layoutInCell="1" allowOverlap="1" wp14:anchorId="2BDD86D2" wp14:editId="144AC3B2">
+                <wp:anchor distT="0" distB="0" distL="114300" distR="114300" simplePos="0" relativeHeight="251676672" behindDoc="0" locked="0" layoutInCell="1" allowOverlap="1" wp14:anchorId="78F09019" wp14:editId="65567462">
                   <wp:simplePos x="0" y="0"/>
                   <wp:positionH relativeFrom="margin">
-                    <wp:posOffset>3059430</wp:posOffset>
+                    <wp:posOffset>782955</wp:posOffset>
                   </wp:positionH>
                   <wp:positionV relativeFrom="margin">
-                    <wp:posOffset>25400</wp:posOffset>
+                    <wp:posOffset>0</wp:posOffset>
                   </wp:positionV>
-                  <wp:extent cx="3312795" cy="4933950"/>
-                  <wp:effectExtent l="0" t="0" r="1905" b="0"/>
+                  <wp:extent cx="4467225" cy="5728970"/>
+                  <wp:effectExtent l="0" t="0" r="9525" b="5080"/>
                   <wp:wrapSquare wrapText="bothSides"/>
-                  <wp:docPr id="5" name="Imagen 5"/>
+                  <wp:docPr id="3" name="Imagen 3"/>
                   <wp:cNvGraphicFramePr>
                     <a:graphicFrameLocks xmlns:a="http://schemas.openxmlformats.org/drawingml/2006/main" noChangeAspect="1"/>
                   </wp:cNvGraphicFramePr>
@@ -23163,11 +23099,11 @@
                     <a:graphicData uri="http://schemas.openxmlformats.org/drawingml/2006/picture">
                       <pic:pic xmlns:pic="http://schemas.openxmlformats.org/drawingml/2006/picture">
                         <pic:nvPicPr>
-                          <pic:cNvPr id="5" name="ghjdgy.png"/>
+                          <pic:cNvPr id="3" name="mapa conceptual.png"/>
                           <pic:cNvPicPr/>
                         </pic:nvPicPr>
                         <pic:blipFill>
-                          <a:blip r:embed="rId12">
+                          <a:blip r:embed="rId11">
                             <a:extLst>
                               <a:ext uri="{28A0092B-C50C-407E-A947-70E740481C1C}">
                                 <a14:useLocalDpi xmlns:a14="http://schemas.microsoft.com/office/drawing/2010/main" val="0"/>
@@ -23181,7 +23117,7 @@
                         <pic:spPr>
                           <a:xfrm>
                             <a:off x="0" y="0"/>
-                            <a:ext cx="3312795" cy="4933950"/>
+                            <a:ext cx="4467225" cy="5728970"/>
                           </a:xfrm>
                           <a:prstGeom prst="rect">
                             <a:avLst/>
@@ -23199,6 +23135,7 @@
                 </wp:anchor>
               </w:drawing>
             </w:r>
+            <w:bookmarkEnd w:id="0"/>
           </w:p>
         </w:tc>
       </w:tr>
@@ -23332,7 +23269,7 @@
       </w:tr>
       <w:tr>
         <w:trPr>
-          <w:trHeight w:val="2591"/>
+          <w:trHeight w:val="1657"/>
         </w:trPr>
         <w:tc>
           <w:tcPr>
@@ -23364,15 +23301,6 @@
                 <w:bCs w:val="0"/>
               </w:rPr>
               <w:t>------------------------------------------------------------------------------------------------------------------------------------------------------------------------------------------------------------------------------------------------------------------------------------------------------------------------------------------------------------------------------------------------------------------------------------------------------------------------------------------------------------------------------------------------------------------------------------------------------------------------</w:t>
-            </w:r>
-          </w:p>
-          <w:p>
-            <w:r>
-              <w:rPr>
-                <w:b w:val="0"/>
-                <w:bCs w:val="0"/>
-              </w:rPr>
-              <w:t>-----------------------------------------------------------------------------------------------------------------------------------------------------------------------------------------------------------------------------------------------------------------------------------------------------------------------------------------------------------------------------------------------------------------------------------------------------------------------------------------------------------------------------------------------------------------------------------------------------------------------</w:t>
             </w:r>
           </w:p>
         </w:tc>
@@ -23444,7 +23372,7 @@
                           </pic:cNvPicPr>
                         </pic:nvPicPr>
                         <pic:blipFill>
-                          <a:blip r:embed="rId13" cstate="print">
+                          <a:blip r:embed="rId12" cstate="print">
                             <a:extLst>
                               <a:ext uri="{28A0092B-C50C-407E-A947-70E740481C1C}">
                                 <a14:useLocalDpi xmlns:a14="http://schemas.microsoft.com/office/drawing/2010/main" val="0"/>
@@ -23492,7 +23420,7 @@
     <w:p>
       <w:pPr>
         <w:sectPr>
-          <w:headerReference w:type="default" r:id="rId14"/>
+          <w:headerReference w:type="default" r:id="rId13"/>
           <w:pgSz w:w="11906" w:h="16838"/>
           <w:pgMar w:top="1418" w:right="1134" w:bottom="1418" w:left="1418" w:header="709" w:footer="709" w:gutter="0"/>
           <w:cols w:space="708"/>
@@ -23562,11 +23490,11 @@
                     </pic:cNvPicPr>
                   </pic:nvPicPr>
                   <pic:blipFill>
-                    <a:blip r:embed="rId15">
+                    <a:blip r:embed="rId14">
                       <a:extLst>
                         <a:ext uri="{BEBA8EAE-BF5A-486C-A8C5-ECC9F3942E4B}">
                           <a14:imgProps xmlns:a14="http://schemas.microsoft.com/office/drawing/2010/main">
-                            <a14:imgLayer r:embed="rId16">
+                            <a14:imgLayer r:embed="rId15">
                               <a14:imgEffect>
                                 <a14:sharpenSoften amount="25000"/>
                               </a14:imgEffect>
@@ -23766,8 +23694,8 @@
     </w:p>
     <w:p/>
     <w:sectPr>
-      <w:headerReference w:type="default" r:id="rId17"/>
-      <w:footerReference w:type="default" r:id="rId18"/>
+      <w:headerReference w:type="default" r:id="rId16"/>
+      <w:footerReference w:type="default" r:id="rId17"/>
       <w:pgSz w:w="11906" w:h="16838"/>
       <w:pgMar w:top="1418" w:right="1134" w:bottom="1418" w:left="1418" w:header="709" w:footer="709" w:gutter="0"/>
       <w:cols w:space="708"/>
@@ -26796,7 +26724,7 @@
 </file>
 
 <file path=customXml/itemProps4.xml><?xml version="1.0" encoding="utf-8"?>
-<ds:datastoreItem xmlns:ds="http://schemas.openxmlformats.org/officeDocument/2006/customXml" ds:itemID="{B9B3940A-C7C8-4308-9219-B5F2643DF68A}">
+<ds:datastoreItem xmlns:ds="http://schemas.openxmlformats.org/officeDocument/2006/customXml" ds:itemID="{364C03D7-540B-4E1B-89B0-EFDCFE6737B4}">
   <ds:schemaRefs>
     <ds:schemaRef ds:uri="http://schemas.openxmlformats.org/officeDocument/2006/bibliography"/>
   </ds:schemaRefs>

--- a/informe practica 01.docx
+++ b/informe practica 01.docx
@@ -90,7 +90,7 @@
               </wp:anchor>
             </w:drawing>
           </mc:Choice>
-          <mc:Fallback xmlns:w16sdtfl="http://schemas.microsoft.com/office/word/2024/wordml/sdtformatlock" xmlns:w16sdtdh="http://schemas.microsoft.com/office/word/2020/wordml/sdtdatahash" xmlns:w16du="http://schemas.microsoft.com/office/word/2023/wordml/word16du" xmlns:w16="http://schemas.microsoft.com/office/word/2018/wordml" xmlns:w16cex="http://schemas.microsoft.com/office/word/2018/wordml/cex" xmlns:oel="http://schemas.microsoft.com/office/2019/extlst">
+          <mc:Fallback xmlns:oel="http://schemas.microsoft.com/office/2019/extlst" xmlns:w16cex="http://schemas.microsoft.com/office/word/2018/wordml/cex" xmlns:w16="http://schemas.microsoft.com/office/word/2018/wordml" xmlns:w16du="http://schemas.microsoft.com/office/word/2023/wordml/word16du" xmlns:w16sdtdh="http://schemas.microsoft.com/office/word/2020/wordml/sdtdatahash" xmlns:w16sdtfl="http://schemas.microsoft.com/office/word/2024/wordml/sdtformatlock">
             <w:pict>
               <v:line w14:anchorId="79000A9E" id="Conector recto 11" o:spid="_x0000_s1026" style="position:absolute;flip:y;z-index:251662336;visibility:visible;mso-wrap-style:square;mso-width-percent:0;mso-height-percent:0;mso-wrap-distance-left:9pt;mso-wrap-distance-top:0;mso-wrap-distance-right:9pt;mso-wrap-distance-bottom:0;mso-position-horizontal:absolute;mso-position-horizontal-relative:text;mso-position-vertical:absolute;mso-position-vertical-relative:text;mso-width-percent:0;mso-height-percent:0;mso-width-relative:page;mso-height-relative:page" from="0,9.45pt" to="495pt,9.45pt" o:gfxdata="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" o:allowincell="f" strokeweight="4.5pt">
                 <v:stroke linestyle="thickThin"/>
@@ -444,7 +444,7 @@
               </wp:anchor>
             </w:drawing>
           </mc:Choice>
-          <mc:Fallback xmlns:w16sdtfl="http://schemas.microsoft.com/office/word/2024/wordml/sdtformatlock" xmlns:w16sdtdh="http://schemas.microsoft.com/office/word/2020/wordml/sdtdatahash" xmlns:w16du="http://schemas.microsoft.com/office/word/2023/wordml/word16du" xmlns:w16="http://schemas.microsoft.com/office/word/2018/wordml" xmlns:w16cex="http://schemas.microsoft.com/office/word/2018/wordml/cex" xmlns:oel="http://schemas.microsoft.com/office/2019/extlst">
+          <mc:Fallback xmlns:oel="http://schemas.microsoft.com/office/2019/extlst" xmlns:w16cex="http://schemas.microsoft.com/office/word/2018/wordml/cex" xmlns:w16="http://schemas.microsoft.com/office/word/2018/wordml" xmlns:w16du="http://schemas.microsoft.com/office/word/2023/wordml/word16du" xmlns:w16sdtdh="http://schemas.microsoft.com/office/word/2020/wordml/sdtdatahash" xmlns:w16sdtfl="http://schemas.microsoft.com/office/word/2024/wordml/sdtformatlock">
             <w:pict>
               <v:shapetype w14:anchorId="23E962EA" id="_x0000_t66" coordsize="21600,21600" o:spt="66" adj="5400,5400" path="m@0,l@0@1,21600@1,21600@2@0@2@0,21600,,10800xe">
                 <v:stroke joinstyle="miter"/>
@@ -542,7 +542,7 @@
               </wp:anchor>
             </w:drawing>
           </mc:Choice>
-          <mc:Fallback xmlns:w16sdtfl="http://schemas.microsoft.com/office/word/2024/wordml/sdtformatlock" xmlns:w16sdtdh="http://schemas.microsoft.com/office/word/2020/wordml/sdtdatahash" xmlns:w16du="http://schemas.microsoft.com/office/word/2023/wordml/word16du" xmlns:w16="http://schemas.microsoft.com/office/word/2018/wordml" xmlns:w16cex="http://schemas.microsoft.com/office/word/2018/wordml/cex" xmlns:oel="http://schemas.microsoft.com/office/2019/extlst">
+          <mc:Fallback xmlns:oel="http://schemas.microsoft.com/office/2019/extlst" xmlns:w16cex="http://schemas.microsoft.com/office/word/2018/wordml/cex" xmlns:w16="http://schemas.microsoft.com/office/word/2018/wordml" xmlns:w16du="http://schemas.microsoft.com/office/word/2023/wordml/word16du" xmlns:w16sdtdh="http://schemas.microsoft.com/office/word/2020/wordml/sdtdatahash" xmlns:w16sdtfl="http://schemas.microsoft.com/office/word/2024/wordml/sdtformatlock">
             <w:pict>
               <v:shapetype w14:anchorId="001D26AC" id="_x0000_t13" coordsize="21600,21600" o:spt="13" adj="16200,5400" path="m@0,l@0@1,0@1,0@2@0@2@0,21600,21600,10800xe">
                 <v:stroke joinstyle="miter"/>
@@ -22716,95 +22716,25 @@
           <w:sz w:val="22"/>
           <w:lang w:val="es-PE"/>
         </w:rPr>
-        <w:t xml:space="preserve">Sí, logré cumplir con el objetivo de la tarea, ya que pude desarrollar correctamente la pantalla de </w:t>
+        <w:t xml:space="preserve">Sí, logré cumplir con el objetivo de la tarea, ya que pude elaborar de manera correcta el mapa conceptual sobre los principales conceptos de Big Data, organizando la información de forma clara y visual. Me sentí satisfecho con el resultado porque logré representar no solo la definición general, sino también las 5 </w:t>
       </w:r>
+      <w:proofErr w:type="spellStart"/>
       <w:r>
         <w:rPr>
           <w:b w:val="0"/>
           <w:sz w:val="22"/>
           <w:lang w:val="es-PE"/>
         </w:rPr>
-        <w:t>Log</w:t>
+        <w:t>V’s</w:t>
       </w:r>
+      <w:proofErr w:type="spellEnd"/>
       <w:r>
         <w:rPr>
           <w:b w:val="0"/>
           <w:sz w:val="22"/>
           <w:lang w:val="es-PE"/>
         </w:rPr>
-        <w:t>i</w:t>
-      </w:r>
-      <w:r>
-        <w:rPr>
-          <w:b w:val="0"/>
-          <w:sz w:val="22"/>
-          <w:lang w:val="es-PE"/>
-        </w:rPr>
-        <w:t>n</w:t>
-      </w:r>
-      <w:r>
-        <w:rPr>
-          <w:b w:val="0"/>
-          <w:sz w:val="22"/>
-          <w:lang w:val="es-PE"/>
-        </w:rPr>
-        <w:t xml:space="preserve"> del estudiante, incluyendo las validaciones básicas y un diseño intuitivo. Me sentí satisfecho con el resultado porque funcionó </w:t>
-      </w:r>
-      <w:r>
-        <w:rPr>
-          <w:b w:val="0"/>
-          <w:sz w:val="22"/>
-          <w:lang w:val="es-PE"/>
-        </w:rPr>
-        <w:t>a pesar de los</w:t>
-      </w:r>
-      <w:r>
-        <w:rPr>
-          <w:b w:val="0"/>
-          <w:sz w:val="22"/>
-          <w:lang w:val="es-PE"/>
-        </w:rPr>
-        <w:t xml:space="preserve"> errores </w:t>
-      </w:r>
-      <w:r>
-        <w:rPr>
-          <w:b w:val="0"/>
-          <w:sz w:val="22"/>
-          <w:lang w:val="es-PE"/>
-        </w:rPr>
-        <w:t xml:space="preserve">que presentaba </w:t>
-      </w:r>
-      <w:r>
-        <w:rPr>
-          <w:b w:val="0"/>
-          <w:sz w:val="22"/>
-          <w:lang w:val="es-PE"/>
-        </w:rPr>
-        <w:t xml:space="preserve">llegue a arreglarlo </w:t>
-      </w:r>
-      <w:r>
-        <w:rPr>
-          <w:b w:val="0"/>
-          <w:sz w:val="22"/>
-          <w:lang w:val="es-PE"/>
-        </w:rPr>
-        <w:t xml:space="preserve">y </w:t>
-      </w:r>
-      <w:r>
-        <w:rPr>
-          <w:b w:val="0"/>
-          <w:sz w:val="22"/>
-          <w:lang w:val="es-PE"/>
-        </w:rPr>
-        <w:t xml:space="preserve">al final este </w:t>
-      </w:r>
-      <w:r>
-        <w:rPr>
-          <w:b w:val="0"/>
-          <w:sz w:val="22"/>
-          <w:lang w:val="es-PE"/>
-        </w:rPr>
-        <w:t>respondió como esperaba al momento de probarla.</w:t>
+        <w:t xml:space="preserve"> (Volumen, Velocidad, Variedad, Veracidad y Valor) y sus aplicaciones prácticas. Esto me permitió comprender mejor las relaciones entre los conceptos y reforzar mi aprendizaje.</w:t>
       </w:r>
     </w:p>
     <w:p>
@@ -22838,39 +22768,7 @@
           <w:sz w:val="22"/>
           <w:lang w:val="es-PE"/>
         </w:rPr>
-        <w:t>Además, r</w:t>
-      </w:r>
-      <w:r>
-        <w:rPr>
-          <w:b w:val="0"/>
-          <w:sz w:val="22"/>
-          <w:lang w:val="es-PE"/>
-        </w:rPr>
-        <w:t>ecomiendo seguir buenas prácticas al escribir el código, como mantenerlo limpio y ordenado, probar constantemente cada componente a medida que se avanza, y verificar que las validaciones estén funcionando antes de continuar con otras funcionalidades</w:t>
-      </w:r>
-      <w:r>
-        <w:rPr>
-          <w:b w:val="0"/>
-          <w:sz w:val="22"/>
-          <w:lang w:val="es-PE"/>
-        </w:rPr>
-        <w:t>, ya que esto te ayudara a no tener conflictos con otros compañeros</w:t>
-      </w:r>
-      <w:r>
-        <w:rPr>
-          <w:b w:val="0"/>
-          <w:sz w:val="22"/>
-          <w:lang w:val="es-PE"/>
-        </w:rPr>
-        <w:t>, t</w:t>
-      </w:r>
-      <w:r>
-        <w:rPr>
-          <w:b w:val="0"/>
-          <w:sz w:val="22"/>
-          <w:lang w:val="es-PE"/>
-        </w:rPr>
-        <w:t>ambién es importante mantener una copia de seguridad del proyecto para evitar pérdidas en caso de errores o fallos técnicos.</w:t>
+        <w:t>Otras recomendaciones:</w:t>
       </w:r>
     </w:p>
     <w:p>
@@ -22878,40 +22776,132 @@
         <w:spacing w:line="360" w:lineRule="auto"/>
         <w:ind w:right="-1135"/>
         <w:rPr>
-          <w:sz w:val="22"/>
-          <w:lang w:val="es-MX"/>
-        </w:rPr>
-      </w:pPr>
+          <w:b w:val="0"/>
+          <w:sz w:val="22"/>
+          <w:lang w:val="es-PE"/>
+        </w:rPr>
+      </w:pPr>
+      <w:r>
+        <w:rPr>
+          <w:b w:val="0"/>
+          <w:sz w:val="22"/>
+          <w:lang w:val="es-PE"/>
+        </w:rPr>
+        <w:t>-</w:t>
+      </w:r>
+      <w:r>
+        <w:rPr>
+          <w:b w:val="0"/>
+          <w:sz w:val="22"/>
+          <w:lang w:val="es-PE"/>
+        </w:rPr>
+        <w:t xml:space="preserve"> </w:t>
+      </w:r>
+      <w:r>
+        <w:rPr>
+          <w:b w:val="0"/>
+          <w:sz w:val="22"/>
+          <w:lang w:val="es-PE"/>
+        </w:rPr>
+        <w:t>M</w:t>
+      </w:r>
+      <w:r>
+        <w:rPr>
+          <w:b w:val="0"/>
+          <w:sz w:val="22"/>
+          <w:lang w:val="es-PE"/>
+        </w:rPr>
+        <w:t>antener siempre una estructura organizada y jerárquica en los mapas conceptuales para facilitar su lectura.</w:t>
+      </w:r>
+      <w:r>
+        <w:rPr>
+          <w:b w:val="0"/>
+          <w:sz w:val="22"/>
+          <w:lang w:val="es-PE"/>
+        </w:rPr>
+        <w:t xml:space="preserve"> </w:t>
+      </w:r>
     </w:p>
     <w:p>
       <w:pPr>
         <w:spacing w:line="360" w:lineRule="auto"/>
         <w:ind w:right="-1135"/>
         <w:rPr>
-          <w:sz w:val="22"/>
-          <w:lang w:val="es-MX"/>
-        </w:rPr>
-      </w:pPr>
+          <w:b w:val="0"/>
+          <w:sz w:val="22"/>
+          <w:lang w:val="es-PE"/>
+        </w:rPr>
+      </w:pPr>
+      <w:r>
+        <w:rPr>
+          <w:b w:val="0"/>
+          <w:sz w:val="22"/>
+          <w:lang w:val="es-PE"/>
+        </w:rPr>
+        <w:t>- U</w:t>
+      </w:r>
+      <w:r>
+        <w:rPr>
+          <w:b w:val="0"/>
+          <w:sz w:val="22"/>
+          <w:lang w:val="es-PE"/>
+        </w:rPr>
+        <w:t>sar un diseño claro y visualmente atractivo, evitando sobrecargar de texto los nodos.</w:t>
+      </w:r>
     </w:p>
     <w:p>
       <w:pPr>
         <w:spacing w:line="360" w:lineRule="auto"/>
         <w:ind w:right="-1135"/>
         <w:rPr>
-          <w:sz w:val="22"/>
-          <w:lang w:val="es-MX"/>
-        </w:rPr>
-      </w:pPr>
+          <w:b w:val="0"/>
+          <w:sz w:val="22"/>
+          <w:lang w:val="es-PE"/>
+        </w:rPr>
+      </w:pPr>
+      <w:r>
+        <w:rPr>
+          <w:b w:val="0"/>
+          <w:sz w:val="22"/>
+          <w:lang w:val="es-PE"/>
+        </w:rPr>
+        <w:t xml:space="preserve">- </w:t>
+      </w:r>
+      <w:r>
+        <w:rPr>
+          <w:b w:val="0"/>
+          <w:sz w:val="22"/>
+          <w:lang w:val="es-PE"/>
+        </w:rPr>
+        <w:t>Relacionar los conceptos con ejemplos prácticos, ya que esto ayuda a comprender mejor su aplicación.</w:t>
+      </w:r>
     </w:p>
     <w:p>
       <w:pPr>
         <w:spacing w:line="360" w:lineRule="auto"/>
         <w:ind w:right="-1135"/>
         <w:rPr>
-          <w:sz w:val="22"/>
-          <w:lang w:val="es-MX"/>
-        </w:rPr>
-      </w:pPr>
+          <w:b w:val="0"/>
+          <w:sz w:val="22"/>
+          <w:lang w:val="es-PE"/>
+        </w:rPr>
+      </w:pPr>
+      <w:r>
+        <w:rPr>
+          <w:b w:val="0"/>
+          <w:sz w:val="22"/>
+          <w:lang w:val="es-PE"/>
+        </w:rPr>
+        <w:t xml:space="preserve">- </w:t>
+      </w:r>
+      <w:r>
+        <w:rPr>
+          <w:b w:val="0"/>
+          <w:sz w:val="22"/>
+          <w:lang w:val="es-PE"/>
+        </w:rPr>
+        <w:t>Guardar una copia digital y una versión de respaldo del mapa conceptual, para no perder el trabajo en caso de errores técnicos.</w:t>
+      </w:r>
     </w:p>
     <w:p>
       <w:pPr>
@@ -22922,6 +22912,22 @@
           <w:lang w:val="es-MX"/>
         </w:rPr>
       </w:pPr>
+      <w:r>
+        <w:rPr>
+          <w:b w:val="0"/>
+          <w:sz w:val="22"/>
+          <w:lang w:val="es-PE"/>
+        </w:rPr>
+        <w:t xml:space="preserve">- </w:t>
+      </w:r>
+      <w:r>
+        <w:rPr>
+          <w:b w:val="0"/>
+          <w:sz w:val="22"/>
+          <w:lang w:val="es-PE"/>
+        </w:rPr>
+        <w:t>Revisar constantemente la coherencia y la ortografía, garantizando que el esquema cumpla su función como herramienta de estudio.</w:t>
+      </w:r>
     </w:p>
     <w:p>
       <w:pPr>
@@ -22982,16 +22988,8 @@
           <w:lang w:val="es-MX"/>
         </w:rPr>
       </w:pPr>
-    </w:p>
-    <w:p>
-      <w:pPr>
-        <w:spacing w:line="360" w:lineRule="auto"/>
-        <w:ind w:right="-1135"/>
-        <w:rPr>
-          <w:sz w:val="22"/>
-          <w:lang w:val="es-MX"/>
-        </w:rPr>
-      </w:pPr>
+      <w:bookmarkStart w:id="0" w:name="_GoBack"/>
+      <w:bookmarkEnd w:id="0"/>
     </w:p>
     <w:tbl>
       <w:tblPr>
@@ -23072,7 +23070,6 @@
                 <w:sz w:val="22"/>
               </w:rPr>
             </w:pPr>
-            <w:bookmarkStart w:id="0" w:name="_GoBack"/>
             <w:r>
               <w:rPr>
                 <w:b w:val="0"/>
@@ -23135,7 +23132,6 @@
                 </wp:anchor>
               </w:drawing>
             </w:r>
-            <w:bookmarkEnd w:id="0"/>
           </w:p>
         </w:tc>
       </w:tr>
@@ -23224,7 +23220,7 @@
                     </wp:anchor>
                   </w:drawing>
                 </mc:Choice>
-                <mc:Fallback xmlns:w16sdtfl="http://schemas.microsoft.com/office/word/2024/wordml/sdtformatlock" xmlns:w16sdtdh="http://schemas.microsoft.com/office/word/2020/wordml/sdtdatahash" xmlns:w16du="http://schemas.microsoft.com/office/word/2023/wordml/word16du" xmlns:w16="http://schemas.microsoft.com/office/word/2018/wordml" xmlns:w16cex="http://schemas.microsoft.com/office/word/2018/wordml/cex" xmlns:oel="http://schemas.microsoft.com/office/2019/extlst">
+                <mc:Fallback xmlns:oel="http://schemas.microsoft.com/office/2019/extlst" xmlns:w16cex="http://schemas.microsoft.com/office/word/2018/wordml/cex" xmlns:w16="http://schemas.microsoft.com/office/word/2018/wordml" xmlns:w16du="http://schemas.microsoft.com/office/word/2023/wordml/word16du" xmlns:w16sdtdh="http://schemas.microsoft.com/office/word/2020/wordml/sdtdatahash" xmlns:w16sdtfl="http://schemas.microsoft.com/office/word/2024/wordml/sdtformatlock">
                   <w:pict>
                     <v:rect w14:anchorId="18B09586" id="Rectángulo 9" o:spid="_x0000_s1026" style="position:absolute;margin-left:456.15pt;margin-top:4.25pt;width:44.65pt;height:25.85pt;z-index:251674624;visibility:visible;mso-wrap-style:square;mso-wrap-distance-left:9pt;mso-wrap-distance-top:0;mso-wrap-distance-right:9pt;mso-wrap-distance-bottom:0;mso-position-horizontal:absolute;mso-position-horizontal-relative:text;mso-position-vertical:absolute;mso-position-vertical-relative:text;v-text-anchor:middle" o:gfxdata="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" filled="f" strokecolor="#09101d [484]" strokeweight="1pt"/>
                   </w:pict>
@@ -26321,12 +26317,31 @@
 </file>
 
 <file path=customXml/item1.xml><?xml version="1.0" encoding="utf-8"?>
-<?mso-contentType ?>
-<FormTemplates xmlns="http://schemas.microsoft.com/sharepoint/v3/contenttype/forms">
-  <Display>DocumentLibraryForm</Display>
-  <Edit>DocumentLibraryForm</Edit>
-  <New>DocumentLibraryForm</New>
-</FormTemplates>
+<p:properties xmlns:p="http://schemas.microsoft.com/office/2006/metadata/properties" xmlns:xsi="http://www.w3.org/2001/XMLSchema-instance" xmlns:pc="http://schemas.microsoft.com/office/infopath/2007/PartnerControls">
+  <documentManagement>
+    <TaxCatchAll xmlns="ee27a0f9-7ff9-4c05-b61a-f7053cc3ff56" xsi:nil="true"/>
+    <lcf76f155ced4ddcb4097134ff3c332f xmlns="8b0498ea-4bc6-4676-a87b-9cffe7f59fc7">
+      <Terms xmlns="http://schemas.microsoft.com/office/infopath/2007/PartnerControls"/>
+    </lcf76f155ced4ddcb4097134ff3c332f>
+    <Validado xmlns="8b0498ea-4bc6-4676-a87b-9cffe7f59fc7">false</Validado>
+    <Tarea3 xmlns="8b0498ea-4bc6-4676-a87b-9cffe7f59fc7" xsi:nil="true"/>
+    <NumTareas xmlns="8b0498ea-4bc6-4676-a87b-9cffe7f59fc7" xsi:nil="true"/>
+    <Maquetado xmlns="8b0498ea-4bc6-4676-a87b-9cffe7f59fc7">false</Maquetado>
+    <Validado_v2 xmlns="8b0498ea-4bc6-4676-a87b-9cffe7f59fc7" xsi:nil="true"/>
+    <FECHAYHORA xmlns="8b0498ea-4bc6-4676-a87b-9cffe7f59fc7" xsi:nil="true"/>
+    <Entregado xmlns="8b0498ea-4bc6-4676-a87b-9cffe7f59fc7">false</Entregado>
+    <Asignado xmlns="8b0498ea-4bc6-4676-a87b-9cffe7f59fc7">true</Asignado>
+    <Observado xmlns="8b0498ea-4bc6-4676-a87b-9cffe7f59fc7">false</Observado>
+    <Virtualizado xmlns="8b0498ea-4bc6-4676-a87b-9cffe7f59fc7">false</Virtualizado>
+    <SharedWithUsers xmlns="ee27a0f9-7ff9-4c05-b61a-f7053cc3ff56">
+      <UserInfo>
+        <DisplayName/>
+        <AccountId xsi:nil="true"/>
+        <AccountType/>
+      </UserInfo>
+    </SharedWithUsers>
+  </documentManagement>
+</p:properties>
 </file>
 
 <file path=customXml/item2.xml><?xml version="1.0" encoding="utf-8"?>
@@ -26654,31 +26669,12 @@
 </file>
 
 <file path=customXml/item3.xml><?xml version="1.0" encoding="utf-8"?>
-<p:properties xmlns:p="http://schemas.microsoft.com/office/2006/metadata/properties" xmlns:xsi="http://www.w3.org/2001/XMLSchema-instance" xmlns:pc="http://schemas.microsoft.com/office/infopath/2007/PartnerControls">
-  <documentManagement>
-    <TaxCatchAll xmlns="ee27a0f9-7ff9-4c05-b61a-f7053cc3ff56" xsi:nil="true"/>
-    <lcf76f155ced4ddcb4097134ff3c332f xmlns="8b0498ea-4bc6-4676-a87b-9cffe7f59fc7">
-      <Terms xmlns="http://schemas.microsoft.com/office/infopath/2007/PartnerControls"/>
-    </lcf76f155ced4ddcb4097134ff3c332f>
-    <Validado xmlns="8b0498ea-4bc6-4676-a87b-9cffe7f59fc7">false</Validado>
-    <Tarea3 xmlns="8b0498ea-4bc6-4676-a87b-9cffe7f59fc7" xsi:nil="true"/>
-    <NumTareas xmlns="8b0498ea-4bc6-4676-a87b-9cffe7f59fc7" xsi:nil="true"/>
-    <Maquetado xmlns="8b0498ea-4bc6-4676-a87b-9cffe7f59fc7">false</Maquetado>
-    <Validado_v2 xmlns="8b0498ea-4bc6-4676-a87b-9cffe7f59fc7" xsi:nil="true"/>
-    <FECHAYHORA xmlns="8b0498ea-4bc6-4676-a87b-9cffe7f59fc7" xsi:nil="true"/>
-    <Entregado xmlns="8b0498ea-4bc6-4676-a87b-9cffe7f59fc7">false</Entregado>
-    <Asignado xmlns="8b0498ea-4bc6-4676-a87b-9cffe7f59fc7">true</Asignado>
-    <Observado xmlns="8b0498ea-4bc6-4676-a87b-9cffe7f59fc7">false</Observado>
-    <Virtualizado xmlns="8b0498ea-4bc6-4676-a87b-9cffe7f59fc7">false</Virtualizado>
-    <SharedWithUsers xmlns="ee27a0f9-7ff9-4c05-b61a-f7053cc3ff56">
-      <UserInfo>
-        <DisplayName/>
-        <AccountId xsi:nil="true"/>
-        <AccountType/>
-      </UserInfo>
-    </SharedWithUsers>
-  </documentManagement>
-</p:properties>
+<?mso-contentType ?>
+<FormTemplates xmlns="http://schemas.microsoft.com/sharepoint/v3/contenttype/forms">
+  <Display>DocumentLibraryForm</Display>
+  <Edit>DocumentLibraryForm</Edit>
+  <New>DocumentLibraryForm</New>
+</FormTemplates>
 </file>
 
 <file path=customXml/item4.xml><?xml version="1.0" encoding="utf-8"?>
@@ -26686,9 +26682,12 @@
 </file>
 
 <file path=customXml/itemProps1.xml><?xml version="1.0" encoding="utf-8"?>
-<ds:datastoreItem xmlns:ds="http://schemas.openxmlformats.org/officeDocument/2006/customXml" ds:itemID="{21DA1112-85AB-4ED2-BDE2-25A2490B57E1}">
+<ds:datastoreItem xmlns:ds="http://schemas.openxmlformats.org/officeDocument/2006/customXml" ds:itemID="{8B365F48-C2B5-4E3D-BA44-D9D74DBA7350}">
   <ds:schemaRefs>
-    <ds:schemaRef ds:uri="http://schemas.microsoft.com/sharepoint/v3/contenttype/forms"/>
+    <ds:schemaRef ds:uri="http://schemas.microsoft.com/office/2006/metadata/properties"/>
+    <ds:schemaRef ds:uri="http://schemas.microsoft.com/office/infopath/2007/PartnerControls"/>
+    <ds:schemaRef ds:uri="ee27a0f9-7ff9-4c05-b61a-f7053cc3ff56"/>
+    <ds:schemaRef ds:uri="8b0498ea-4bc6-4676-a87b-9cffe7f59fc7"/>
   </ds:schemaRefs>
 </ds:datastoreItem>
 </file>
@@ -26713,18 +26712,15 @@
 </file>
 
 <file path=customXml/itemProps3.xml><?xml version="1.0" encoding="utf-8"?>
-<ds:datastoreItem xmlns:ds="http://schemas.openxmlformats.org/officeDocument/2006/customXml" ds:itemID="{8B365F48-C2B5-4E3D-BA44-D9D74DBA7350}">
+<ds:datastoreItem xmlns:ds="http://schemas.openxmlformats.org/officeDocument/2006/customXml" ds:itemID="{21DA1112-85AB-4ED2-BDE2-25A2490B57E1}">
   <ds:schemaRefs>
-    <ds:schemaRef ds:uri="http://schemas.microsoft.com/office/2006/metadata/properties"/>
-    <ds:schemaRef ds:uri="http://schemas.microsoft.com/office/infopath/2007/PartnerControls"/>
-    <ds:schemaRef ds:uri="ee27a0f9-7ff9-4c05-b61a-f7053cc3ff56"/>
-    <ds:schemaRef ds:uri="8b0498ea-4bc6-4676-a87b-9cffe7f59fc7"/>
+    <ds:schemaRef ds:uri="http://schemas.microsoft.com/sharepoint/v3/contenttype/forms"/>
   </ds:schemaRefs>
 </ds:datastoreItem>
 </file>
 
 <file path=customXml/itemProps4.xml><?xml version="1.0" encoding="utf-8"?>
-<ds:datastoreItem xmlns:ds="http://schemas.openxmlformats.org/officeDocument/2006/customXml" ds:itemID="{364C03D7-540B-4E1B-89B0-EFDCFE6737B4}">
+<ds:datastoreItem xmlns:ds="http://schemas.openxmlformats.org/officeDocument/2006/customXml" ds:itemID="{6F49073C-3855-4E57-9CBA-5F69B75A20BC}">
   <ds:schemaRefs>
     <ds:schemaRef ds:uri="http://schemas.openxmlformats.org/officeDocument/2006/bibliography"/>
   </ds:schemaRefs>

--- a/informe practica 01.docx
+++ b/informe practica 01.docx
@@ -90,7 +90,7 @@
               </wp:anchor>
             </w:drawing>
           </mc:Choice>
-          <mc:Fallback xmlns:oel="http://schemas.microsoft.com/office/2019/extlst" xmlns:w16cex="http://schemas.microsoft.com/office/word/2018/wordml/cex" xmlns:w16="http://schemas.microsoft.com/office/word/2018/wordml" xmlns:w16du="http://schemas.microsoft.com/office/word/2023/wordml/word16du" xmlns:w16sdtdh="http://schemas.microsoft.com/office/word/2020/wordml/sdtdatahash" xmlns:w16sdtfl="http://schemas.microsoft.com/office/word/2024/wordml/sdtformatlock">
+          <mc:Fallback xmlns:w16sdtfl="http://schemas.microsoft.com/office/word/2024/wordml/sdtformatlock" xmlns:w16sdtdh="http://schemas.microsoft.com/office/word/2020/wordml/sdtdatahash" xmlns:w16du="http://schemas.microsoft.com/office/word/2023/wordml/word16du" xmlns:w16="http://schemas.microsoft.com/office/word/2018/wordml" xmlns:w16cex="http://schemas.microsoft.com/office/word/2018/wordml/cex" xmlns:oel="http://schemas.microsoft.com/office/2019/extlst">
             <w:pict>
               <v:line w14:anchorId="79000A9E" id="Conector recto 11" o:spid="_x0000_s1026" style="position:absolute;flip:y;z-index:251662336;visibility:visible;mso-wrap-style:square;mso-width-percent:0;mso-height-percent:0;mso-wrap-distance-left:9pt;mso-wrap-distance-top:0;mso-wrap-distance-right:9pt;mso-wrap-distance-bottom:0;mso-position-horizontal:absolute;mso-position-horizontal-relative:text;mso-position-vertical:absolute;mso-position-vertical-relative:text;mso-width-percent:0;mso-height-percent:0;mso-width-relative:page;mso-height-relative:page" from="0,9.45pt" to="495pt,9.45pt" o:gfxdata="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" o:allowincell="f" strokeweight="4.5pt">
                 <v:stroke linestyle="thickThin"/>
@@ -444,7 +444,7 @@
               </wp:anchor>
             </w:drawing>
           </mc:Choice>
-          <mc:Fallback xmlns:oel="http://schemas.microsoft.com/office/2019/extlst" xmlns:w16cex="http://schemas.microsoft.com/office/word/2018/wordml/cex" xmlns:w16="http://schemas.microsoft.com/office/word/2018/wordml" xmlns:w16du="http://schemas.microsoft.com/office/word/2023/wordml/word16du" xmlns:w16sdtdh="http://schemas.microsoft.com/office/word/2020/wordml/sdtdatahash" xmlns:w16sdtfl="http://schemas.microsoft.com/office/word/2024/wordml/sdtformatlock">
+          <mc:Fallback xmlns:w16sdtfl="http://schemas.microsoft.com/office/word/2024/wordml/sdtformatlock" xmlns:w16sdtdh="http://schemas.microsoft.com/office/word/2020/wordml/sdtdatahash" xmlns:w16du="http://schemas.microsoft.com/office/word/2023/wordml/word16du" xmlns:w16="http://schemas.microsoft.com/office/word/2018/wordml" xmlns:w16cex="http://schemas.microsoft.com/office/word/2018/wordml/cex" xmlns:oel="http://schemas.microsoft.com/office/2019/extlst">
             <w:pict>
               <v:shapetype w14:anchorId="23E962EA" id="_x0000_t66" coordsize="21600,21600" o:spt="66" adj="5400,5400" path="m@0,l@0@1,21600@1,21600@2@0@2@0,21600,,10800xe">
                 <v:stroke joinstyle="miter"/>
@@ -542,7 +542,7 @@
               </wp:anchor>
             </w:drawing>
           </mc:Choice>
-          <mc:Fallback xmlns:oel="http://schemas.microsoft.com/office/2019/extlst" xmlns:w16cex="http://schemas.microsoft.com/office/word/2018/wordml/cex" xmlns:w16="http://schemas.microsoft.com/office/word/2018/wordml" xmlns:w16du="http://schemas.microsoft.com/office/word/2023/wordml/word16du" xmlns:w16sdtdh="http://schemas.microsoft.com/office/word/2020/wordml/sdtdatahash" xmlns:w16sdtfl="http://schemas.microsoft.com/office/word/2024/wordml/sdtformatlock">
+          <mc:Fallback xmlns:w16sdtfl="http://schemas.microsoft.com/office/word/2024/wordml/sdtformatlock" xmlns:w16sdtdh="http://schemas.microsoft.com/office/word/2020/wordml/sdtdatahash" xmlns:w16du="http://schemas.microsoft.com/office/word/2023/wordml/word16du" xmlns:w16="http://schemas.microsoft.com/office/word/2018/wordml" xmlns:w16cex="http://schemas.microsoft.com/office/word/2018/wordml/cex" xmlns:oel="http://schemas.microsoft.com/office/2019/extlst">
             <w:pict>
               <v:shapetype w14:anchorId="001D26AC" id="_x0000_t13" coordsize="21600,21600" o:spt="13" adj="16200,5400" path="m@0,l@0@1,0@1,0@2@0@2@0,21600,21600,10800xe">
                 <v:stroke joinstyle="miter"/>
@@ -22470,6 +22470,132 @@
         </w:tabs>
         <w:spacing w:line="360" w:lineRule="auto"/>
         <w:rPr>
+          <w:b w:val="0"/>
+          <w:bCs w:val="0"/>
+          <w:sz w:val="22"/>
+          <w:lang w:val="es-MX"/>
+        </w:rPr>
+      </w:pPr>
+    </w:p>
+    <w:p>
+      <w:pPr>
+        <w:tabs>
+          <w:tab w:val="left" w:leader="underscore" w:pos="9700"/>
+        </w:tabs>
+        <w:spacing w:line="360" w:lineRule="auto"/>
+        <w:rPr>
+          <w:b w:val="0"/>
+          <w:bCs w:val="0"/>
+          <w:sz w:val="22"/>
+          <w:lang w:val="es-MX"/>
+        </w:rPr>
+      </w:pPr>
+    </w:p>
+    <w:p>
+      <w:pPr>
+        <w:tabs>
+          <w:tab w:val="left" w:leader="underscore" w:pos="9700"/>
+        </w:tabs>
+        <w:spacing w:line="360" w:lineRule="auto"/>
+        <w:rPr>
+          <w:b w:val="0"/>
+          <w:bCs w:val="0"/>
+          <w:sz w:val="22"/>
+          <w:lang w:val="es-MX"/>
+        </w:rPr>
+      </w:pPr>
+    </w:p>
+    <w:p>
+      <w:pPr>
+        <w:tabs>
+          <w:tab w:val="left" w:leader="underscore" w:pos="9700"/>
+        </w:tabs>
+        <w:spacing w:line="360" w:lineRule="auto"/>
+        <w:rPr>
+          <w:b w:val="0"/>
+          <w:bCs w:val="0"/>
+          <w:sz w:val="22"/>
+          <w:lang w:val="es-MX"/>
+        </w:rPr>
+      </w:pPr>
+    </w:p>
+    <w:p>
+      <w:pPr>
+        <w:tabs>
+          <w:tab w:val="left" w:leader="underscore" w:pos="9700"/>
+        </w:tabs>
+        <w:spacing w:line="360" w:lineRule="auto"/>
+        <w:rPr>
+          <w:b w:val="0"/>
+          <w:bCs w:val="0"/>
+          <w:sz w:val="22"/>
+          <w:lang w:val="es-MX"/>
+        </w:rPr>
+      </w:pPr>
+    </w:p>
+    <w:p>
+      <w:pPr>
+        <w:tabs>
+          <w:tab w:val="left" w:leader="underscore" w:pos="9700"/>
+        </w:tabs>
+        <w:spacing w:line="360" w:lineRule="auto"/>
+        <w:rPr>
+          <w:b w:val="0"/>
+          <w:bCs w:val="0"/>
+          <w:sz w:val="22"/>
+          <w:lang w:val="es-MX"/>
+        </w:rPr>
+      </w:pPr>
+    </w:p>
+    <w:p>
+      <w:pPr>
+        <w:tabs>
+          <w:tab w:val="left" w:leader="underscore" w:pos="9700"/>
+        </w:tabs>
+        <w:spacing w:line="360" w:lineRule="auto"/>
+        <w:rPr>
+          <w:b w:val="0"/>
+          <w:bCs w:val="0"/>
+          <w:sz w:val="22"/>
+          <w:lang w:val="es-MX"/>
+        </w:rPr>
+      </w:pPr>
+    </w:p>
+    <w:p>
+      <w:pPr>
+        <w:tabs>
+          <w:tab w:val="left" w:leader="underscore" w:pos="9700"/>
+        </w:tabs>
+        <w:spacing w:line="360" w:lineRule="auto"/>
+        <w:rPr>
+          <w:b w:val="0"/>
+          <w:bCs w:val="0"/>
+          <w:sz w:val="22"/>
+          <w:lang w:val="es-MX"/>
+        </w:rPr>
+      </w:pPr>
+    </w:p>
+    <w:p>
+      <w:pPr>
+        <w:tabs>
+          <w:tab w:val="left" w:leader="underscore" w:pos="9700"/>
+        </w:tabs>
+        <w:spacing w:line="360" w:lineRule="auto"/>
+        <w:rPr>
+          <w:b w:val="0"/>
+          <w:bCs w:val="0"/>
+          <w:sz w:val="22"/>
+          <w:lang w:val="es-MX"/>
+        </w:rPr>
+      </w:pPr>
+    </w:p>
+    <w:p>
+      <w:pPr>
+        <w:tabs>
+          <w:tab w:val="left" w:leader="underscore" w:pos="9700"/>
+        </w:tabs>
+        <w:spacing w:line="360" w:lineRule="auto"/>
+        <w:rPr>
           <w:bCs w:val="0"/>
           <w:sz w:val="22"/>
           <w:lang w:val="es-MX"/>
@@ -22555,6 +22681,15 @@
           <w:lang w:val="es-MX"/>
         </w:rPr>
       </w:pPr>
+      <w:r>
+        <w:rPr>
+          <w:b w:val="0"/>
+          <w:bCs w:val="0"/>
+          <w:sz w:val="22"/>
+          <w:lang w:val="es-MX"/>
+        </w:rPr>
+        <w:t>Asimismo, se promovió la limpieza y el orden en el área de trabajo para reducir riesgos de accidentes, junto con la adecuada disposición de residuos según el Sistema de Gestión Ambiental (SGA). Se mantuvo la zona con buena ventilación y se recomendó el uso de posturas ergonómicas durante las labores.</w:t>
+      </w:r>
     </w:p>
     <w:p>
       <w:pPr>
@@ -22590,7 +22725,7 @@
           <w:sz w:val="22"/>
           <w:lang w:val="es-MX"/>
         </w:rPr>
-        <w:t>Asimismo, se promovió la limpieza y el orden en el área de trabajo para reducir riesgos de accidentes, junto con la adecuada disposición de residuos según el Sistema de Gestión Ambiental (SGA). Se mantuvo la zona con buena ventilación y se recomendó el uso de posturas ergonómicas durante las labores.</w:t>
+        <w:t>Finalmente, se resaltó la importancia de la cultura preventiva, fomentando pausas activas, hidratación constante y comunicación efectiva entre los miembros del equipo para garantizar un ambiente laboral seguro y saludable.</w:t>
       </w:r>
     </w:p>
     <w:p>
@@ -22600,7 +22735,6 @@
         </w:tabs>
         <w:spacing w:line="360" w:lineRule="auto"/>
         <w:rPr>
-          <w:b w:val="0"/>
           <w:bCs w:val="0"/>
           <w:sz w:val="22"/>
           <w:lang w:val="es-MX"/>
@@ -22614,7 +22748,6 @@
         </w:tabs>
         <w:spacing w:line="360" w:lineRule="auto"/>
         <w:rPr>
-          <w:b w:val="0"/>
           <w:bCs w:val="0"/>
           <w:sz w:val="22"/>
           <w:lang w:val="es-MX"/>
@@ -22622,12 +22755,19 @@
       </w:pPr>
       <w:r>
         <w:rPr>
-          <w:b w:val="0"/>
           <w:bCs w:val="0"/>
           <w:sz w:val="22"/>
           <w:lang w:val="es-MX"/>
         </w:rPr>
-        <w:t>Finalmente, se resaltó la importancia de la cultura preventiva, fomentando pausas activas, hidratación constante y comunicación efectiva entre los miembros del equipo para garantizar un ambiente laboral seguro y saludable.</w:t>
+        <w:t>Resultados de la ejecución de la tarea/Recomendaciones</w:t>
+      </w:r>
+      <w:r>
+        <w:rPr>
+          <w:bCs w:val="0"/>
+          <w:sz w:val="22"/>
+          <w:lang w:val="es-MX"/>
+        </w:rPr>
+        <w:t xml:space="preserve"> (¿Se logró el objetivo que motivó la ejecución de la tarea? Qué recomendaciones sugiere para garantizar la operatividad del bien o servicio realizado</w:t>
       </w:r>
     </w:p>
     <w:p>
@@ -22637,9 +22777,9 @@
         </w:tabs>
         <w:spacing w:line="360" w:lineRule="auto"/>
         <w:rPr>
-          <w:bCs w:val="0"/>
-          <w:sz w:val="22"/>
-          <w:lang w:val="es-MX"/>
+          <w:b w:val="0"/>
+          <w:sz w:val="22"/>
+          <w:lang w:val="es-PE"/>
         </w:rPr>
       </w:pPr>
     </w:p>
@@ -22650,11 +22790,37 @@
         </w:tabs>
         <w:spacing w:line="360" w:lineRule="auto"/>
         <w:rPr>
-          <w:bCs w:val="0"/>
-          <w:sz w:val="22"/>
-          <w:lang w:val="es-MX"/>
-        </w:rPr>
-      </w:pPr>
+          <w:b w:val="0"/>
+          <w:sz w:val="22"/>
+          <w:lang w:val="es-PE"/>
+        </w:rPr>
+      </w:pPr>
+      <w:r>
+        <w:rPr>
+          <w:b w:val="0"/>
+          <w:sz w:val="22"/>
+          <w:lang w:val="es-PE"/>
+        </w:rPr>
+        <w:t xml:space="preserve">Sí, logré cumplir con el objetivo de la tarea, ya que pude elaborar de manera correcta el mapa conceptual sobre los principales conceptos de Big Data, organizando la información de forma clara y visual. Me sentí satisfecho con el resultado porque logré representar no solo la definición general, sino también las 5 </w:t>
+      </w:r>
+      <w:proofErr w:type="spellStart"/>
+      <w:r>
+        <w:rPr>
+          <w:b w:val="0"/>
+          <w:sz w:val="22"/>
+          <w:lang w:val="es-PE"/>
+        </w:rPr>
+        <w:t>V’s</w:t>
+      </w:r>
+      <w:proofErr w:type="spellEnd"/>
+      <w:r>
+        <w:rPr>
+          <w:b w:val="0"/>
+          <w:sz w:val="22"/>
+          <w:lang w:val="es-PE"/>
+        </w:rPr>
+        <w:t xml:space="preserve"> (Volumen, Velocidad, Variedad, Veracidad y Valor) y sus aplicaciones prácticas. Esto me permitió comprender mejor las relaciones entre los conceptos y reforzar mi aprendizaje.</w:t>
+      </w:r>
     </w:p>
     <w:p>
       <w:pPr>
@@ -22663,27 +22829,11 @@
         </w:tabs>
         <w:spacing w:line="360" w:lineRule="auto"/>
         <w:rPr>
-          <w:bCs w:val="0"/>
-          <w:sz w:val="22"/>
-          <w:lang w:val="es-MX"/>
-        </w:rPr>
-      </w:pPr>
-      <w:r>
-        <w:rPr>
-          <w:bCs w:val="0"/>
-          <w:sz w:val="22"/>
-          <w:lang w:val="es-MX"/>
-        </w:rPr>
-        <w:t>Resultados de la ejecución de la tarea/Recomendaciones</w:t>
-      </w:r>
-      <w:r>
-        <w:rPr>
-          <w:bCs w:val="0"/>
-          <w:sz w:val="22"/>
-          <w:lang w:val="es-MX"/>
-        </w:rPr>
-        <w:t xml:space="preserve"> (¿Se logró el objetivo que motivó la ejecución de la tarea? Qué recomendaciones sugiere para garantizar la operatividad del bien o servicio realizado</w:t>
-      </w:r>
+          <w:b w:val="0"/>
+          <w:sz w:val="22"/>
+          <w:lang w:val="es-PE"/>
+        </w:rPr>
+      </w:pPr>
     </w:p>
     <w:p>
       <w:pPr>
@@ -22693,83 +22843,22 @@
         <w:spacing w:line="360" w:lineRule="auto"/>
         <w:rPr>
           <w:b w:val="0"/>
+          <w:i/>
           <w:sz w:val="22"/>
           <w:lang w:val="es-PE"/>
         </w:rPr>
       </w:pPr>
-    </w:p>
-    <w:p>
-      <w:pPr>
-        <w:tabs>
-          <w:tab w:val="left" w:leader="underscore" w:pos="9700"/>
-        </w:tabs>
-        <w:spacing w:line="360" w:lineRule="auto"/>
-        <w:rPr>
-          <w:b w:val="0"/>
-          <w:sz w:val="22"/>
-          <w:lang w:val="es-PE"/>
-        </w:rPr>
-      </w:pPr>
       <w:r>
         <w:rPr>
           <w:b w:val="0"/>
-          <w:sz w:val="22"/>
-          <w:lang w:val="es-PE"/>
-        </w:rPr>
-        <w:t xml:space="preserve">Sí, logré cumplir con el objetivo de la tarea, ya que pude elaborar de manera correcta el mapa conceptual sobre los principales conceptos de Big Data, organizando la información de forma clara y visual. Me sentí satisfecho con el resultado porque logré representar no solo la definición general, sino también las 5 </w:t>
-      </w:r>
-      <w:proofErr w:type="spellStart"/>
-      <w:r>
-        <w:rPr>
-          <w:b w:val="0"/>
-          <w:sz w:val="22"/>
-          <w:lang w:val="es-PE"/>
-        </w:rPr>
-        <w:t>V’s</w:t>
-      </w:r>
-      <w:proofErr w:type="spellEnd"/>
-      <w:r>
-        <w:rPr>
-          <w:b w:val="0"/>
-          <w:sz w:val="22"/>
-          <w:lang w:val="es-PE"/>
-        </w:rPr>
-        <w:t xml:space="preserve"> (Volumen, Velocidad, Variedad, Veracidad y Valor) y sus aplicaciones prácticas. Esto me permitió comprender mejor las relaciones entre los conceptos y reforzar mi aprendizaje.</w:t>
-      </w:r>
-    </w:p>
-    <w:p>
-      <w:pPr>
-        <w:tabs>
-          <w:tab w:val="left" w:leader="underscore" w:pos="9700"/>
-        </w:tabs>
-        <w:spacing w:line="360" w:lineRule="auto"/>
-        <w:rPr>
-          <w:b w:val="0"/>
-          <w:sz w:val="22"/>
-          <w:lang w:val="es-PE"/>
-        </w:rPr>
-      </w:pPr>
-    </w:p>
-    <w:p>
-      <w:pPr>
-        <w:tabs>
-          <w:tab w:val="left" w:leader="underscore" w:pos="9700"/>
-        </w:tabs>
-        <w:spacing w:line="360" w:lineRule="auto"/>
-        <w:rPr>
-          <w:b w:val="0"/>
-          <w:sz w:val="22"/>
-          <w:lang w:val="es-PE"/>
-        </w:rPr>
-      </w:pPr>
-      <w:r>
-        <w:rPr>
-          <w:b w:val="0"/>
+          <w:i/>
           <w:sz w:val="22"/>
           <w:lang w:val="es-PE"/>
         </w:rPr>
         <w:t>Otras recomendaciones:</w:t>
       </w:r>
+      <w:bookmarkStart w:id="0" w:name="_GoBack"/>
+      <w:bookmarkEnd w:id="0"/>
     </w:p>
     <w:p>
       <w:pPr>
@@ -22928,68 +23017,6 @@
         </w:rPr>
         <w:t>Revisar constantemente la coherencia y la ortografía, garantizando que el esquema cumpla su función como herramienta de estudio.</w:t>
       </w:r>
-    </w:p>
-    <w:p>
-      <w:pPr>
-        <w:spacing w:line="360" w:lineRule="auto"/>
-        <w:ind w:right="-1135"/>
-        <w:rPr>
-          <w:sz w:val="22"/>
-          <w:lang w:val="es-MX"/>
-        </w:rPr>
-      </w:pPr>
-    </w:p>
-    <w:p>
-      <w:pPr>
-        <w:spacing w:line="360" w:lineRule="auto"/>
-        <w:ind w:right="-1135"/>
-        <w:rPr>
-          <w:sz w:val="22"/>
-          <w:lang w:val="es-MX"/>
-        </w:rPr>
-      </w:pPr>
-    </w:p>
-    <w:p>
-      <w:pPr>
-        <w:spacing w:line="360" w:lineRule="auto"/>
-        <w:ind w:right="-1135"/>
-        <w:rPr>
-          <w:sz w:val="22"/>
-          <w:lang w:val="es-MX"/>
-        </w:rPr>
-      </w:pPr>
-    </w:p>
-    <w:p>
-      <w:pPr>
-        <w:spacing w:line="360" w:lineRule="auto"/>
-        <w:ind w:right="-1135"/>
-        <w:rPr>
-          <w:sz w:val="22"/>
-          <w:lang w:val="es-MX"/>
-        </w:rPr>
-      </w:pPr>
-    </w:p>
-    <w:p>
-      <w:pPr>
-        <w:spacing w:line="360" w:lineRule="auto"/>
-        <w:ind w:right="-1135"/>
-        <w:rPr>
-          <w:sz w:val="22"/>
-          <w:lang w:val="es-MX"/>
-        </w:rPr>
-      </w:pPr>
-    </w:p>
-    <w:p>
-      <w:pPr>
-        <w:spacing w:line="360" w:lineRule="auto"/>
-        <w:ind w:right="-1135"/>
-        <w:rPr>
-          <w:sz w:val="22"/>
-          <w:lang w:val="es-MX"/>
-        </w:rPr>
-      </w:pPr>
-      <w:bookmarkStart w:id="0" w:name="_GoBack"/>
-      <w:bookmarkEnd w:id="0"/>
     </w:p>
     <w:tbl>
       <w:tblPr>
@@ -23220,7 +23247,7 @@
                     </wp:anchor>
                   </w:drawing>
                 </mc:Choice>
-                <mc:Fallback xmlns:oel="http://schemas.microsoft.com/office/2019/extlst" xmlns:w16cex="http://schemas.microsoft.com/office/word/2018/wordml/cex" xmlns:w16="http://schemas.microsoft.com/office/word/2018/wordml" xmlns:w16du="http://schemas.microsoft.com/office/word/2023/wordml/word16du" xmlns:w16sdtdh="http://schemas.microsoft.com/office/word/2020/wordml/sdtdatahash" xmlns:w16sdtfl="http://schemas.microsoft.com/office/word/2024/wordml/sdtformatlock">
+                <mc:Fallback xmlns:w16sdtfl="http://schemas.microsoft.com/office/word/2024/wordml/sdtformatlock" xmlns:w16sdtdh="http://schemas.microsoft.com/office/word/2020/wordml/sdtdatahash" xmlns:w16du="http://schemas.microsoft.com/office/word/2023/wordml/word16du" xmlns:w16="http://schemas.microsoft.com/office/word/2018/wordml" xmlns:w16cex="http://schemas.microsoft.com/office/word/2018/wordml/cex" xmlns:oel="http://schemas.microsoft.com/office/2019/extlst">
                   <w:pict>
                     <v:rect w14:anchorId="18B09586" id="Rectángulo 9" o:spid="_x0000_s1026" style="position:absolute;margin-left:456.15pt;margin-top:4.25pt;width:44.65pt;height:25.85pt;z-index:251674624;visibility:visible;mso-wrap-style:square;mso-wrap-distance-left:9pt;mso-wrap-distance-top:0;mso-wrap-distance-right:9pt;mso-wrap-distance-bottom:0;mso-position-horizontal:absolute;mso-position-horizontal-relative:text;mso-position-vertical:absolute;mso-position-vertical-relative:text;v-text-anchor:middle" o:gfxdata="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" filled="f" strokecolor="#09101d [484]" strokeweight="1pt"/>
                   </w:pict>
@@ -26317,31 +26344,12 @@
 </file>
 
 <file path=customXml/item1.xml><?xml version="1.0" encoding="utf-8"?>
-<p:properties xmlns:p="http://schemas.microsoft.com/office/2006/metadata/properties" xmlns:xsi="http://www.w3.org/2001/XMLSchema-instance" xmlns:pc="http://schemas.microsoft.com/office/infopath/2007/PartnerControls">
-  <documentManagement>
-    <TaxCatchAll xmlns="ee27a0f9-7ff9-4c05-b61a-f7053cc3ff56" xsi:nil="true"/>
-    <lcf76f155ced4ddcb4097134ff3c332f xmlns="8b0498ea-4bc6-4676-a87b-9cffe7f59fc7">
-      <Terms xmlns="http://schemas.microsoft.com/office/infopath/2007/PartnerControls"/>
-    </lcf76f155ced4ddcb4097134ff3c332f>
-    <Validado xmlns="8b0498ea-4bc6-4676-a87b-9cffe7f59fc7">false</Validado>
-    <Tarea3 xmlns="8b0498ea-4bc6-4676-a87b-9cffe7f59fc7" xsi:nil="true"/>
-    <NumTareas xmlns="8b0498ea-4bc6-4676-a87b-9cffe7f59fc7" xsi:nil="true"/>
-    <Maquetado xmlns="8b0498ea-4bc6-4676-a87b-9cffe7f59fc7">false</Maquetado>
-    <Validado_v2 xmlns="8b0498ea-4bc6-4676-a87b-9cffe7f59fc7" xsi:nil="true"/>
-    <FECHAYHORA xmlns="8b0498ea-4bc6-4676-a87b-9cffe7f59fc7" xsi:nil="true"/>
-    <Entregado xmlns="8b0498ea-4bc6-4676-a87b-9cffe7f59fc7">false</Entregado>
-    <Asignado xmlns="8b0498ea-4bc6-4676-a87b-9cffe7f59fc7">true</Asignado>
-    <Observado xmlns="8b0498ea-4bc6-4676-a87b-9cffe7f59fc7">false</Observado>
-    <Virtualizado xmlns="8b0498ea-4bc6-4676-a87b-9cffe7f59fc7">false</Virtualizado>
-    <SharedWithUsers xmlns="ee27a0f9-7ff9-4c05-b61a-f7053cc3ff56">
-      <UserInfo>
-        <DisplayName/>
-        <AccountId xsi:nil="true"/>
-        <AccountType/>
-      </UserInfo>
-    </SharedWithUsers>
-  </documentManagement>
-</p:properties>
+<?mso-contentType ?>
+<FormTemplates xmlns="http://schemas.microsoft.com/sharepoint/v3/contenttype/forms">
+  <Display>DocumentLibraryForm</Display>
+  <Edit>DocumentLibraryForm</Edit>
+  <New>DocumentLibraryForm</New>
+</FormTemplates>
 </file>
 
 <file path=customXml/item2.xml><?xml version="1.0" encoding="utf-8"?>
@@ -26669,12 +26677,31 @@
 </file>
 
 <file path=customXml/item3.xml><?xml version="1.0" encoding="utf-8"?>
-<?mso-contentType ?>
-<FormTemplates xmlns="http://schemas.microsoft.com/sharepoint/v3/contenttype/forms">
-  <Display>DocumentLibraryForm</Display>
-  <Edit>DocumentLibraryForm</Edit>
-  <New>DocumentLibraryForm</New>
-</FormTemplates>
+<p:properties xmlns:p="http://schemas.microsoft.com/office/2006/metadata/properties" xmlns:xsi="http://www.w3.org/2001/XMLSchema-instance" xmlns:pc="http://schemas.microsoft.com/office/infopath/2007/PartnerControls">
+  <documentManagement>
+    <TaxCatchAll xmlns="ee27a0f9-7ff9-4c05-b61a-f7053cc3ff56" xsi:nil="true"/>
+    <lcf76f155ced4ddcb4097134ff3c332f xmlns="8b0498ea-4bc6-4676-a87b-9cffe7f59fc7">
+      <Terms xmlns="http://schemas.microsoft.com/office/infopath/2007/PartnerControls"/>
+    </lcf76f155ced4ddcb4097134ff3c332f>
+    <Validado xmlns="8b0498ea-4bc6-4676-a87b-9cffe7f59fc7">false</Validado>
+    <Tarea3 xmlns="8b0498ea-4bc6-4676-a87b-9cffe7f59fc7" xsi:nil="true"/>
+    <NumTareas xmlns="8b0498ea-4bc6-4676-a87b-9cffe7f59fc7" xsi:nil="true"/>
+    <Maquetado xmlns="8b0498ea-4bc6-4676-a87b-9cffe7f59fc7">false</Maquetado>
+    <Validado_v2 xmlns="8b0498ea-4bc6-4676-a87b-9cffe7f59fc7" xsi:nil="true"/>
+    <FECHAYHORA xmlns="8b0498ea-4bc6-4676-a87b-9cffe7f59fc7" xsi:nil="true"/>
+    <Entregado xmlns="8b0498ea-4bc6-4676-a87b-9cffe7f59fc7">false</Entregado>
+    <Asignado xmlns="8b0498ea-4bc6-4676-a87b-9cffe7f59fc7">true</Asignado>
+    <Observado xmlns="8b0498ea-4bc6-4676-a87b-9cffe7f59fc7">false</Observado>
+    <Virtualizado xmlns="8b0498ea-4bc6-4676-a87b-9cffe7f59fc7">false</Virtualizado>
+    <SharedWithUsers xmlns="ee27a0f9-7ff9-4c05-b61a-f7053cc3ff56">
+      <UserInfo>
+        <DisplayName/>
+        <AccountId xsi:nil="true"/>
+        <AccountType/>
+      </UserInfo>
+    </SharedWithUsers>
+  </documentManagement>
+</p:properties>
 </file>
 
 <file path=customXml/item4.xml><?xml version="1.0" encoding="utf-8"?>
@@ -26682,12 +26709,9 @@
 </file>
 
 <file path=customXml/itemProps1.xml><?xml version="1.0" encoding="utf-8"?>
-<ds:datastoreItem xmlns:ds="http://schemas.openxmlformats.org/officeDocument/2006/customXml" ds:itemID="{8B365F48-C2B5-4E3D-BA44-D9D74DBA7350}">
+<ds:datastoreItem xmlns:ds="http://schemas.openxmlformats.org/officeDocument/2006/customXml" ds:itemID="{21DA1112-85AB-4ED2-BDE2-25A2490B57E1}">
   <ds:schemaRefs>
-    <ds:schemaRef ds:uri="http://schemas.microsoft.com/office/2006/metadata/properties"/>
-    <ds:schemaRef ds:uri="http://schemas.microsoft.com/office/infopath/2007/PartnerControls"/>
-    <ds:schemaRef ds:uri="ee27a0f9-7ff9-4c05-b61a-f7053cc3ff56"/>
-    <ds:schemaRef ds:uri="8b0498ea-4bc6-4676-a87b-9cffe7f59fc7"/>
+    <ds:schemaRef ds:uri="http://schemas.microsoft.com/sharepoint/v3/contenttype/forms"/>
   </ds:schemaRefs>
 </ds:datastoreItem>
 </file>
@@ -26712,15 +26736,18 @@
 </file>
 
 <file path=customXml/itemProps3.xml><?xml version="1.0" encoding="utf-8"?>
-<ds:datastoreItem xmlns:ds="http://schemas.openxmlformats.org/officeDocument/2006/customXml" ds:itemID="{21DA1112-85AB-4ED2-BDE2-25A2490B57E1}">
+<ds:datastoreItem xmlns:ds="http://schemas.openxmlformats.org/officeDocument/2006/customXml" ds:itemID="{8B365F48-C2B5-4E3D-BA44-D9D74DBA7350}">
   <ds:schemaRefs>
-    <ds:schemaRef ds:uri="http://schemas.microsoft.com/sharepoint/v3/contenttype/forms"/>
+    <ds:schemaRef ds:uri="http://schemas.microsoft.com/office/2006/metadata/properties"/>
+    <ds:schemaRef ds:uri="http://schemas.microsoft.com/office/infopath/2007/PartnerControls"/>
+    <ds:schemaRef ds:uri="ee27a0f9-7ff9-4c05-b61a-f7053cc3ff56"/>
+    <ds:schemaRef ds:uri="8b0498ea-4bc6-4676-a87b-9cffe7f59fc7"/>
   </ds:schemaRefs>
 </ds:datastoreItem>
 </file>
 
 <file path=customXml/itemProps4.xml><?xml version="1.0" encoding="utf-8"?>
-<ds:datastoreItem xmlns:ds="http://schemas.openxmlformats.org/officeDocument/2006/customXml" ds:itemID="{6F49073C-3855-4E57-9CBA-5F69B75A20BC}">
+<ds:datastoreItem xmlns:ds="http://schemas.openxmlformats.org/officeDocument/2006/customXml" ds:itemID="{A5FD34C0-C740-482C-9ABE-2E19A5D31DBE}">
   <ds:schemaRefs>
     <ds:schemaRef ds:uri="http://schemas.openxmlformats.org/officeDocument/2006/bibliography"/>
   </ds:schemaRefs>
